--- a/Doc del proyecto.docx
+++ b/Doc del proyecto.docx
@@ -1,6 +1,6 @@
 
 <file path=word/document.xml><?xml version="1.0" encoding="utf-8"?>
-<w:document xmlns:wpc="http://schemas.microsoft.com/office/word/2010/wordprocessingCanvas" xmlns:cx="http://schemas.microsoft.com/office/drawing/2014/chartex" xmlns:cx1="http://schemas.microsoft.com/office/drawing/2015/9/8/chartex" xmlns:mc="http://schemas.openxmlformats.org/markup-compatibility/2006" xmlns:o="urn:schemas-microsoft-com:office:office" xmlns:r="http://schemas.openxmlformats.org/officeDocument/2006/relationships" xmlns:m="http://schemas.openxmlformats.org/officeDocument/2006/math" xmlns:v="urn:schemas-microsoft-com:vml" xmlns:wp14="http://schemas.microsoft.com/office/word/2010/wordprocessingDrawing" xmlns:wp="http://schemas.openxmlformats.org/drawingml/2006/wordprocessingDrawing" xmlns:w10="urn:schemas-microsoft-com:office:word" xmlns:w="http://schemas.openxmlformats.org/wordprocessingml/2006/main" xmlns:w14="http://schemas.microsoft.com/office/word/2010/wordml" xmlns:w15="http://schemas.microsoft.com/office/word/2012/wordml" xmlns:w16se="http://schemas.microsoft.com/office/word/2015/wordml/symex" xmlns:wpg="http://schemas.microsoft.com/office/word/2010/wordprocessingGroup" xmlns:wpi="http://schemas.microsoft.com/office/word/2010/wordprocessingInk" xmlns:wne="http://schemas.microsoft.com/office/word/2006/wordml" xmlns:wps="http://schemas.microsoft.com/office/word/2010/wordprocessingShape" mc:Ignorable="w14 w15 w16se wp14">
+<w:document xmlns:wpc="http://schemas.microsoft.com/office/word/2010/wordprocessingCanvas" xmlns:cx="http://schemas.microsoft.com/office/drawing/2014/chartex" xmlns:cx1="http://schemas.microsoft.com/office/drawing/2015/9/8/chartex" xmlns:cx2="http://schemas.microsoft.com/office/drawing/2015/10/21/chartex" xmlns:cx3="http://schemas.microsoft.com/office/drawing/2016/5/9/chartex" xmlns:cx4="http://schemas.microsoft.com/office/drawing/2016/5/10/chartex" xmlns:cx5="http://schemas.microsoft.com/office/drawing/2016/5/11/chartex" xmlns:cx6="http://schemas.microsoft.com/office/drawing/2016/5/12/chartex" xmlns:cx7="http://schemas.microsoft.com/office/drawing/2016/5/13/chartex" xmlns:cx8="http://schemas.microsoft.com/office/drawing/2016/5/14/chartex" xmlns:mc="http://schemas.openxmlformats.org/markup-compatibility/2006" xmlns:aink="http://schemas.microsoft.com/office/drawing/2016/ink" xmlns:am3d="http://schemas.microsoft.com/office/drawing/2017/model3d" xmlns:o="urn:schemas-microsoft-com:office:office" xmlns:oel="http://schemas.microsoft.com/office/2019/extlst" xmlns:r="http://schemas.openxmlformats.org/officeDocument/2006/relationships" xmlns:m="http://schemas.openxmlformats.org/officeDocument/2006/math" xmlns:v="urn:schemas-microsoft-com:vml" xmlns:wp14="http://schemas.microsoft.com/office/word/2010/wordprocessingDrawing" xmlns:wp="http://schemas.openxmlformats.org/drawingml/2006/wordprocessingDrawing" xmlns:w10="urn:schemas-microsoft-com:office:word" xmlns:w="http://schemas.openxmlformats.org/wordprocessingml/2006/main" xmlns:w14="http://schemas.microsoft.com/office/word/2010/wordml" xmlns:w15="http://schemas.microsoft.com/office/word/2012/wordml" xmlns:w16cex="http://schemas.microsoft.com/office/word/2018/wordml/cex" xmlns:w16cid="http://schemas.microsoft.com/office/word/2016/wordml/cid" xmlns:w16="http://schemas.microsoft.com/office/word/2018/wordml" xmlns:w16du="http://schemas.microsoft.com/office/word/2023/wordml/word16du" xmlns:w16sdtdh="http://schemas.microsoft.com/office/word/2020/wordml/sdtdatahash" xmlns:w16se="http://schemas.microsoft.com/office/word/2015/wordml/symex" xmlns:wpg="http://schemas.microsoft.com/office/word/2010/wordprocessingGroup" xmlns:wpi="http://schemas.microsoft.com/office/word/2010/wordprocessingInk" xmlns:wne="http://schemas.microsoft.com/office/word/2006/wordml" xmlns:wps="http://schemas.microsoft.com/office/word/2010/wordprocessingShape" mc:Ignorable="w14 w15 w16se w16cid w16 w16cex w16sdtdh w16du wp14">
   <w:body>
     <w:p>
       <w:pPr>
@@ -248,15 +248,15 @@
               <w:jc w:val="center"/>
               <w:rPr>
                 <w:rFonts w:ascii="Aptos" w:hAnsi="Aptos" w:cs="Arial"/>
-                <w:sz w:val="18"/>
-                <w:szCs w:val="18"/>
-              </w:rPr>
-            </w:pPr>
-            <w:r>
-              <w:rPr>
-                <w:rFonts w:ascii="Aptos" w:hAnsi="Aptos" w:cs="Arial"/>
-                <w:sz w:val="18"/>
-                <w:szCs w:val="18"/>
+                <w:sz w:val="20"/>
+                <w:szCs w:val="20"/>
+              </w:rPr>
+            </w:pPr>
+            <w:r>
+              <w:rPr>
+                <w:rFonts w:ascii="Aptos" w:hAnsi="Aptos" w:cs="Arial"/>
+                <w:sz w:val="20"/>
+                <w:szCs w:val="20"/>
               </w:rPr>
               <w:t>1.0</w:t>
             </w:r>
@@ -265,21 +265,22 @@
         <w:tc>
           <w:tcPr>
             <w:tcW w:w="2144" w:type="dxa"/>
-          </w:tcPr>
-          <w:p>
-            <w:pPr>
-              <w:rPr>
-                <w:rFonts w:ascii="Aptos" w:hAnsi="Aptos" w:cs="Arial"/>
-                <w:sz w:val="18"/>
-                <w:szCs w:val="18"/>
+            <w:vAlign w:val="center"/>
+          </w:tcPr>
+          <w:p>
+            <w:pPr>
+              <w:rPr>
+                <w:rFonts w:ascii="Aptos" w:hAnsi="Aptos" w:cs="Arial"/>
+                <w:sz w:val="20"/>
+                <w:szCs w:val="20"/>
               </w:rPr>
             </w:pPr>
             <w:proofErr w:type="spellStart"/>
             <w:r>
               <w:rPr>
                 <w:rFonts w:ascii="Aptos" w:hAnsi="Aptos" w:cs="Arial"/>
-                <w:sz w:val="18"/>
-                <w:szCs w:val="18"/>
+                <w:sz w:val="20"/>
+                <w:szCs w:val="20"/>
               </w:rPr>
               <w:t>Angel</w:t>
             </w:r>
@@ -287,8 +288,8 @@
             <w:r>
               <w:rPr>
                 <w:rFonts w:ascii="Aptos" w:hAnsi="Aptos" w:cs="Arial"/>
-                <w:sz w:val="18"/>
-                <w:szCs w:val="18"/>
+                <w:sz w:val="20"/>
+                <w:szCs w:val="20"/>
               </w:rPr>
               <w:t xml:space="preserve"> Gonzales</w:t>
             </w:r>
@@ -297,20 +298,21 @@
         <w:tc>
           <w:tcPr>
             <w:tcW w:w="2372" w:type="dxa"/>
-          </w:tcPr>
-          <w:p>
-            <w:pPr>
-              <w:rPr>
-                <w:rFonts w:ascii="Aptos" w:hAnsi="Aptos" w:cs="Arial"/>
-                <w:sz w:val="18"/>
-                <w:szCs w:val="18"/>
-              </w:rPr>
-            </w:pPr>
-            <w:r>
-              <w:rPr>
-                <w:rFonts w:ascii="Aptos" w:hAnsi="Aptos" w:cs="Arial"/>
-                <w:sz w:val="18"/>
-                <w:szCs w:val="18"/>
+            <w:vAlign w:val="center"/>
+          </w:tcPr>
+          <w:p>
+            <w:pPr>
+              <w:rPr>
+                <w:rFonts w:ascii="Aptos" w:hAnsi="Aptos" w:cs="Arial"/>
+                <w:sz w:val="20"/>
+                <w:szCs w:val="20"/>
+              </w:rPr>
+            </w:pPr>
+            <w:r>
+              <w:rPr>
+                <w:rFonts w:ascii="Aptos" w:hAnsi="Aptos" w:cs="Arial"/>
+                <w:sz w:val="20"/>
+                <w:szCs w:val="20"/>
               </w:rPr>
               <w:t xml:space="preserve"> </w:t>
             </w:r>
@@ -319,8 +321,8 @@
             <w:pPr>
               <w:rPr>
                 <w:rFonts w:ascii="Aptos" w:hAnsi="Aptos" w:cs="Arial"/>
-                <w:sz w:val="18"/>
-                <w:szCs w:val="18"/>
+                <w:sz w:val="20"/>
+                <w:szCs w:val="20"/>
               </w:rPr>
             </w:pPr>
           </w:p>
@@ -334,55 +336,55 @@
             <w:pPr>
               <w:rPr>
                 <w:rFonts w:ascii="Aptos" w:hAnsi="Aptos" w:cs="Arial"/>
-                <w:sz w:val="18"/>
-                <w:szCs w:val="18"/>
-              </w:rPr>
-            </w:pPr>
-            <w:r>
-              <w:rPr>
-                <w:rFonts w:ascii="Aptos" w:hAnsi="Aptos" w:cs="Arial"/>
-                <w:sz w:val="18"/>
-                <w:szCs w:val="18"/>
+                <w:sz w:val="20"/>
+                <w:szCs w:val="20"/>
+              </w:rPr>
+            </w:pPr>
+            <w:r>
+              <w:rPr>
+                <w:rFonts w:ascii="Aptos" w:hAnsi="Aptos" w:cs="Arial"/>
+                <w:sz w:val="20"/>
+                <w:szCs w:val="20"/>
               </w:rPr>
               <w:t>0</w:t>
             </w:r>
             <w:r>
               <w:rPr>
                 <w:rFonts w:ascii="Aptos" w:hAnsi="Aptos" w:cs="Arial"/>
-                <w:sz w:val="18"/>
-                <w:szCs w:val="18"/>
+                <w:sz w:val="20"/>
+                <w:szCs w:val="20"/>
               </w:rPr>
               <w:t>5</w:t>
             </w:r>
             <w:r>
               <w:rPr>
                 <w:rFonts w:ascii="Aptos" w:hAnsi="Aptos" w:cs="Arial"/>
-                <w:sz w:val="18"/>
-                <w:szCs w:val="18"/>
+                <w:sz w:val="20"/>
+                <w:szCs w:val="20"/>
               </w:rPr>
               <w:t>/0</w:t>
             </w:r>
             <w:r>
               <w:rPr>
                 <w:rFonts w:ascii="Aptos" w:hAnsi="Aptos" w:cs="Arial"/>
-                <w:sz w:val="18"/>
-                <w:szCs w:val="18"/>
+                <w:sz w:val="20"/>
+                <w:szCs w:val="20"/>
               </w:rPr>
               <w:t>4</w:t>
             </w:r>
             <w:r>
               <w:rPr>
                 <w:rFonts w:ascii="Aptos" w:hAnsi="Aptos" w:cs="Arial"/>
-                <w:sz w:val="18"/>
-                <w:szCs w:val="18"/>
+                <w:sz w:val="20"/>
+                <w:szCs w:val="20"/>
               </w:rPr>
               <w:t>/202</w:t>
             </w:r>
             <w:r>
               <w:rPr>
                 <w:rFonts w:ascii="Aptos" w:hAnsi="Aptos" w:cs="Arial"/>
-                <w:sz w:val="18"/>
-                <w:szCs w:val="18"/>
+                <w:sz w:val="20"/>
+                <w:szCs w:val="20"/>
               </w:rPr>
               <w:t>4</w:t>
             </w:r>
@@ -398,14 +400,15 @@
             <w:pPr>
               <w:rPr>
                 <w:rFonts w:ascii="Aptos" w:hAnsi="Aptos" w:cs="Arial"/>
-                <w:sz w:val="18"/>
-                <w:szCs w:val="18"/>
+                <w:sz w:val="20"/>
+                <w:szCs w:val="20"/>
               </w:rPr>
             </w:pPr>
             <w:r>
               <w:rPr>
                 <w:rFonts w:ascii="Aptos" w:hAnsi="Aptos" w:cs="Calibri Light"/>
                 <w:sz w:val="20"/>
+                <w:szCs w:val="20"/>
               </w:rPr>
               <w:t>Creación del documento</w:t>
             </w:r>
@@ -414,7 +417,7 @@
       </w:tr>
       <w:tr>
         <w:trPr>
-          <w:trHeight w:val="129"/>
+          <w:trHeight w:val="340"/>
         </w:trPr>
         <w:tc>
           <w:tcPr>
@@ -425,15 +428,15 @@
               <w:jc w:val="center"/>
               <w:rPr>
                 <w:rFonts w:ascii="Aptos" w:hAnsi="Aptos" w:cs="Arial"/>
-                <w:sz w:val="18"/>
-                <w:szCs w:val="18"/>
-              </w:rPr>
-            </w:pPr>
-            <w:r>
-              <w:rPr>
-                <w:rFonts w:ascii="Aptos" w:hAnsi="Aptos" w:cs="Arial"/>
-                <w:sz w:val="18"/>
-                <w:szCs w:val="18"/>
+                <w:sz w:val="20"/>
+                <w:szCs w:val="20"/>
+              </w:rPr>
+            </w:pPr>
+            <w:r>
+              <w:rPr>
+                <w:rFonts w:ascii="Aptos" w:hAnsi="Aptos" w:cs="Arial"/>
+                <w:sz w:val="20"/>
+                <w:szCs w:val="20"/>
               </w:rPr>
               <w:t>1.1</w:t>
             </w:r>
@@ -447,15 +450,15 @@
             <w:pPr>
               <w:rPr>
                 <w:rFonts w:ascii="Aptos" w:hAnsi="Aptos" w:cs="Arial"/>
-                <w:sz w:val="18"/>
-                <w:szCs w:val="18"/>
-              </w:rPr>
-            </w:pPr>
-            <w:r>
-              <w:rPr>
-                <w:rFonts w:ascii="Aptos" w:hAnsi="Aptos" w:cs="Arial"/>
-                <w:sz w:val="18"/>
-                <w:szCs w:val="18"/>
+                <w:sz w:val="20"/>
+                <w:szCs w:val="20"/>
+              </w:rPr>
+            </w:pPr>
+            <w:r>
+              <w:rPr>
+                <w:rFonts w:ascii="Aptos" w:hAnsi="Aptos" w:cs="Arial"/>
+                <w:sz w:val="20"/>
+                <w:szCs w:val="20"/>
               </w:rPr>
               <w:t>Francisco Salas</w:t>
             </w:r>
@@ -469,8 +472,8 @@
             <w:pPr>
               <w:rPr>
                 <w:rFonts w:ascii="Aptos" w:hAnsi="Aptos" w:cs="Arial"/>
-                <w:sz w:val="18"/>
-                <w:szCs w:val="18"/>
+                <w:sz w:val="20"/>
+                <w:szCs w:val="20"/>
               </w:rPr>
             </w:pPr>
           </w:p>
@@ -484,23 +487,23 @@
             <w:pPr>
               <w:rPr>
                 <w:rFonts w:ascii="Aptos" w:hAnsi="Aptos" w:cs="Arial"/>
-                <w:sz w:val="18"/>
-                <w:szCs w:val="18"/>
-              </w:rPr>
-            </w:pPr>
-            <w:r>
-              <w:rPr>
-                <w:rFonts w:ascii="Aptos" w:hAnsi="Aptos" w:cs="Arial"/>
-                <w:sz w:val="18"/>
-                <w:szCs w:val="18"/>
+                <w:sz w:val="20"/>
+                <w:szCs w:val="20"/>
+              </w:rPr>
+            </w:pPr>
+            <w:r>
+              <w:rPr>
+                <w:rFonts w:ascii="Aptos" w:hAnsi="Aptos" w:cs="Arial"/>
+                <w:sz w:val="20"/>
+                <w:szCs w:val="20"/>
               </w:rPr>
               <w:t>28/06</w:t>
             </w:r>
             <w:r>
               <w:rPr>
                 <w:rFonts w:ascii="Aptos" w:hAnsi="Aptos" w:cs="Arial"/>
-                <w:sz w:val="18"/>
-                <w:szCs w:val="18"/>
+                <w:sz w:val="20"/>
+                <w:szCs w:val="20"/>
               </w:rPr>
               <w:t>/2024</w:t>
             </w:r>
@@ -516,17 +519,138 @@
             <w:pPr>
               <w:rPr>
                 <w:rFonts w:ascii="Aptos" w:hAnsi="Aptos" w:cs="Arial"/>
-                <w:sz w:val="18"/>
-                <w:szCs w:val="18"/>
-              </w:rPr>
-            </w:pPr>
-            <w:r>
-              <w:rPr>
-                <w:rFonts w:ascii="Aptos" w:hAnsi="Aptos" w:cs="Arial"/>
-                <w:sz w:val="18"/>
-                <w:szCs w:val="18"/>
-              </w:rPr>
-              <w:t>Desarrollo de la app</w:t>
+                <w:sz w:val="20"/>
+                <w:szCs w:val="20"/>
+              </w:rPr>
+            </w:pPr>
+            <w:r>
+              <w:rPr>
+                <w:rFonts w:ascii="Aptos" w:hAnsi="Aptos" w:cs="Arial"/>
+                <w:sz w:val="20"/>
+                <w:szCs w:val="20"/>
+              </w:rPr>
+              <w:t xml:space="preserve">Desarrollo de la </w:t>
+            </w:r>
+            <w:proofErr w:type="gramStart"/>
+            <w:r>
+              <w:rPr>
+                <w:rFonts w:ascii="Aptos" w:hAnsi="Aptos" w:cs="Arial"/>
+                <w:sz w:val="20"/>
+                <w:szCs w:val="20"/>
+              </w:rPr>
+              <w:t>app</w:t>
+            </w:r>
+            <w:proofErr w:type="gramEnd"/>
+          </w:p>
+        </w:tc>
+      </w:tr>
+      <w:tr>
+        <w:trPr>
+          <w:trHeight w:val="340"/>
+        </w:trPr>
+        <w:tc>
+          <w:tcPr>
+            <w:tcW w:w="558" w:type="dxa"/>
+          </w:tcPr>
+          <w:p>
+            <w:pPr>
+              <w:jc w:val="center"/>
+              <w:rPr>
+                <w:rFonts w:ascii="Aptos" w:hAnsi="Aptos" w:cs="Arial"/>
+                <w:sz w:val="20"/>
+                <w:szCs w:val="20"/>
+              </w:rPr>
+            </w:pPr>
+            <w:r>
+              <w:rPr>
+                <w:rFonts w:ascii="Aptos" w:hAnsi="Aptos" w:cs="Arial"/>
+                <w:sz w:val="20"/>
+                <w:szCs w:val="20"/>
+              </w:rPr>
+              <w:t>1.2</w:t>
+            </w:r>
+          </w:p>
+        </w:tc>
+        <w:tc>
+          <w:tcPr>
+            <w:tcW w:w="2144" w:type="dxa"/>
+          </w:tcPr>
+          <w:p>
+            <w:pPr>
+              <w:rPr>
+                <w:rFonts w:ascii="Aptos" w:hAnsi="Aptos" w:cs="Arial"/>
+                <w:sz w:val="20"/>
+                <w:szCs w:val="20"/>
+              </w:rPr>
+            </w:pPr>
+            <w:r>
+              <w:rPr>
+                <w:rFonts w:ascii="Aptos" w:hAnsi="Aptos" w:cs="Arial"/>
+                <w:sz w:val="20"/>
+                <w:szCs w:val="20"/>
+              </w:rPr>
+              <w:t>Francisco Salas</w:t>
+            </w:r>
+          </w:p>
+        </w:tc>
+        <w:tc>
+          <w:tcPr>
+            <w:tcW w:w="2372" w:type="dxa"/>
+          </w:tcPr>
+          <w:p>
+            <w:pPr>
+              <w:rPr>
+                <w:rFonts w:ascii="Aptos" w:hAnsi="Aptos" w:cs="Arial"/>
+                <w:sz w:val="20"/>
+                <w:szCs w:val="20"/>
+              </w:rPr>
+            </w:pPr>
+          </w:p>
+        </w:tc>
+        <w:tc>
+          <w:tcPr>
+            <w:tcW w:w="1406" w:type="dxa"/>
+            <w:vAlign w:val="center"/>
+          </w:tcPr>
+          <w:p>
+            <w:pPr>
+              <w:rPr>
+                <w:rFonts w:ascii="Aptos" w:hAnsi="Aptos" w:cs="Arial"/>
+                <w:sz w:val="20"/>
+                <w:szCs w:val="20"/>
+              </w:rPr>
+            </w:pPr>
+            <w:r>
+              <w:rPr>
+                <w:rFonts w:ascii="Aptos" w:hAnsi="Aptos" w:cs="Arial"/>
+                <w:sz w:val="20"/>
+                <w:szCs w:val="20"/>
+              </w:rPr>
+              <w:t>09/07/2024</w:t>
+            </w:r>
+          </w:p>
+        </w:tc>
+        <w:tc>
+          <w:tcPr>
+            <w:tcW w:w="3335" w:type="dxa"/>
+            <w:shd w:val="clear" w:color="auto" w:fill="auto"/>
+            <w:vAlign w:val="center"/>
+          </w:tcPr>
+          <w:p>
+            <w:pPr>
+              <w:rPr>
+                <w:rFonts w:ascii="Aptos" w:hAnsi="Aptos" w:cs="Arial"/>
+                <w:sz w:val="20"/>
+                <w:szCs w:val="20"/>
+              </w:rPr>
+            </w:pPr>
+            <w:r>
+              <w:rPr>
+                <w:rFonts w:ascii="Aptos" w:hAnsi="Aptos" w:cs="Arial"/>
+                <w:sz w:val="20"/>
+                <w:szCs w:val="20"/>
+              </w:rPr>
+              <w:t>Finalización del desarrollo</w:t>
             </w:r>
           </w:p>
         </w:tc>
@@ -1927,8 +2051,6 @@
               </w:rPr>
               <w:t>QUE PERMITE TOMAR NOTAS</w:t>
             </w:r>
-            <w:bookmarkStart w:id="1" w:name="_GoBack"/>
-            <w:bookmarkEnd w:id="1"/>
           </w:p>
         </w:tc>
       </w:tr>
@@ -2127,7 +2249,7 @@
           <w:rFonts w:ascii="Aptos" w:hAnsi="Aptos"/>
         </w:rPr>
       </w:pPr>
-      <w:bookmarkStart w:id="2" w:name="_Toc142309147"/>
+      <w:bookmarkStart w:id="1" w:name="_Toc142309147"/>
       <w:r>
         <w:rPr>
           <w:rFonts w:ascii="Aptos" w:hAnsi="Aptos"/>
@@ -2140,7 +2262,7 @@
         </w:rPr>
         <w:t>l requerimiento y/o necesidad</w:t>
       </w:r>
-      <w:bookmarkEnd w:id="2"/>
+      <w:bookmarkEnd w:id="1"/>
     </w:p>
     <w:p>
       <w:pPr>
@@ -2153,7 +2275,7 @@
           <w:rFonts w:ascii="Aptos" w:hAnsi="Aptos"/>
         </w:rPr>
       </w:pPr>
-      <w:bookmarkStart w:id="3" w:name="_Toc142309148"/>
+      <w:bookmarkStart w:id="2" w:name="_Toc142309148"/>
       <w:r>
         <w:rPr>
           <w:rFonts w:ascii="Aptos" w:hAnsi="Aptos"/>
@@ -2166,7 +2288,7 @@
         </w:rPr>
         <w:t>NTECEDENTES</w:t>
       </w:r>
-      <w:bookmarkEnd w:id="3"/>
+      <w:bookmarkEnd w:id="2"/>
     </w:p>
     <w:p>
       <w:pPr>
@@ -2203,14 +2325,14 @@
           <w:rFonts w:ascii="Aptos" w:hAnsi="Aptos"/>
         </w:rPr>
       </w:pPr>
-      <w:bookmarkStart w:id="4" w:name="_Toc142309149"/>
+      <w:bookmarkStart w:id="3" w:name="_Toc142309149"/>
       <w:r>
         <w:rPr>
           <w:rFonts w:ascii="Aptos" w:hAnsi="Aptos"/>
         </w:rPr>
         <w:t>DESCRIPCION GENERAL</w:t>
       </w:r>
-      <w:bookmarkEnd w:id="4"/>
+      <w:bookmarkEnd w:id="3"/>
     </w:p>
     <w:p>
       <w:pPr>
@@ -2253,14 +2375,14 @@
           <w:rFonts w:ascii="Aptos" w:hAnsi="Aptos"/>
         </w:rPr>
       </w:pPr>
-      <w:bookmarkStart w:id="5" w:name="_Toc142309150"/>
+      <w:bookmarkStart w:id="4" w:name="_Toc142309150"/>
       <w:r>
         <w:rPr>
           <w:rFonts w:ascii="Aptos" w:hAnsi="Aptos"/>
         </w:rPr>
         <w:t>OBJETIVOS</w:t>
       </w:r>
-      <w:bookmarkEnd w:id="5"/>
+      <w:bookmarkEnd w:id="4"/>
     </w:p>
     <w:p>
       <w:pPr>
@@ -2282,7 +2404,7 @@
           <w:lang w:val="es-PE"/>
         </w:rPr>
       </w:pPr>
-      <w:bookmarkStart w:id="6" w:name="_Toc142309151"/>
+      <w:bookmarkStart w:id="5" w:name="_Toc142309151"/>
       <w:r>
         <w:rPr>
           <w:rFonts w:ascii="Aptos" w:hAnsi="Aptos"/>
@@ -2408,7 +2530,7 @@
         <w:lastRenderedPageBreak/>
         <w:t>ALCANCE</w:t>
       </w:r>
-      <w:bookmarkEnd w:id="6"/>
+      <w:bookmarkEnd w:id="5"/>
     </w:p>
     <w:p>
       <w:pPr>
@@ -2483,14 +2605,14 @@
         </w:rPr>
         <w:t xml:space="preserve"> </w:t>
       </w:r>
-      <w:bookmarkStart w:id="7" w:name="_Toc142309152"/>
+      <w:bookmarkStart w:id="6" w:name="_Toc142309152"/>
       <w:r>
         <w:rPr>
           <w:rFonts w:ascii="Aptos" w:hAnsi="Aptos"/>
         </w:rPr>
         <w:t>BENEFICIOS</w:t>
       </w:r>
-      <w:bookmarkEnd w:id="7"/>
+      <w:bookmarkEnd w:id="6"/>
     </w:p>
     <w:p>
       <w:pPr>
@@ -2539,14 +2661,14 @@
           <w:rFonts w:ascii="Aptos" w:hAnsi="Aptos"/>
         </w:rPr>
       </w:pPr>
-      <w:bookmarkStart w:id="8" w:name="_Toc142309153"/>
+      <w:bookmarkStart w:id="7" w:name="_Toc142309153"/>
       <w:r>
         <w:rPr>
           <w:rFonts w:ascii="Aptos" w:hAnsi="Aptos"/>
         </w:rPr>
         <w:t>USUARIOS</w:t>
       </w:r>
-      <w:bookmarkEnd w:id="8"/>
+      <w:bookmarkEnd w:id="7"/>
     </w:p>
     <w:p>
       <w:pPr>
@@ -2634,8 +2756,8 @@
           <w:rFonts w:ascii="Aptos" w:hAnsi="Aptos"/>
         </w:rPr>
       </w:pPr>
-      <w:bookmarkStart w:id="9" w:name="_Toc142309154"/>
-      <w:bookmarkStart w:id="10" w:name="_Toc245023401"/>
+      <w:bookmarkStart w:id="8" w:name="_Toc142309154"/>
+      <w:bookmarkStart w:id="9" w:name="_Toc245023401"/>
       <w:r>
         <w:rPr>
           <w:rFonts w:ascii="Aptos" w:hAnsi="Aptos"/>
@@ -2654,11 +2776,11 @@
         </w:rPr>
         <w:t xml:space="preserve"> impactados</w:t>
       </w:r>
-      <w:bookmarkEnd w:id="9"/>
+      <w:bookmarkEnd w:id="8"/>
     </w:p>
     <w:tbl>
       <w:tblPr>
-        <w:tblStyle w:val="Tabladecuadrcula4-nfasis6"/>
+        <w:tblStyle w:val="Tablaconcuadrcula4-nfasis6"/>
         <w:tblW w:w="5000" w:type="pct"/>
         <w:tblLayout w:type="fixed"/>
         <w:tblLook w:val="04A0" w:firstRow="1" w:lastRow="0" w:firstColumn="1" w:lastColumn="0" w:noHBand="0" w:noVBand="1"/>
@@ -2841,7 +2963,7 @@
           <w:rFonts w:ascii="Aptos" w:hAnsi="Aptos"/>
         </w:rPr>
       </w:pPr>
-      <w:bookmarkStart w:id="11" w:name="_Toc142309155"/>
+      <w:bookmarkStart w:id="10" w:name="_Toc142309155"/>
       <w:r>
         <w:rPr>
           <w:rFonts w:ascii="Aptos" w:hAnsi="Aptos"/>
@@ -2884,7 +3006,7 @@
         </w:rPr>
         <w:t>proyecto</w:t>
       </w:r>
-      <w:bookmarkEnd w:id="11"/>
+      <w:bookmarkEnd w:id="10"/>
     </w:p>
     <w:p>
       <w:pPr>
@@ -2906,83 +3028,84 @@
           <w:lang w:val="es-PE"/>
         </w:rPr>
       </w:pPr>
-      <w:bookmarkStart w:id="12" w:name="_Toc287607446"/>
-      <w:bookmarkStart w:id="13" w:name="_Toc287607550"/>
-      <w:bookmarkStart w:id="14" w:name="_Toc287607607"/>
-      <w:bookmarkStart w:id="15" w:name="_Toc287607623"/>
-      <w:bookmarkStart w:id="16" w:name="_Toc287607636"/>
-      <w:bookmarkStart w:id="17" w:name="_Toc287607655"/>
-      <w:bookmarkStart w:id="18" w:name="_Toc287608799"/>
-      <w:bookmarkStart w:id="19" w:name="_Toc287608880"/>
-      <w:bookmarkStart w:id="20" w:name="_Toc287608951"/>
-      <w:bookmarkStart w:id="21" w:name="_Toc287608993"/>
-      <w:bookmarkStart w:id="22" w:name="_Toc287609105"/>
-      <w:bookmarkStart w:id="23" w:name="_Toc287609175"/>
-      <w:bookmarkStart w:id="24" w:name="_Toc287609198"/>
-      <w:bookmarkStart w:id="25" w:name="_Toc287609676"/>
-      <w:bookmarkStart w:id="26" w:name="_Toc287610361"/>
-      <w:bookmarkStart w:id="27" w:name="_Toc287610520"/>
-      <w:bookmarkStart w:id="28" w:name="_Toc287610668"/>
-      <w:bookmarkStart w:id="29" w:name="_Toc287612337"/>
-      <w:bookmarkStart w:id="30" w:name="_Toc287612490"/>
-      <w:bookmarkStart w:id="31" w:name="_Toc287612891"/>
-      <w:bookmarkStart w:id="32" w:name="_Toc287613271"/>
-      <w:bookmarkStart w:id="33" w:name="_Toc287614110"/>
-      <w:bookmarkStart w:id="34" w:name="_Toc287614158"/>
-      <w:bookmarkStart w:id="35" w:name="_Toc287614429"/>
-      <w:bookmarkStart w:id="36" w:name="_Toc287614480"/>
-      <w:bookmarkStart w:id="37" w:name="_Toc287619256"/>
-      <w:bookmarkStart w:id="38" w:name="_Toc287619329"/>
-      <w:bookmarkStart w:id="39" w:name="_Toc287621140"/>
-      <w:bookmarkStart w:id="40" w:name="_Toc287621353"/>
-      <w:bookmarkStart w:id="41" w:name="_Toc287621763"/>
-      <w:bookmarkStart w:id="42" w:name="_Toc287621842"/>
-      <w:bookmarkStart w:id="43" w:name="_Toc287621922"/>
-      <w:bookmarkStart w:id="44" w:name="_Toc287622327"/>
-      <w:bookmarkStart w:id="45" w:name="_Toc287958751"/>
-      <w:bookmarkStart w:id="46" w:name="_Toc287959993"/>
-      <w:bookmarkStart w:id="47" w:name="_Toc287960078"/>
-      <w:bookmarkStart w:id="48" w:name="_Toc287968138"/>
-      <w:bookmarkStart w:id="49" w:name="_Toc287968353"/>
-      <w:bookmarkStart w:id="50" w:name="_Toc287974625"/>
-      <w:bookmarkStart w:id="51" w:name="_Toc287974707"/>
-      <w:bookmarkStart w:id="52" w:name="_Toc287974789"/>
-      <w:bookmarkStart w:id="53" w:name="_Toc287976045"/>
-      <w:bookmarkStart w:id="54" w:name="_Toc288096531"/>
-      <w:bookmarkStart w:id="55" w:name="_Toc288482904"/>
-      <w:bookmarkStart w:id="56" w:name="_Toc288484160"/>
-      <w:bookmarkStart w:id="57" w:name="_Toc288484710"/>
-      <w:bookmarkStart w:id="58" w:name="_Toc292358412"/>
-      <w:bookmarkStart w:id="59" w:name="_Toc292365872"/>
-      <w:bookmarkStart w:id="60" w:name="_Toc299058525"/>
-      <w:bookmarkStart w:id="61" w:name="_Toc303773216"/>
-      <w:bookmarkStart w:id="62" w:name="_Toc303773217"/>
-      <w:bookmarkStart w:id="63" w:name="_Toc303773732"/>
-      <w:bookmarkStart w:id="64" w:name="_Toc303782965"/>
-      <w:bookmarkStart w:id="65" w:name="_Toc304458531"/>
-      <w:bookmarkStart w:id="66" w:name="_Toc308780422"/>
-      <w:bookmarkStart w:id="67" w:name="_Toc322535542"/>
-      <w:bookmarkStart w:id="68" w:name="_Toc322594162"/>
-      <w:bookmarkStart w:id="69" w:name="_Toc322594300"/>
-      <w:bookmarkStart w:id="70" w:name="_Toc322594344"/>
-      <w:bookmarkStart w:id="71" w:name="_Toc327871892"/>
-      <w:bookmarkStart w:id="72" w:name="_Toc328410925"/>
-      <w:bookmarkStart w:id="73" w:name="_Toc329014960"/>
-      <w:bookmarkStart w:id="74" w:name="_Toc329015840"/>
-      <w:bookmarkStart w:id="75" w:name="_Toc468896460"/>
-      <w:bookmarkStart w:id="76" w:name="_Toc492289999"/>
-      <w:bookmarkStart w:id="77" w:name="_Toc492290892"/>
-      <w:bookmarkStart w:id="78" w:name="_Toc492292385"/>
-      <w:bookmarkStart w:id="79" w:name="_Toc492294353"/>
-      <w:bookmarkStart w:id="80" w:name="_Toc6218781"/>
-      <w:bookmarkStart w:id="81" w:name="_Toc9934218"/>
-      <w:bookmarkStart w:id="82" w:name="_Toc14681016"/>
-      <w:bookmarkStart w:id="83" w:name="_Toc69725764"/>
-      <w:bookmarkStart w:id="84" w:name="_Toc96347294"/>
-      <w:bookmarkStart w:id="85" w:name="_Toc101258556"/>
-      <w:bookmarkStart w:id="86" w:name="_Toc142309156"/>
-      <w:bookmarkStart w:id="87" w:name="_Toc322591370"/>
-      <w:bookmarkEnd w:id="10"/>
+      <w:bookmarkStart w:id="11" w:name="_Toc287607446"/>
+      <w:bookmarkStart w:id="12" w:name="_Toc287607550"/>
+      <w:bookmarkStart w:id="13" w:name="_Toc287607607"/>
+      <w:bookmarkStart w:id="14" w:name="_Toc287607623"/>
+      <w:bookmarkStart w:id="15" w:name="_Toc287607636"/>
+      <w:bookmarkStart w:id="16" w:name="_Toc287607655"/>
+      <w:bookmarkStart w:id="17" w:name="_Toc287608799"/>
+      <w:bookmarkStart w:id="18" w:name="_Toc287608880"/>
+      <w:bookmarkStart w:id="19" w:name="_Toc287608951"/>
+      <w:bookmarkStart w:id="20" w:name="_Toc287608993"/>
+      <w:bookmarkStart w:id="21" w:name="_Toc287609105"/>
+      <w:bookmarkStart w:id="22" w:name="_Toc287609175"/>
+      <w:bookmarkStart w:id="23" w:name="_Toc287609198"/>
+      <w:bookmarkStart w:id="24" w:name="_Toc287609676"/>
+      <w:bookmarkStart w:id="25" w:name="_Toc287610361"/>
+      <w:bookmarkStart w:id="26" w:name="_Toc287610520"/>
+      <w:bookmarkStart w:id="27" w:name="_Toc287610668"/>
+      <w:bookmarkStart w:id="28" w:name="_Toc287612337"/>
+      <w:bookmarkStart w:id="29" w:name="_Toc287612490"/>
+      <w:bookmarkStart w:id="30" w:name="_Toc287612891"/>
+      <w:bookmarkStart w:id="31" w:name="_Toc287613271"/>
+      <w:bookmarkStart w:id="32" w:name="_Toc287614110"/>
+      <w:bookmarkStart w:id="33" w:name="_Toc287614158"/>
+      <w:bookmarkStart w:id="34" w:name="_Toc287614429"/>
+      <w:bookmarkStart w:id="35" w:name="_Toc287614480"/>
+      <w:bookmarkStart w:id="36" w:name="_Toc287619256"/>
+      <w:bookmarkStart w:id="37" w:name="_Toc287619329"/>
+      <w:bookmarkStart w:id="38" w:name="_Toc287621140"/>
+      <w:bookmarkStart w:id="39" w:name="_Toc287621353"/>
+      <w:bookmarkStart w:id="40" w:name="_Toc287621763"/>
+      <w:bookmarkStart w:id="41" w:name="_Toc287621842"/>
+      <w:bookmarkStart w:id="42" w:name="_Toc287621922"/>
+      <w:bookmarkStart w:id="43" w:name="_Toc287622327"/>
+      <w:bookmarkStart w:id="44" w:name="_Toc287958751"/>
+      <w:bookmarkStart w:id="45" w:name="_Toc287959993"/>
+      <w:bookmarkStart w:id="46" w:name="_Toc287960078"/>
+      <w:bookmarkStart w:id="47" w:name="_Toc287968138"/>
+      <w:bookmarkStart w:id="48" w:name="_Toc287968353"/>
+      <w:bookmarkStart w:id="49" w:name="_Toc287974625"/>
+      <w:bookmarkStart w:id="50" w:name="_Toc287974707"/>
+      <w:bookmarkStart w:id="51" w:name="_Toc287974789"/>
+      <w:bookmarkStart w:id="52" w:name="_Toc287976045"/>
+      <w:bookmarkStart w:id="53" w:name="_Toc288096531"/>
+      <w:bookmarkStart w:id="54" w:name="_Toc288482904"/>
+      <w:bookmarkStart w:id="55" w:name="_Toc288484160"/>
+      <w:bookmarkStart w:id="56" w:name="_Toc288484710"/>
+      <w:bookmarkStart w:id="57" w:name="_Toc292358412"/>
+      <w:bookmarkStart w:id="58" w:name="_Toc292365872"/>
+      <w:bookmarkStart w:id="59" w:name="_Toc299058525"/>
+      <w:bookmarkStart w:id="60" w:name="_Toc303773216"/>
+      <w:bookmarkStart w:id="61" w:name="_Toc303773217"/>
+      <w:bookmarkStart w:id="62" w:name="_Toc303773732"/>
+      <w:bookmarkStart w:id="63" w:name="_Toc303782965"/>
+      <w:bookmarkStart w:id="64" w:name="_Toc304458531"/>
+      <w:bookmarkStart w:id="65" w:name="_Toc308780422"/>
+      <w:bookmarkStart w:id="66" w:name="_Toc322535542"/>
+      <w:bookmarkStart w:id="67" w:name="_Toc322594162"/>
+      <w:bookmarkStart w:id="68" w:name="_Toc322594300"/>
+      <w:bookmarkStart w:id="69" w:name="_Toc322594344"/>
+      <w:bookmarkStart w:id="70" w:name="_Toc327871892"/>
+      <w:bookmarkStart w:id="71" w:name="_Toc328410925"/>
+      <w:bookmarkStart w:id="72" w:name="_Toc329014960"/>
+      <w:bookmarkStart w:id="73" w:name="_Toc329015840"/>
+      <w:bookmarkStart w:id="74" w:name="_Toc468896460"/>
+      <w:bookmarkStart w:id="75" w:name="_Toc492289999"/>
+      <w:bookmarkStart w:id="76" w:name="_Toc492290892"/>
+      <w:bookmarkStart w:id="77" w:name="_Toc492292385"/>
+      <w:bookmarkStart w:id="78" w:name="_Toc492294353"/>
+      <w:bookmarkStart w:id="79" w:name="_Toc6218781"/>
+      <w:bookmarkStart w:id="80" w:name="_Toc9934218"/>
+      <w:bookmarkStart w:id="81" w:name="_Toc14681016"/>
+      <w:bookmarkStart w:id="82" w:name="_Toc69725764"/>
+      <w:bookmarkStart w:id="83" w:name="_Toc96347294"/>
+      <w:bookmarkStart w:id="84" w:name="_Toc101258556"/>
+      <w:bookmarkStart w:id="85" w:name="_Toc142309156"/>
+      <w:bookmarkStart w:id="86" w:name="_Toc322591370"/>
+      <w:bookmarkEnd w:id="9"/>
+      <w:bookmarkEnd w:id="11"/>
       <w:bookmarkEnd w:id="12"/>
       <w:bookmarkEnd w:id="13"/>
       <w:bookmarkEnd w:id="14"/>
@@ -3057,7 +3180,6 @@
       <w:bookmarkEnd w:id="83"/>
       <w:bookmarkEnd w:id="84"/>
       <w:bookmarkEnd w:id="85"/>
-      <w:bookmarkEnd w:id="86"/>
     </w:p>
     <w:p>
       <w:pPr>
@@ -3079,10 +3201,10 @@
           <w:lang w:val="es-PE"/>
         </w:rPr>
       </w:pPr>
-      <w:bookmarkStart w:id="88" w:name="_Toc101258557"/>
-      <w:bookmarkStart w:id="89" w:name="_Toc142309157"/>
+      <w:bookmarkStart w:id="87" w:name="_Toc101258557"/>
+      <w:bookmarkStart w:id="88" w:name="_Toc142309157"/>
+      <w:bookmarkEnd w:id="87"/>
       <w:bookmarkEnd w:id="88"/>
-      <w:bookmarkEnd w:id="89"/>
     </w:p>
     <w:p>
       <w:pPr>
@@ -3095,7 +3217,7 @@
           <w:rFonts w:ascii="Aptos" w:hAnsi="Aptos"/>
         </w:rPr>
       </w:pPr>
-      <w:bookmarkStart w:id="90" w:name="_Toc142309158"/>
+      <w:bookmarkStart w:id="89" w:name="_Toc142309158"/>
       <w:r>
         <w:rPr>
           <w:rFonts w:ascii="Aptos" w:hAnsi="Aptos"/>
@@ -3126,8 +3248,8 @@
         </w:rPr>
         <w:t>)</w:t>
       </w:r>
-      <w:bookmarkEnd w:id="87"/>
-      <w:bookmarkEnd w:id="90"/>
+      <w:bookmarkEnd w:id="86"/>
+      <w:bookmarkEnd w:id="89"/>
     </w:p>
     <w:p>
       <w:pPr>
@@ -3167,7 +3289,7 @@
     </w:p>
     <w:tbl>
       <w:tblPr>
-        <w:tblStyle w:val="Tabladecuadrcula4-nfasis6"/>
+        <w:tblStyle w:val="Tablaconcuadrcula4-nfasis6"/>
         <w:tblW w:w="5500" w:type="pct"/>
         <w:tblInd w:w="-572" w:type="dxa"/>
         <w:tblLayout w:type="fixed"/>
@@ -3343,6 +3465,106 @@
               <w:t>Poder iniciar sesión solo con el nombre de usuario</w:t>
             </w:r>
           </w:p>
+          <w:p>
+            <w:pPr>
+              <w:cnfStyle w:val="000000000000" w:firstRow="0" w:lastRow="0" w:firstColumn="0" w:lastColumn="0" w:oddVBand="0" w:evenVBand="0" w:oddHBand="0" w:evenHBand="0" w:firstRowFirstColumn="0" w:firstRowLastColumn="0" w:lastRowFirstColumn="0" w:lastRowLastColumn="0"/>
+              <w:rPr>
+                <w:rFonts w:ascii="Aptos" w:hAnsi="Aptos" w:cstheme="minorHAnsi"/>
+                <w:b/>
+                <w:bCs/>
+              </w:rPr>
+            </w:pPr>
+          </w:p>
+          <w:p>
+            <w:pPr>
+              <w:cnfStyle w:val="000000000000" w:firstRow="0" w:lastRow="0" w:firstColumn="0" w:lastColumn="0" w:oddVBand="0" w:evenVBand="0" w:oddHBand="0" w:evenHBand="0" w:firstRowFirstColumn="0" w:firstRowLastColumn="0" w:lastRowFirstColumn="0" w:lastRowLastColumn="0"/>
+              <w:rPr>
+                <w:rFonts w:ascii="Aptos" w:hAnsi="Aptos" w:cstheme="minorHAnsi"/>
+                <w:b/>
+                <w:bCs/>
+              </w:rPr>
+            </w:pPr>
+          </w:p>
+          <w:p>
+            <w:pPr>
+              <w:cnfStyle w:val="000000000000" w:firstRow="0" w:lastRow="0" w:firstColumn="0" w:lastColumn="0" w:oddVBand="0" w:evenVBand="0" w:oddHBand="0" w:evenHBand="0" w:firstRowFirstColumn="0" w:firstRowLastColumn="0" w:lastRowFirstColumn="0" w:lastRowLastColumn="0"/>
+              <w:rPr>
+                <w:rFonts w:ascii="Aptos" w:hAnsi="Aptos" w:cstheme="minorHAnsi"/>
+                <w:b/>
+                <w:bCs/>
+              </w:rPr>
+            </w:pPr>
+          </w:p>
+          <w:p>
+            <w:pPr>
+              <w:cnfStyle w:val="000000000000" w:firstRow="0" w:lastRow="0" w:firstColumn="0" w:lastColumn="0" w:oddVBand="0" w:evenVBand="0" w:oddHBand="0" w:evenHBand="0" w:firstRowFirstColumn="0" w:firstRowLastColumn="0" w:lastRowFirstColumn="0" w:lastRowLastColumn="0"/>
+              <w:rPr>
+                <w:rFonts w:ascii="Aptos" w:hAnsi="Aptos" w:cstheme="minorHAnsi"/>
+                <w:b/>
+                <w:bCs/>
+              </w:rPr>
+            </w:pPr>
+          </w:p>
+          <w:p>
+            <w:pPr>
+              <w:cnfStyle w:val="000000000000" w:firstRow="0" w:lastRow="0" w:firstColumn="0" w:lastColumn="0" w:oddVBand="0" w:evenVBand="0" w:oddHBand="0" w:evenHBand="0" w:firstRowFirstColumn="0" w:firstRowLastColumn="0" w:lastRowFirstColumn="0" w:lastRowLastColumn="0"/>
+              <w:rPr>
+                <w:rFonts w:ascii="Aptos" w:hAnsi="Aptos" w:cstheme="minorHAnsi"/>
+                <w:b/>
+                <w:bCs/>
+              </w:rPr>
+            </w:pPr>
+          </w:p>
+          <w:p>
+            <w:pPr>
+              <w:cnfStyle w:val="000000000000" w:firstRow="0" w:lastRow="0" w:firstColumn="0" w:lastColumn="0" w:oddVBand="0" w:evenVBand="0" w:oddHBand="0" w:evenHBand="0" w:firstRowFirstColumn="0" w:firstRowLastColumn="0" w:lastRowFirstColumn="0" w:lastRowLastColumn="0"/>
+              <w:rPr>
+                <w:rFonts w:ascii="Aptos" w:hAnsi="Aptos" w:cstheme="minorHAnsi"/>
+                <w:b/>
+                <w:bCs/>
+              </w:rPr>
+            </w:pPr>
+          </w:p>
+          <w:p>
+            <w:pPr>
+              <w:cnfStyle w:val="000000000000" w:firstRow="0" w:lastRow="0" w:firstColumn="0" w:lastColumn="0" w:oddVBand="0" w:evenVBand="0" w:oddHBand="0" w:evenHBand="0" w:firstRowFirstColumn="0" w:firstRowLastColumn="0" w:lastRowFirstColumn="0" w:lastRowLastColumn="0"/>
+              <w:rPr>
+                <w:rFonts w:ascii="Aptos" w:hAnsi="Aptos" w:cstheme="minorHAnsi"/>
+                <w:b/>
+                <w:bCs/>
+              </w:rPr>
+            </w:pPr>
+          </w:p>
+          <w:p>
+            <w:pPr>
+              <w:cnfStyle w:val="000000000000" w:firstRow="0" w:lastRow="0" w:firstColumn="0" w:lastColumn="0" w:oddVBand="0" w:evenVBand="0" w:oddHBand="0" w:evenHBand="0" w:firstRowFirstColumn="0" w:firstRowLastColumn="0" w:lastRowFirstColumn="0" w:lastRowLastColumn="0"/>
+              <w:rPr>
+                <w:rFonts w:ascii="Aptos" w:hAnsi="Aptos" w:cstheme="minorHAnsi"/>
+                <w:b/>
+                <w:bCs/>
+              </w:rPr>
+            </w:pPr>
+          </w:p>
+          <w:p>
+            <w:pPr>
+              <w:cnfStyle w:val="000000000000" w:firstRow="0" w:lastRow="0" w:firstColumn="0" w:lastColumn="0" w:oddVBand="0" w:evenVBand="0" w:oddHBand="0" w:evenHBand="0" w:firstRowFirstColumn="0" w:firstRowLastColumn="0" w:lastRowFirstColumn="0" w:lastRowLastColumn="0"/>
+              <w:rPr>
+                <w:rFonts w:ascii="Aptos" w:hAnsi="Aptos" w:cstheme="minorHAnsi"/>
+                <w:b/>
+                <w:bCs/>
+              </w:rPr>
+            </w:pPr>
+          </w:p>
+          <w:p>
+            <w:pPr>
+              <w:cnfStyle w:val="000000000000" w:firstRow="0" w:lastRow="0" w:firstColumn="0" w:lastColumn="0" w:oddVBand="0" w:evenVBand="0" w:oddHBand="0" w:evenHBand="0" w:firstRowFirstColumn="0" w:firstRowLastColumn="0" w:lastRowFirstColumn="0" w:lastRowLastColumn="0"/>
+              <w:rPr>
+                <w:rFonts w:ascii="Aptos" w:hAnsi="Aptos" w:cstheme="minorHAnsi"/>
+                <w:b/>
+                <w:bCs/>
+              </w:rPr>
+            </w:pPr>
+          </w:p>
         </w:tc>
         <w:tc>
           <w:tcPr>
@@ -3359,6 +3581,82 @@
                 <w:lang w:val="es-AR"/>
               </w:rPr>
             </w:pPr>
+            <w:r>
+              <w:rPr>
+                <w:rFonts w:ascii="Aptos" w:hAnsi="Aptos" w:cstheme="minorHAnsi"/>
+                <w:lang w:val="es-AR"/>
+              </w:rPr>
+              <w:drawing>
+                <wp:inline distT="0" distB="0" distL="0" distR="0" wp14:anchorId="11CC389C" wp14:editId="62A481A6">
+                  <wp:extent cx="4543425" cy="2433955"/>
+                  <wp:effectExtent l="0" t="0" r="9525" b="4445"/>
+                  <wp:docPr id="1262140446" name="Imagen 1"/>
+                  <wp:cNvGraphicFramePr>
+                    <a:graphicFrameLocks xmlns:a="http://schemas.openxmlformats.org/drawingml/2006/main" noChangeAspect="1"/>
+                  </wp:cNvGraphicFramePr>
+                  <a:graphic xmlns:a="http://schemas.openxmlformats.org/drawingml/2006/main">
+                    <a:graphicData uri="http://schemas.openxmlformats.org/drawingml/2006/picture">
+                      <pic:pic xmlns:pic="http://schemas.openxmlformats.org/drawingml/2006/picture">
+                        <pic:nvPicPr>
+                          <pic:cNvPr id="1262140446" name=""/>
+                          <pic:cNvPicPr/>
+                        </pic:nvPicPr>
+                        <pic:blipFill>
+                          <a:blip r:embed="rId12"/>
+                          <a:stretch>
+                            <a:fillRect/>
+                          </a:stretch>
+                        </pic:blipFill>
+                        <pic:spPr>
+                          <a:xfrm>
+                            <a:off x="0" y="0"/>
+                            <a:ext cx="4543425" cy="2433955"/>
+                          </a:xfrm>
+                          <a:prstGeom prst="rect">
+                            <a:avLst/>
+                          </a:prstGeom>
+                        </pic:spPr>
+                      </pic:pic>
+                    </a:graphicData>
+                  </a:graphic>
+                </wp:inline>
+              </w:drawing>
+            </w:r>
+          </w:p>
+          <w:p>
+            <w:pPr>
+              <w:tabs>
+                <w:tab w:val="left" w:pos="4365"/>
+              </w:tabs>
+              <w:cnfStyle w:val="000000000000" w:firstRow="0" w:lastRow="0" w:firstColumn="0" w:lastColumn="0" w:oddVBand="0" w:evenVBand="0" w:oddHBand="0" w:evenHBand="0" w:firstRowFirstColumn="0" w:firstRowLastColumn="0" w:lastRowFirstColumn="0" w:lastRowLastColumn="0"/>
+              <w:rPr>
+                <w:rFonts w:ascii="Aptos" w:hAnsi="Aptos" w:cstheme="minorHAnsi"/>
+                <w:lang w:val="es-AR"/>
+              </w:rPr>
+            </w:pPr>
+            <w:r>
+              <w:rPr>
+                <w:rFonts w:ascii="Aptos" w:hAnsi="Aptos" w:cstheme="minorHAnsi"/>
+                <w:lang w:val="es-AR"/>
+              </w:rPr>
+              <w:t xml:space="preserve">Al iniciar sesión no es requerido nada más que el nombre de usuario, si el usuario no existe se creará, si sí existe se </w:t>
+            </w:r>
+            <w:proofErr w:type="gramStart"/>
+            <w:r>
+              <w:rPr>
+                <w:rFonts w:ascii="Aptos" w:hAnsi="Aptos" w:cstheme="minorHAnsi"/>
+                <w:lang w:val="es-AR"/>
+              </w:rPr>
+              <w:t>iniciara</w:t>
+            </w:r>
+            <w:proofErr w:type="gramEnd"/>
+            <w:r>
+              <w:rPr>
+                <w:rFonts w:ascii="Aptos" w:hAnsi="Aptos" w:cstheme="minorHAnsi"/>
+                <w:lang w:val="es-AR"/>
+              </w:rPr>
+              <w:t xml:space="preserve"> sesión a ese usuario.</w:t>
+            </w:r>
           </w:p>
         </w:tc>
       </w:tr>
@@ -3385,6 +3683,7 @@
                 <w:rFonts w:ascii="Aptos" w:hAnsi="Aptos" w:cstheme="minorHAnsi"/>
                 <w:lang w:val="es-AR"/>
               </w:rPr>
+              <w:lastRenderedPageBreak/>
               <w:t>RF-02</w:t>
             </w:r>
           </w:p>
@@ -3409,6 +3708,14 @@
                 <w:bCs/>
               </w:rPr>
               <w:t>Crear y eliminar notas</w:t>
+            </w:r>
+            <w:r>
+              <w:rPr>
+                <w:rFonts w:ascii="Aptos" w:hAnsi="Aptos" w:cstheme="minorHAnsi"/>
+                <w:b/>
+                <w:bCs/>
+              </w:rPr>
+              <w:t xml:space="preserve"> de diferentes colores.</w:t>
             </w:r>
           </w:p>
         </w:tc>
@@ -3427,6 +3734,1534 @@
                 <w:lang w:val="es-AR"/>
               </w:rPr>
             </w:pPr>
+            <w:r>
+              <w:rPr>
+                <w:rFonts w:ascii="Aptos" w:hAnsi="Aptos" w:cstheme="minorHAnsi"/>
+                <w:lang w:val="es-AR"/>
+              </w:rPr>
+              <w:drawing>
+                <wp:inline distT="0" distB="0" distL="0" distR="0" wp14:anchorId="4B8D1EE6" wp14:editId="7FE72987">
+                  <wp:extent cx="4543425" cy="473710"/>
+                  <wp:effectExtent l="0" t="0" r="9525" b="2540"/>
+                  <wp:docPr id="1891598523" name="Imagen 1"/>
+                  <wp:cNvGraphicFramePr>
+                    <a:graphicFrameLocks xmlns:a="http://schemas.openxmlformats.org/drawingml/2006/main" noChangeAspect="1"/>
+                  </wp:cNvGraphicFramePr>
+                  <a:graphic xmlns:a="http://schemas.openxmlformats.org/drawingml/2006/main">
+                    <a:graphicData uri="http://schemas.openxmlformats.org/drawingml/2006/picture">
+                      <pic:pic xmlns:pic="http://schemas.openxmlformats.org/drawingml/2006/picture">
+                        <pic:nvPicPr>
+                          <pic:cNvPr id="1891598523" name=""/>
+                          <pic:cNvPicPr/>
+                        </pic:nvPicPr>
+                        <pic:blipFill>
+                          <a:blip r:embed="rId13"/>
+                          <a:stretch>
+                            <a:fillRect/>
+                          </a:stretch>
+                        </pic:blipFill>
+                        <pic:spPr>
+                          <a:xfrm>
+                            <a:off x="0" y="0"/>
+                            <a:ext cx="4543425" cy="473710"/>
+                          </a:xfrm>
+                          <a:prstGeom prst="rect">
+                            <a:avLst/>
+                          </a:prstGeom>
+                        </pic:spPr>
+                      </pic:pic>
+                    </a:graphicData>
+                  </a:graphic>
+                </wp:inline>
+              </w:drawing>
+            </w:r>
+          </w:p>
+          <w:p>
+            <w:pPr>
+              <w:tabs>
+                <w:tab w:val="left" w:pos="4365"/>
+              </w:tabs>
+              <w:cnfStyle w:val="000000100000" w:firstRow="0" w:lastRow="0" w:firstColumn="0" w:lastColumn="0" w:oddVBand="0" w:evenVBand="0" w:oddHBand="1" w:evenHBand="0" w:firstRowFirstColumn="0" w:firstRowLastColumn="0" w:lastRowFirstColumn="0" w:lastRowLastColumn="0"/>
+              <w:rPr>
+                <w:rFonts w:ascii="Aptos" w:hAnsi="Aptos" w:cstheme="minorHAnsi"/>
+                <w:lang w:val="es-AR"/>
+              </w:rPr>
+            </w:pPr>
+            <w:r>
+              <w:rPr>
+                <w:rFonts w:ascii="Aptos" w:hAnsi="Aptos" w:cstheme="minorHAnsi"/>
+                <w:lang w:val="es-AR"/>
+              </w:rPr>
+              <w:t xml:space="preserve">Se pueden crear notas dándole </w:t>
+            </w:r>
+            <w:proofErr w:type="gramStart"/>
+            <w:r>
+              <w:rPr>
+                <w:rFonts w:ascii="Aptos" w:hAnsi="Aptos" w:cstheme="minorHAnsi"/>
+                <w:lang w:val="es-AR"/>
+              </w:rPr>
+              <w:t>click</w:t>
+            </w:r>
+            <w:proofErr w:type="gramEnd"/>
+            <w:r>
+              <w:rPr>
+                <w:rFonts w:ascii="Aptos" w:hAnsi="Aptos" w:cstheme="minorHAnsi"/>
+                <w:lang w:val="es-AR"/>
+              </w:rPr>
+              <w:t xml:space="preserve"> al botón de + New note o dando doble click a algún color </w:t>
+            </w:r>
+          </w:p>
+        </w:tc>
+      </w:tr>
+      <w:tr>
+        <w:trPr>
+          <w:trHeight w:val="455"/>
+        </w:trPr>
+        <w:tc>
+          <w:tcPr>
+            <w:cnfStyle w:val="001000000000" w:firstRow="0" w:lastRow="0" w:firstColumn="1" w:lastColumn="0" w:oddVBand="0" w:evenVBand="0" w:oddHBand="0" w:evenHBand="0" w:firstRowFirstColumn="0" w:firstRowLastColumn="0" w:lastRowFirstColumn="0" w:lastRowLastColumn="0"/>
+            <w:tcW w:w="486" w:type="pct"/>
+          </w:tcPr>
+          <w:p>
+            <w:pPr>
+              <w:jc w:val="center"/>
+              <w:rPr>
+                <w:rFonts w:ascii="Aptos" w:hAnsi="Aptos" w:cstheme="minorHAnsi"/>
+                <w:lang w:val="es-AR"/>
+              </w:rPr>
+            </w:pPr>
+            <w:r>
+              <w:rPr>
+                <w:rFonts w:ascii="Aptos" w:hAnsi="Aptos" w:cstheme="minorHAnsi"/>
+                <w:lang w:val="es-AR"/>
+              </w:rPr>
+              <w:t>RF-03</w:t>
+            </w:r>
+          </w:p>
+        </w:tc>
+        <w:tc>
+          <w:tcPr>
+            <w:tcW w:w="903" w:type="pct"/>
+          </w:tcPr>
+          <w:p>
+            <w:pPr>
+              <w:cnfStyle w:val="000000000000" w:firstRow="0" w:lastRow="0" w:firstColumn="0" w:lastColumn="0" w:oddVBand="0" w:evenVBand="0" w:oddHBand="0" w:evenHBand="0" w:firstRowFirstColumn="0" w:firstRowLastColumn="0" w:lastRowFirstColumn="0" w:lastRowLastColumn="0"/>
+              <w:rPr>
+                <w:rFonts w:ascii="Aptos" w:hAnsi="Aptos" w:cstheme="minorHAnsi"/>
+                <w:b/>
+                <w:bCs/>
+              </w:rPr>
+            </w:pPr>
+            <w:r>
+              <w:rPr>
+                <w:rFonts w:ascii="Aptos" w:hAnsi="Aptos" w:cstheme="minorHAnsi"/>
+                <w:b/>
+                <w:bCs/>
+              </w:rPr>
+              <w:t xml:space="preserve">Las notas se guardan todas en una base de datos. </w:t>
+            </w:r>
+          </w:p>
+        </w:tc>
+        <w:tc>
+          <w:tcPr>
+            <w:tcW w:w="3611" w:type="pct"/>
+          </w:tcPr>
+          <w:p>
+            <w:pPr>
+              <w:tabs>
+                <w:tab w:val="left" w:pos="4365"/>
+              </w:tabs>
+              <w:cnfStyle w:val="000000000000" w:firstRow="0" w:lastRow="0" w:firstColumn="0" w:lastColumn="0" w:oddVBand="0" w:evenVBand="0" w:oddHBand="0" w:evenHBand="0" w:firstRowFirstColumn="0" w:firstRowLastColumn="0" w:lastRowFirstColumn="0" w:lastRowLastColumn="0"/>
+              <w:rPr>
+                <w:rFonts w:ascii="Aptos" w:hAnsi="Aptos" w:cstheme="minorHAnsi"/>
+                <w:lang w:val="es-AR"/>
+              </w:rPr>
+            </w:pPr>
+            <w:r>
+              <w:rPr>
+                <w:rFonts w:ascii="Aptos" w:hAnsi="Aptos" w:cstheme="minorHAnsi"/>
+                <w:lang w:val="es-AR"/>
+              </w:rPr>
+              <w:drawing>
+                <wp:inline distT="0" distB="0" distL="0" distR="0" wp14:anchorId="0262D6B6" wp14:editId="24D3C502">
+                  <wp:extent cx="4543425" cy="1624330"/>
+                  <wp:effectExtent l="0" t="0" r="9525" b="0"/>
+                  <wp:docPr id="740897041" name="Imagen 1"/>
+                  <wp:cNvGraphicFramePr>
+                    <a:graphicFrameLocks xmlns:a="http://schemas.openxmlformats.org/drawingml/2006/main" noChangeAspect="1"/>
+                  </wp:cNvGraphicFramePr>
+                  <a:graphic xmlns:a="http://schemas.openxmlformats.org/drawingml/2006/main">
+                    <a:graphicData uri="http://schemas.openxmlformats.org/drawingml/2006/picture">
+                      <pic:pic xmlns:pic="http://schemas.openxmlformats.org/drawingml/2006/picture">
+                        <pic:nvPicPr>
+                          <pic:cNvPr id="740897041" name=""/>
+                          <pic:cNvPicPr/>
+                        </pic:nvPicPr>
+                        <pic:blipFill>
+                          <a:blip r:embed="rId14"/>
+                          <a:stretch>
+                            <a:fillRect/>
+                          </a:stretch>
+                        </pic:blipFill>
+                        <pic:spPr>
+                          <a:xfrm>
+                            <a:off x="0" y="0"/>
+                            <a:ext cx="4543425" cy="1624330"/>
+                          </a:xfrm>
+                          <a:prstGeom prst="rect">
+                            <a:avLst/>
+                          </a:prstGeom>
+                        </pic:spPr>
+                      </pic:pic>
+                    </a:graphicData>
+                  </a:graphic>
+                </wp:inline>
+              </w:drawing>
+            </w:r>
+          </w:p>
+        </w:tc>
+      </w:tr>
+      <w:tr>
+        <w:trPr>
+          <w:cnfStyle w:val="000000100000" w:firstRow="0" w:lastRow="0" w:firstColumn="0" w:lastColumn="0" w:oddVBand="0" w:evenVBand="0" w:oddHBand="1" w:evenHBand="0" w:firstRowFirstColumn="0" w:firstRowLastColumn="0" w:lastRowFirstColumn="0" w:lastRowLastColumn="0"/>
+          <w:trHeight w:val="455"/>
+        </w:trPr>
+        <w:tc>
+          <w:tcPr>
+            <w:cnfStyle w:val="001000000000" w:firstRow="0" w:lastRow="0" w:firstColumn="1" w:lastColumn="0" w:oddVBand="0" w:evenVBand="0" w:oddHBand="0" w:evenHBand="0" w:firstRowFirstColumn="0" w:firstRowLastColumn="0" w:lastRowFirstColumn="0" w:lastRowLastColumn="0"/>
+            <w:tcW w:w="486" w:type="pct"/>
+          </w:tcPr>
+          <w:p>
+            <w:pPr>
+              <w:jc w:val="center"/>
+              <w:rPr>
+                <w:rFonts w:ascii="Aptos" w:hAnsi="Aptos" w:cstheme="minorHAnsi"/>
+                <w:lang w:val="es-AR"/>
+              </w:rPr>
+            </w:pPr>
+            <w:r>
+              <w:rPr>
+                <w:rFonts w:ascii="Aptos" w:hAnsi="Aptos" w:cstheme="minorHAnsi"/>
+                <w:lang w:val="es-AR"/>
+              </w:rPr>
+              <w:t>RF-04</w:t>
+            </w:r>
+          </w:p>
+        </w:tc>
+        <w:tc>
+          <w:tcPr>
+            <w:tcW w:w="903" w:type="pct"/>
+          </w:tcPr>
+          <w:p>
+            <w:pPr>
+              <w:cnfStyle w:val="000000100000" w:firstRow="0" w:lastRow="0" w:firstColumn="0" w:lastColumn="0" w:oddVBand="0" w:evenVBand="0" w:oddHBand="1" w:evenHBand="0" w:firstRowFirstColumn="0" w:firstRowLastColumn="0" w:lastRowFirstColumn="0" w:lastRowLastColumn="0"/>
+              <w:rPr>
+                <w:rFonts w:ascii="Aptos" w:hAnsi="Aptos" w:cstheme="minorHAnsi"/>
+                <w:b/>
+                <w:bCs/>
+              </w:rPr>
+            </w:pPr>
+            <w:r>
+              <w:rPr>
+                <w:rFonts w:ascii="Aptos" w:hAnsi="Aptos" w:cstheme="minorHAnsi"/>
+                <w:b/>
+                <w:bCs/>
+              </w:rPr>
+              <w:t>Se pueden eliminar y cambiar de color independientemente</w:t>
+            </w:r>
+          </w:p>
+        </w:tc>
+        <w:tc>
+          <w:tcPr>
+            <w:tcW w:w="3611" w:type="pct"/>
+          </w:tcPr>
+          <w:p>
+            <w:pPr>
+              <w:tabs>
+                <w:tab w:val="left" w:pos="4365"/>
+              </w:tabs>
+              <w:cnfStyle w:val="000000100000" w:firstRow="0" w:lastRow="0" w:firstColumn="0" w:lastColumn="0" w:oddVBand="0" w:evenVBand="0" w:oddHBand="1" w:evenHBand="0" w:firstRowFirstColumn="0" w:firstRowLastColumn="0" w:lastRowFirstColumn="0" w:lastRowLastColumn="0"/>
+              <w:rPr>
+                <w:rFonts w:ascii="Aptos" w:hAnsi="Aptos" w:cstheme="minorHAnsi"/>
+                <w:lang w:val="es-AR"/>
+              </w:rPr>
+            </w:pPr>
+            <w:r>
+              <w:rPr>
+                <w:rFonts w:ascii="Aptos" w:hAnsi="Aptos" w:cstheme="minorHAnsi"/>
+                <w:lang w:val="es-AR"/>
+              </w:rPr>
+              <w:drawing>
+                <wp:inline distT="0" distB="0" distL="0" distR="0" wp14:anchorId="3D443906" wp14:editId="7D4C6429">
+                  <wp:extent cx="4543425" cy="2894965"/>
+                  <wp:effectExtent l="0" t="0" r="9525" b="635"/>
+                  <wp:docPr id="1802484023" name="Imagen 1"/>
+                  <wp:cNvGraphicFramePr>
+                    <a:graphicFrameLocks xmlns:a="http://schemas.openxmlformats.org/drawingml/2006/main" noChangeAspect="1"/>
+                  </wp:cNvGraphicFramePr>
+                  <a:graphic xmlns:a="http://schemas.openxmlformats.org/drawingml/2006/main">
+                    <a:graphicData uri="http://schemas.openxmlformats.org/drawingml/2006/picture">
+                      <pic:pic xmlns:pic="http://schemas.openxmlformats.org/drawingml/2006/picture">
+                        <pic:nvPicPr>
+                          <pic:cNvPr id="1802484023" name=""/>
+                          <pic:cNvPicPr/>
+                        </pic:nvPicPr>
+                        <pic:blipFill>
+                          <a:blip r:embed="rId15"/>
+                          <a:stretch>
+                            <a:fillRect/>
+                          </a:stretch>
+                        </pic:blipFill>
+                        <pic:spPr>
+                          <a:xfrm>
+                            <a:off x="0" y="0"/>
+                            <a:ext cx="4543425" cy="2894965"/>
+                          </a:xfrm>
+                          <a:prstGeom prst="rect">
+                            <a:avLst/>
+                          </a:prstGeom>
+                        </pic:spPr>
+                      </pic:pic>
+                    </a:graphicData>
+                  </a:graphic>
+                </wp:inline>
+              </w:drawing>
+            </w:r>
+          </w:p>
+        </w:tc>
+      </w:tr>
+      <w:tr>
+        <w:trPr>
+          <w:trHeight w:val="455"/>
+        </w:trPr>
+        <w:tc>
+          <w:tcPr>
+            <w:cnfStyle w:val="001000000000" w:firstRow="0" w:lastRow="0" w:firstColumn="1" w:lastColumn="0" w:oddVBand="0" w:evenVBand="0" w:oddHBand="0" w:evenHBand="0" w:firstRowFirstColumn="0" w:firstRowLastColumn="0" w:lastRowFirstColumn="0" w:lastRowLastColumn="0"/>
+            <w:tcW w:w="486" w:type="pct"/>
+          </w:tcPr>
+          <w:p>
+            <w:pPr>
+              <w:jc w:val="center"/>
+              <w:rPr>
+                <w:rFonts w:ascii="Aptos" w:hAnsi="Aptos" w:cstheme="minorHAnsi"/>
+                <w:lang w:val="es-AR"/>
+              </w:rPr>
+            </w:pPr>
+            <w:r>
+              <w:rPr>
+                <w:rFonts w:ascii="Aptos" w:hAnsi="Aptos" w:cstheme="minorHAnsi"/>
+                <w:lang w:val="es-AR"/>
+              </w:rPr>
+              <w:t>RF-0</w:t>
+            </w:r>
+            <w:r>
+              <w:rPr>
+                <w:rFonts w:ascii="Aptos" w:hAnsi="Aptos" w:cstheme="minorHAnsi"/>
+                <w:lang w:val="es-AR"/>
+              </w:rPr>
+              <w:t>5</w:t>
+            </w:r>
+          </w:p>
+        </w:tc>
+        <w:tc>
+          <w:tcPr>
+            <w:tcW w:w="903" w:type="pct"/>
+          </w:tcPr>
+          <w:p>
+            <w:pPr>
+              <w:cnfStyle w:val="000000000000" w:firstRow="0" w:lastRow="0" w:firstColumn="0" w:lastColumn="0" w:oddVBand="0" w:evenVBand="0" w:oddHBand="0" w:evenHBand="0" w:firstRowFirstColumn="0" w:firstRowLastColumn="0" w:lastRowFirstColumn="0" w:lastRowLastColumn="0"/>
+              <w:rPr>
+                <w:rFonts w:ascii="Aptos" w:hAnsi="Aptos" w:cstheme="minorHAnsi"/>
+                <w:b/>
+                <w:bCs/>
+              </w:rPr>
+            </w:pPr>
+            <w:r>
+              <w:rPr>
+                <w:rFonts w:ascii="Aptos" w:hAnsi="Aptos" w:cstheme="minorHAnsi"/>
+                <w:b/>
+                <w:bCs/>
+              </w:rPr>
+              <w:t>Verificación de nombre de usuario.</w:t>
+            </w:r>
+          </w:p>
+          <w:p>
+            <w:pPr>
+              <w:cnfStyle w:val="000000000000" w:firstRow="0" w:lastRow="0" w:firstColumn="0" w:lastColumn="0" w:oddVBand="0" w:evenVBand="0" w:oddHBand="0" w:evenHBand="0" w:firstRowFirstColumn="0" w:firstRowLastColumn="0" w:lastRowFirstColumn="0" w:lastRowLastColumn="0"/>
+              <w:rPr>
+                <w:rFonts w:ascii="Aptos" w:hAnsi="Aptos" w:cstheme="minorHAnsi"/>
+                <w:b/>
+                <w:bCs/>
+              </w:rPr>
+            </w:pPr>
+          </w:p>
+          <w:p>
+            <w:pPr>
+              <w:cnfStyle w:val="000000000000" w:firstRow="0" w:lastRow="0" w:firstColumn="0" w:lastColumn="0" w:oddVBand="0" w:evenVBand="0" w:oddHBand="0" w:evenHBand="0" w:firstRowFirstColumn="0" w:firstRowLastColumn="0" w:lastRowFirstColumn="0" w:lastRowLastColumn="0"/>
+              <w:rPr>
+                <w:rFonts w:ascii="Aptos" w:hAnsi="Aptos" w:cstheme="minorHAnsi"/>
+                <w:b/>
+                <w:bCs/>
+              </w:rPr>
+            </w:pPr>
+          </w:p>
+          <w:p>
+            <w:pPr>
+              <w:cnfStyle w:val="000000000000" w:firstRow="0" w:lastRow="0" w:firstColumn="0" w:lastColumn="0" w:oddVBand="0" w:evenVBand="0" w:oddHBand="0" w:evenHBand="0" w:firstRowFirstColumn="0" w:firstRowLastColumn="0" w:lastRowFirstColumn="0" w:lastRowLastColumn="0"/>
+              <w:rPr>
+                <w:rFonts w:ascii="Aptos" w:hAnsi="Aptos" w:cstheme="minorHAnsi"/>
+                <w:b/>
+                <w:bCs/>
+              </w:rPr>
+            </w:pPr>
+          </w:p>
+          <w:p>
+            <w:pPr>
+              <w:cnfStyle w:val="000000000000" w:firstRow="0" w:lastRow="0" w:firstColumn="0" w:lastColumn="0" w:oddVBand="0" w:evenVBand="0" w:oddHBand="0" w:evenHBand="0" w:firstRowFirstColumn="0" w:firstRowLastColumn="0" w:lastRowFirstColumn="0" w:lastRowLastColumn="0"/>
+              <w:rPr>
+                <w:rFonts w:ascii="Aptos" w:hAnsi="Aptos" w:cstheme="minorHAnsi"/>
+                <w:b/>
+                <w:bCs/>
+              </w:rPr>
+            </w:pPr>
+          </w:p>
+          <w:p>
+            <w:pPr>
+              <w:cnfStyle w:val="000000000000" w:firstRow="0" w:lastRow="0" w:firstColumn="0" w:lastColumn="0" w:oddVBand="0" w:evenVBand="0" w:oddHBand="0" w:evenHBand="0" w:firstRowFirstColumn="0" w:firstRowLastColumn="0" w:lastRowFirstColumn="0" w:lastRowLastColumn="0"/>
+              <w:rPr>
+                <w:rFonts w:ascii="Aptos" w:hAnsi="Aptos" w:cstheme="minorHAnsi"/>
+                <w:b/>
+                <w:bCs/>
+              </w:rPr>
+            </w:pPr>
+          </w:p>
+          <w:p>
+            <w:pPr>
+              <w:cnfStyle w:val="000000000000" w:firstRow="0" w:lastRow="0" w:firstColumn="0" w:lastColumn="0" w:oddVBand="0" w:evenVBand="0" w:oddHBand="0" w:evenHBand="0" w:firstRowFirstColumn="0" w:firstRowLastColumn="0" w:lastRowFirstColumn="0" w:lastRowLastColumn="0"/>
+              <w:rPr>
+                <w:rFonts w:ascii="Aptos" w:hAnsi="Aptos" w:cstheme="minorHAnsi"/>
+                <w:b/>
+                <w:bCs/>
+              </w:rPr>
+            </w:pPr>
+          </w:p>
+          <w:p>
+            <w:pPr>
+              <w:cnfStyle w:val="000000000000" w:firstRow="0" w:lastRow="0" w:firstColumn="0" w:lastColumn="0" w:oddVBand="0" w:evenVBand="0" w:oddHBand="0" w:evenHBand="0" w:firstRowFirstColumn="0" w:firstRowLastColumn="0" w:lastRowFirstColumn="0" w:lastRowLastColumn="0"/>
+              <w:rPr>
+                <w:rFonts w:ascii="Aptos" w:hAnsi="Aptos" w:cstheme="minorHAnsi"/>
+                <w:b/>
+                <w:bCs/>
+              </w:rPr>
+            </w:pPr>
+          </w:p>
+          <w:p>
+            <w:pPr>
+              <w:cnfStyle w:val="000000000000" w:firstRow="0" w:lastRow="0" w:firstColumn="0" w:lastColumn="0" w:oddVBand="0" w:evenVBand="0" w:oddHBand="0" w:evenHBand="0" w:firstRowFirstColumn="0" w:firstRowLastColumn="0" w:lastRowFirstColumn="0" w:lastRowLastColumn="0"/>
+              <w:rPr>
+                <w:rFonts w:ascii="Aptos" w:hAnsi="Aptos" w:cstheme="minorHAnsi"/>
+                <w:b/>
+                <w:bCs/>
+              </w:rPr>
+            </w:pPr>
+          </w:p>
+          <w:p>
+            <w:pPr>
+              <w:cnfStyle w:val="000000000000" w:firstRow="0" w:lastRow="0" w:firstColumn="0" w:lastColumn="0" w:oddVBand="0" w:evenVBand="0" w:oddHBand="0" w:evenHBand="0" w:firstRowFirstColumn="0" w:firstRowLastColumn="0" w:lastRowFirstColumn="0" w:lastRowLastColumn="0"/>
+              <w:rPr>
+                <w:rFonts w:ascii="Aptos" w:hAnsi="Aptos" w:cstheme="minorHAnsi"/>
+                <w:b/>
+                <w:bCs/>
+              </w:rPr>
+            </w:pPr>
+          </w:p>
+          <w:p>
+            <w:pPr>
+              <w:cnfStyle w:val="000000000000" w:firstRow="0" w:lastRow="0" w:firstColumn="0" w:lastColumn="0" w:oddVBand="0" w:evenVBand="0" w:oddHBand="0" w:evenHBand="0" w:firstRowFirstColumn="0" w:firstRowLastColumn="0" w:lastRowFirstColumn="0" w:lastRowLastColumn="0"/>
+              <w:rPr>
+                <w:rFonts w:ascii="Aptos" w:hAnsi="Aptos" w:cstheme="minorHAnsi"/>
+                <w:b/>
+                <w:bCs/>
+              </w:rPr>
+            </w:pPr>
+          </w:p>
+          <w:p>
+            <w:pPr>
+              <w:cnfStyle w:val="000000000000" w:firstRow="0" w:lastRow="0" w:firstColumn="0" w:lastColumn="0" w:oddVBand="0" w:evenVBand="0" w:oddHBand="0" w:evenHBand="0" w:firstRowFirstColumn="0" w:firstRowLastColumn="0" w:lastRowFirstColumn="0" w:lastRowLastColumn="0"/>
+              <w:rPr>
+                <w:rFonts w:ascii="Aptos" w:hAnsi="Aptos" w:cstheme="minorHAnsi"/>
+                <w:b/>
+                <w:bCs/>
+              </w:rPr>
+            </w:pPr>
+          </w:p>
+        </w:tc>
+        <w:tc>
+          <w:tcPr>
+            <w:tcW w:w="3611" w:type="pct"/>
+          </w:tcPr>
+          <w:p>
+            <w:pPr>
+              <w:tabs>
+                <w:tab w:val="left" w:pos="4365"/>
+              </w:tabs>
+              <w:cnfStyle w:val="000000000000" w:firstRow="0" w:lastRow="0" w:firstColumn="0" w:lastColumn="0" w:oddVBand="0" w:evenVBand="0" w:oddHBand="0" w:evenHBand="0" w:firstRowFirstColumn="0" w:firstRowLastColumn="0" w:lastRowFirstColumn="0" w:lastRowLastColumn="0"/>
+              <w:rPr>
+                <w:rFonts w:ascii="Aptos" w:hAnsi="Aptos" w:cstheme="minorHAnsi"/>
+                <w:lang w:val="es-AR"/>
+              </w:rPr>
+            </w:pPr>
+            <w:r>
+              <w:rPr>
+                <w:rFonts w:ascii="Aptos" w:hAnsi="Aptos" w:cstheme="minorHAnsi"/>
+                <w:lang w:val="es-AR"/>
+              </w:rPr>
+              <w:drawing>
+                <wp:inline distT="0" distB="0" distL="0" distR="0" wp14:anchorId="6A2533A4" wp14:editId="303B1A7B">
+                  <wp:extent cx="3038899" cy="2457793"/>
+                  <wp:effectExtent l="0" t="0" r="9525" b="0"/>
+                  <wp:docPr id="376707099" name="Imagen 1"/>
+                  <wp:cNvGraphicFramePr>
+                    <a:graphicFrameLocks xmlns:a="http://schemas.openxmlformats.org/drawingml/2006/main" noChangeAspect="1"/>
+                  </wp:cNvGraphicFramePr>
+                  <a:graphic xmlns:a="http://schemas.openxmlformats.org/drawingml/2006/main">
+                    <a:graphicData uri="http://schemas.openxmlformats.org/drawingml/2006/picture">
+                      <pic:pic xmlns:pic="http://schemas.openxmlformats.org/drawingml/2006/picture">
+                        <pic:nvPicPr>
+                          <pic:cNvPr id="376707099" name=""/>
+                          <pic:cNvPicPr/>
+                        </pic:nvPicPr>
+                        <pic:blipFill>
+                          <a:blip r:embed="rId16"/>
+                          <a:stretch>
+                            <a:fillRect/>
+                          </a:stretch>
+                        </pic:blipFill>
+                        <pic:spPr>
+                          <a:xfrm>
+                            <a:off x="0" y="0"/>
+                            <a:ext cx="3038899" cy="2457793"/>
+                          </a:xfrm>
+                          <a:prstGeom prst="rect">
+                            <a:avLst/>
+                          </a:prstGeom>
+                        </pic:spPr>
+                      </pic:pic>
+                    </a:graphicData>
+                  </a:graphic>
+                </wp:inline>
+              </w:drawing>
+            </w:r>
+          </w:p>
+        </w:tc>
+      </w:tr>
+      <w:tr>
+        <w:trPr>
+          <w:cnfStyle w:val="000000100000" w:firstRow="0" w:lastRow="0" w:firstColumn="0" w:lastColumn="0" w:oddVBand="0" w:evenVBand="0" w:oddHBand="1" w:evenHBand="0" w:firstRowFirstColumn="0" w:firstRowLastColumn="0" w:lastRowFirstColumn="0" w:lastRowLastColumn="0"/>
+          <w:trHeight w:val="455"/>
+        </w:trPr>
+        <w:tc>
+          <w:tcPr>
+            <w:cnfStyle w:val="001000000000" w:firstRow="0" w:lastRow="0" w:firstColumn="1" w:lastColumn="0" w:oddVBand="0" w:evenVBand="0" w:oddHBand="0" w:evenHBand="0" w:firstRowFirstColumn="0" w:firstRowLastColumn="0" w:lastRowFirstColumn="0" w:lastRowLastColumn="0"/>
+            <w:tcW w:w="486" w:type="pct"/>
+          </w:tcPr>
+          <w:p>
+            <w:pPr>
+              <w:jc w:val="center"/>
+              <w:rPr>
+                <w:rFonts w:ascii="Aptos" w:hAnsi="Aptos" w:cstheme="minorHAnsi"/>
+                <w:lang w:val="es-AR"/>
+              </w:rPr>
+            </w:pPr>
+            <w:r>
+              <w:rPr>
+                <w:rFonts w:ascii="Aptos" w:hAnsi="Aptos" w:cstheme="minorHAnsi"/>
+                <w:lang w:val="es-AR"/>
+              </w:rPr>
+              <w:lastRenderedPageBreak/>
+              <w:t>RF-0</w:t>
+            </w:r>
+            <w:r>
+              <w:rPr>
+                <w:rFonts w:ascii="Aptos" w:hAnsi="Aptos" w:cstheme="minorHAnsi"/>
+                <w:lang w:val="es-AR"/>
+              </w:rPr>
+              <w:t>6</w:t>
+            </w:r>
+          </w:p>
+        </w:tc>
+        <w:tc>
+          <w:tcPr>
+            <w:tcW w:w="903" w:type="pct"/>
+          </w:tcPr>
+          <w:p>
+            <w:pPr>
+              <w:cnfStyle w:val="000000100000" w:firstRow="0" w:lastRow="0" w:firstColumn="0" w:lastColumn="0" w:oddVBand="0" w:evenVBand="0" w:oddHBand="1" w:evenHBand="0" w:firstRowFirstColumn="0" w:firstRowLastColumn="0" w:lastRowFirstColumn="0" w:lastRowLastColumn="0"/>
+              <w:rPr>
+                <w:rFonts w:ascii="Aptos" w:hAnsi="Aptos" w:cstheme="minorHAnsi"/>
+                <w:b/>
+                <w:bCs/>
+              </w:rPr>
+            </w:pPr>
+            <w:r>
+              <w:rPr>
+                <w:rFonts w:ascii="Aptos" w:hAnsi="Aptos" w:cstheme="minorHAnsi"/>
+                <w:b/>
+                <w:bCs/>
+              </w:rPr>
+              <w:t>Notas para cada usuario</w:t>
+            </w:r>
+          </w:p>
+        </w:tc>
+        <w:tc>
+          <w:tcPr>
+            <w:tcW w:w="3611" w:type="pct"/>
+          </w:tcPr>
+          <w:p>
+            <w:pPr>
+              <w:tabs>
+                <w:tab w:val="left" w:pos="4365"/>
+              </w:tabs>
+              <w:cnfStyle w:val="000000100000" w:firstRow="0" w:lastRow="0" w:firstColumn="0" w:lastColumn="0" w:oddVBand="0" w:evenVBand="0" w:oddHBand="1" w:evenHBand="0" w:firstRowFirstColumn="0" w:firstRowLastColumn="0" w:lastRowFirstColumn="0" w:lastRowLastColumn="0"/>
+              <w:rPr>
+                <w:rFonts w:ascii="Aptos" w:hAnsi="Aptos" w:cstheme="minorHAnsi"/>
+                <w:lang w:val="es-AR"/>
+              </w:rPr>
+            </w:pPr>
+            <w:r>
+              <w:rPr>
+                <w:rFonts w:ascii="Aptos" w:hAnsi="Aptos" w:cstheme="minorHAnsi"/>
+                <w:lang w:val="es-AR"/>
+              </w:rPr>
+              <w:drawing>
+                <wp:inline distT="0" distB="0" distL="0" distR="0" wp14:anchorId="29E4E9D7" wp14:editId="4DEB9A79">
+                  <wp:extent cx="4543425" cy="715010"/>
+                  <wp:effectExtent l="0" t="0" r="9525" b="8890"/>
+                  <wp:docPr id="1902026444" name="Imagen 1"/>
+                  <wp:cNvGraphicFramePr>
+                    <a:graphicFrameLocks xmlns:a="http://schemas.openxmlformats.org/drawingml/2006/main" noChangeAspect="1"/>
+                  </wp:cNvGraphicFramePr>
+                  <a:graphic xmlns:a="http://schemas.openxmlformats.org/drawingml/2006/main">
+                    <a:graphicData uri="http://schemas.openxmlformats.org/drawingml/2006/picture">
+                      <pic:pic xmlns:pic="http://schemas.openxmlformats.org/drawingml/2006/picture">
+                        <pic:nvPicPr>
+                          <pic:cNvPr id="1902026444" name=""/>
+                          <pic:cNvPicPr/>
+                        </pic:nvPicPr>
+                        <pic:blipFill>
+                          <a:blip r:embed="rId17"/>
+                          <a:stretch>
+                            <a:fillRect/>
+                          </a:stretch>
+                        </pic:blipFill>
+                        <pic:spPr>
+                          <a:xfrm>
+                            <a:off x="0" y="0"/>
+                            <a:ext cx="4543425" cy="715010"/>
+                          </a:xfrm>
+                          <a:prstGeom prst="rect">
+                            <a:avLst/>
+                          </a:prstGeom>
+                        </pic:spPr>
+                      </pic:pic>
+                    </a:graphicData>
+                  </a:graphic>
+                </wp:inline>
+              </w:drawing>
+            </w:r>
+          </w:p>
+          <w:p>
+            <w:pPr>
+              <w:tabs>
+                <w:tab w:val="left" w:pos="4365"/>
+              </w:tabs>
+              <w:cnfStyle w:val="000000100000" w:firstRow="0" w:lastRow="0" w:firstColumn="0" w:lastColumn="0" w:oddVBand="0" w:evenVBand="0" w:oddHBand="1" w:evenHBand="0" w:firstRowFirstColumn="0" w:firstRowLastColumn="0" w:lastRowFirstColumn="0" w:lastRowLastColumn="0"/>
+              <w:rPr>
+                <w:rFonts w:ascii="Aptos" w:hAnsi="Aptos" w:cstheme="minorHAnsi"/>
+                <w:lang w:val="es-AR"/>
+              </w:rPr>
+            </w:pPr>
+            <w:proofErr w:type="spellStart"/>
+            <w:r>
+              <w:rPr>
+                <w:rFonts w:ascii="Aptos" w:hAnsi="Aptos" w:cstheme="minorHAnsi"/>
+                <w:lang w:val="es-AR"/>
+              </w:rPr>
+              <w:t>AnotherUser</w:t>
+            </w:r>
+            <w:proofErr w:type="spellEnd"/>
+          </w:p>
+          <w:p>
+            <w:pPr>
+              <w:tabs>
+                <w:tab w:val="left" w:pos="4365"/>
+              </w:tabs>
+              <w:cnfStyle w:val="000000100000" w:firstRow="0" w:lastRow="0" w:firstColumn="0" w:lastColumn="0" w:oddVBand="0" w:evenVBand="0" w:oddHBand="1" w:evenHBand="0" w:firstRowFirstColumn="0" w:firstRowLastColumn="0" w:lastRowFirstColumn="0" w:lastRowLastColumn="0"/>
+              <w:rPr>
+                <w:rFonts w:ascii="Aptos" w:hAnsi="Aptos" w:cstheme="minorHAnsi"/>
+                <w:lang w:val="es-AR"/>
+              </w:rPr>
+            </w:pPr>
+          </w:p>
+          <w:p>
+            <w:pPr>
+              <w:tabs>
+                <w:tab w:val="left" w:pos="4365"/>
+              </w:tabs>
+              <w:cnfStyle w:val="000000100000" w:firstRow="0" w:lastRow="0" w:firstColumn="0" w:lastColumn="0" w:oddVBand="0" w:evenVBand="0" w:oddHBand="1" w:evenHBand="0" w:firstRowFirstColumn="0" w:firstRowLastColumn="0" w:lastRowFirstColumn="0" w:lastRowLastColumn="0"/>
+              <w:rPr>
+                <w:rFonts w:ascii="Aptos" w:hAnsi="Aptos" w:cstheme="minorHAnsi"/>
+                <w:lang w:val="es-AR"/>
+              </w:rPr>
+            </w:pPr>
+            <w:r>
+              <w:rPr>
+                <w:rFonts w:ascii="Aptos" w:hAnsi="Aptos" w:cstheme="minorHAnsi"/>
+                <w:lang w:val="es-AR"/>
+              </w:rPr>
+              <w:drawing>
+                <wp:inline distT="0" distB="0" distL="0" distR="0" wp14:anchorId="40F3BFEE" wp14:editId="6216D846">
+                  <wp:extent cx="4543425" cy="1610360"/>
+                  <wp:effectExtent l="0" t="0" r="9525" b="8890"/>
+                  <wp:docPr id="202451985" name="Imagen 1"/>
+                  <wp:cNvGraphicFramePr>
+                    <a:graphicFrameLocks xmlns:a="http://schemas.openxmlformats.org/drawingml/2006/main" noChangeAspect="1"/>
+                  </wp:cNvGraphicFramePr>
+                  <a:graphic xmlns:a="http://schemas.openxmlformats.org/drawingml/2006/main">
+                    <a:graphicData uri="http://schemas.openxmlformats.org/drawingml/2006/picture">
+                      <pic:pic xmlns:pic="http://schemas.openxmlformats.org/drawingml/2006/picture">
+                        <pic:nvPicPr>
+                          <pic:cNvPr id="202451985" name=""/>
+                          <pic:cNvPicPr/>
+                        </pic:nvPicPr>
+                        <pic:blipFill>
+                          <a:blip r:embed="rId18"/>
+                          <a:stretch>
+                            <a:fillRect/>
+                          </a:stretch>
+                        </pic:blipFill>
+                        <pic:spPr>
+                          <a:xfrm>
+                            <a:off x="0" y="0"/>
+                            <a:ext cx="4543425" cy="1610360"/>
+                          </a:xfrm>
+                          <a:prstGeom prst="rect">
+                            <a:avLst/>
+                          </a:prstGeom>
+                        </pic:spPr>
+                      </pic:pic>
+                    </a:graphicData>
+                  </a:graphic>
+                </wp:inline>
+              </w:drawing>
+            </w:r>
+          </w:p>
+          <w:p>
+            <w:pPr>
+              <w:tabs>
+                <w:tab w:val="left" w:pos="4365"/>
+              </w:tabs>
+              <w:cnfStyle w:val="000000100000" w:firstRow="0" w:lastRow="0" w:firstColumn="0" w:lastColumn="0" w:oddVBand="0" w:evenVBand="0" w:oddHBand="1" w:evenHBand="0" w:firstRowFirstColumn="0" w:firstRowLastColumn="0" w:lastRowFirstColumn="0" w:lastRowLastColumn="0"/>
+              <w:rPr>
+                <w:rFonts w:ascii="Aptos" w:hAnsi="Aptos" w:cstheme="minorHAnsi"/>
+                <w:lang w:val="es-AR"/>
+              </w:rPr>
+            </w:pPr>
+            <w:proofErr w:type="spellStart"/>
+            <w:r>
+              <w:rPr>
+                <w:rFonts w:ascii="Aptos" w:hAnsi="Aptos" w:cstheme="minorHAnsi"/>
+                <w:lang w:val="es-AR"/>
+              </w:rPr>
+              <w:t>martincepeh</w:t>
+            </w:r>
+            <w:proofErr w:type="spellEnd"/>
+          </w:p>
+        </w:tc>
+      </w:tr>
+      <w:tr>
+        <w:trPr>
+          <w:trHeight w:val="455"/>
+        </w:trPr>
+        <w:tc>
+          <w:tcPr>
+            <w:cnfStyle w:val="001000000000" w:firstRow="0" w:lastRow="0" w:firstColumn="1" w:lastColumn="0" w:oddVBand="0" w:evenVBand="0" w:oddHBand="0" w:evenHBand="0" w:firstRowFirstColumn="0" w:firstRowLastColumn="0" w:lastRowFirstColumn="0" w:lastRowLastColumn="0"/>
+            <w:tcW w:w="486" w:type="pct"/>
+          </w:tcPr>
+          <w:p>
+            <w:pPr>
+              <w:jc w:val="center"/>
+              <w:rPr>
+                <w:rFonts w:ascii="Aptos" w:hAnsi="Aptos" w:cstheme="minorHAnsi"/>
+                <w:lang w:val="es-AR"/>
+              </w:rPr>
+            </w:pPr>
+            <w:r>
+              <w:rPr>
+                <w:rFonts w:ascii="Aptos" w:hAnsi="Aptos" w:cstheme="minorHAnsi"/>
+                <w:lang w:val="es-AR"/>
+              </w:rPr>
+              <w:t>RF-0</w:t>
+            </w:r>
+            <w:r>
+              <w:rPr>
+                <w:rFonts w:ascii="Aptos" w:hAnsi="Aptos" w:cstheme="minorHAnsi"/>
+                <w:lang w:val="es-AR"/>
+              </w:rPr>
+              <w:t>7</w:t>
+            </w:r>
+          </w:p>
+        </w:tc>
+        <w:tc>
+          <w:tcPr>
+            <w:tcW w:w="903" w:type="pct"/>
+          </w:tcPr>
+          <w:p>
+            <w:pPr>
+              <w:cnfStyle w:val="000000000000" w:firstRow="0" w:lastRow="0" w:firstColumn="0" w:lastColumn="0" w:oddVBand="0" w:evenVBand="0" w:oddHBand="0" w:evenHBand="0" w:firstRowFirstColumn="0" w:firstRowLastColumn="0" w:lastRowFirstColumn="0" w:lastRowLastColumn="0"/>
+              <w:rPr>
+                <w:rFonts w:ascii="Aptos" w:hAnsi="Aptos" w:cstheme="minorHAnsi"/>
+                <w:b/>
+                <w:bCs/>
+              </w:rPr>
+            </w:pPr>
+            <w:r>
+              <w:rPr>
+                <w:rFonts w:ascii="Aptos" w:hAnsi="Aptos" w:cstheme="minorHAnsi"/>
+                <w:b/>
+                <w:bCs/>
+              </w:rPr>
+              <w:t>El botón de borrar nota se ejecuta al dar doble clic.</w:t>
+            </w:r>
+          </w:p>
+        </w:tc>
+        <w:tc>
+          <w:tcPr>
+            <w:tcW w:w="3611" w:type="pct"/>
+          </w:tcPr>
+          <w:p>
+            <w:pPr>
+              <w:tabs>
+                <w:tab w:val="left" w:pos="4365"/>
+              </w:tabs>
+              <w:cnfStyle w:val="000000000000" w:firstRow="0" w:lastRow="0" w:firstColumn="0" w:lastColumn="0" w:oddVBand="0" w:evenVBand="0" w:oddHBand="0" w:evenHBand="0" w:firstRowFirstColumn="0" w:firstRowLastColumn="0" w:lastRowFirstColumn="0" w:lastRowLastColumn="0"/>
+              <w:rPr>
+                <w:rFonts w:ascii="Aptos" w:hAnsi="Aptos" w:cstheme="minorHAnsi"/>
+                <w:lang w:val="es-AR"/>
+              </w:rPr>
+            </w:pPr>
+            <w:r>
+              <w:rPr>
+                <w:rFonts w:ascii="Aptos" w:hAnsi="Aptos" w:cstheme="minorHAnsi"/>
+                <w:lang w:val="es-AR"/>
+              </w:rPr>
+              <w:t xml:space="preserve">Esto es para evitar </w:t>
+            </w:r>
+            <w:proofErr w:type="spellStart"/>
+            <w:r>
+              <w:rPr>
+                <w:rFonts w:ascii="Aptos" w:hAnsi="Aptos" w:cstheme="minorHAnsi"/>
+                <w:lang w:val="es-AR"/>
+              </w:rPr>
+              <w:t>clicks</w:t>
+            </w:r>
+            <w:proofErr w:type="spellEnd"/>
+            <w:r>
+              <w:rPr>
+                <w:rFonts w:ascii="Aptos" w:hAnsi="Aptos" w:cstheme="minorHAnsi"/>
+                <w:lang w:val="es-AR"/>
+              </w:rPr>
+              <w:t xml:space="preserve"> accidentales al momento de cambiar el color de la nota</w:t>
+            </w:r>
+          </w:p>
+        </w:tc>
+      </w:tr>
+      <w:tr>
+        <w:trPr>
+          <w:cnfStyle w:val="000000100000" w:firstRow="0" w:lastRow="0" w:firstColumn="0" w:lastColumn="0" w:oddVBand="0" w:evenVBand="0" w:oddHBand="1" w:evenHBand="0" w:firstRowFirstColumn="0" w:firstRowLastColumn="0" w:lastRowFirstColumn="0" w:lastRowLastColumn="0"/>
+          <w:trHeight w:val="455"/>
+        </w:trPr>
+        <w:tc>
+          <w:tcPr>
+            <w:cnfStyle w:val="001000000000" w:firstRow="0" w:lastRow="0" w:firstColumn="1" w:lastColumn="0" w:oddVBand="0" w:evenVBand="0" w:oddHBand="0" w:evenHBand="0" w:firstRowFirstColumn="0" w:firstRowLastColumn="0" w:lastRowFirstColumn="0" w:lastRowLastColumn="0"/>
+            <w:tcW w:w="486" w:type="pct"/>
+          </w:tcPr>
+          <w:p>
+            <w:pPr>
+              <w:jc w:val="center"/>
+              <w:rPr>
+                <w:rFonts w:ascii="Aptos" w:hAnsi="Aptos" w:cstheme="minorHAnsi"/>
+                <w:lang w:val="es-AR"/>
+              </w:rPr>
+            </w:pPr>
+            <w:r>
+              <w:rPr>
+                <w:rFonts w:ascii="Aptos" w:hAnsi="Aptos" w:cstheme="minorHAnsi"/>
+                <w:lang w:val="es-AR"/>
+              </w:rPr>
+              <w:t>RF-08</w:t>
+            </w:r>
+          </w:p>
+        </w:tc>
+        <w:tc>
+          <w:tcPr>
+            <w:tcW w:w="903" w:type="pct"/>
+          </w:tcPr>
+          <w:p>
+            <w:pPr>
+              <w:cnfStyle w:val="000000100000" w:firstRow="0" w:lastRow="0" w:firstColumn="0" w:lastColumn="0" w:oddVBand="0" w:evenVBand="0" w:oddHBand="1" w:evenHBand="0" w:firstRowFirstColumn="0" w:firstRowLastColumn="0" w:lastRowFirstColumn="0" w:lastRowLastColumn="0"/>
+              <w:rPr>
+                <w:rFonts w:ascii="Aptos" w:hAnsi="Aptos" w:cstheme="minorHAnsi"/>
+                <w:b/>
+                <w:bCs/>
+              </w:rPr>
+            </w:pPr>
+            <w:r>
+              <w:rPr>
+                <w:rFonts w:ascii="Aptos" w:hAnsi="Aptos" w:cstheme="minorHAnsi"/>
+                <w:b/>
+                <w:bCs/>
+              </w:rPr>
+              <w:t>Cada nota muestra un título, contenido y fecha.</w:t>
+            </w:r>
+          </w:p>
+        </w:tc>
+        <w:tc>
+          <w:tcPr>
+            <w:tcW w:w="3611" w:type="pct"/>
+          </w:tcPr>
+          <w:p>
+            <w:pPr>
+              <w:tabs>
+                <w:tab w:val="left" w:pos="4365"/>
+              </w:tabs>
+              <w:cnfStyle w:val="000000100000" w:firstRow="0" w:lastRow="0" w:firstColumn="0" w:lastColumn="0" w:oddVBand="0" w:evenVBand="0" w:oddHBand="1" w:evenHBand="0" w:firstRowFirstColumn="0" w:firstRowLastColumn="0" w:lastRowFirstColumn="0" w:lastRowLastColumn="0"/>
+              <w:rPr>
+                <w:rFonts w:ascii="Aptos" w:hAnsi="Aptos" w:cstheme="minorHAnsi"/>
+                <w:lang w:val="es-AR"/>
+              </w:rPr>
+            </w:pPr>
+            <w:r>
+              <w:rPr>
+                <w:rFonts w:ascii="Aptos" w:hAnsi="Aptos" w:cstheme="minorHAnsi"/>
+                <w:lang w:val="es-AR"/>
+              </w:rPr>
+              <w:drawing>
+                <wp:inline distT="0" distB="0" distL="0" distR="0" wp14:anchorId="691D0EDD" wp14:editId="1AD026DA">
+                  <wp:extent cx="3086531" cy="1400370"/>
+                  <wp:effectExtent l="0" t="0" r="0" b="0"/>
+                  <wp:docPr id="1183835216" name="Imagen 1"/>
+                  <wp:cNvGraphicFramePr>
+                    <a:graphicFrameLocks xmlns:a="http://schemas.openxmlformats.org/drawingml/2006/main" noChangeAspect="1"/>
+                  </wp:cNvGraphicFramePr>
+                  <a:graphic xmlns:a="http://schemas.openxmlformats.org/drawingml/2006/main">
+                    <a:graphicData uri="http://schemas.openxmlformats.org/drawingml/2006/picture">
+                      <pic:pic xmlns:pic="http://schemas.openxmlformats.org/drawingml/2006/picture">
+                        <pic:nvPicPr>
+                          <pic:cNvPr id="1183835216" name=""/>
+                          <pic:cNvPicPr/>
+                        </pic:nvPicPr>
+                        <pic:blipFill>
+                          <a:blip r:embed="rId19"/>
+                          <a:stretch>
+                            <a:fillRect/>
+                          </a:stretch>
+                        </pic:blipFill>
+                        <pic:spPr>
+                          <a:xfrm>
+                            <a:off x="0" y="0"/>
+                            <a:ext cx="3086531" cy="1400370"/>
+                          </a:xfrm>
+                          <a:prstGeom prst="rect">
+                            <a:avLst/>
+                          </a:prstGeom>
+                        </pic:spPr>
+                      </pic:pic>
+                    </a:graphicData>
+                  </a:graphic>
+                </wp:inline>
+              </w:drawing>
+            </w:r>
+          </w:p>
+          <w:p>
+            <w:pPr>
+              <w:tabs>
+                <w:tab w:val="left" w:pos="4365"/>
+              </w:tabs>
+              <w:cnfStyle w:val="000000100000" w:firstRow="0" w:lastRow="0" w:firstColumn="0" w:lastColumn="0" w:oddVBand="0" w:evenVBand="0" w:oddHBand="1" w:evenHBand="0" w:firstRowFirstColumn="0" w:firstRowLastColumn="0" w:lastRowFirstColumn="0" w:lastRowLastColumn="0"/>
+              <w:rPr>
+                <w:rFonts w:ascii="Aptos" w:hAnsi="Aptos" w:cstheme="minorHAnsi"/>
+                <w:lang w:val="es-AR"/>
+              </w:rPr>
+            </w:pPr>
+            <w:r>
+              <w:rPr>
+                <w:rFonts w:ascii="Aptos" w:hAnsi="Aptos" w:cstheme="minorHAnsi"/>
+                <w:lang w:val="es-AR"/>
+              </w:rPr>
+              <w:drawing>
+                <wp:inline distT="0" distB="0" distL="0" distR="0" wp14:anchorId="595189BB" wp14:editId="281DBF26">
+                  <wp:extent cx="3115110" cy="2495898"/>
+                  <wp:effectExtent l="0" t="0" r="9525" b="0"/>
+                  <wp:docPr id="1148488777" name="Imagen 1"/>
+                  <wp:cNvGraphicFramePr>
+                    <a:graphicFrameLocks xmlns:a="http://schemas.openxmlformats.org/drawingml/2006/main" noChangeAspect="1"/>
+                  </wp:cNvGraphicFramePr>
+                  <a:graphic xmlns:a="http://schemas.openxmlformats.org/drawingml/2006/main">
+                    <a:graphicData uri="http://schemas.openxmlformats.org/drawingml/2006/picture">
+                      <pic:pic xmlns:pic="http://schemas.openxmlformats.org/drawingml/2006/picture">
+                        <pic:nvPicPr>
+                          <pic:cNvPr id="1148488777" name=""/>
+                          <pic:cNvPicPr/>
+                        </pic:nvPicPr>
+                        <pic:blipFill>
+                          <a:blip r:embed="rId20"/>
+                          <a:stretch>
+                            <a:fillRect/>
+                          </a:stretch>
+                        </pic:blipFill>
+                        <pic:spPr>
+                          <a:xfrm>
+                            <a:off x="0" y="0"/>
+                            <a:ext cx="3115110" cy="2495898"/>
+                          </a:xfrm>
+                          <a:prstGeom prst="rect">
+                            <a:avLst/>
+                          </a:prstGeom>
+                        </pic:spPr>
+                      </pic:pic>
+                    </a:graphicData>
+                  </a:graphic>
+                </wp:inline>
+              </w:drawing>
+            </w:r>
+          </w:p>
+        </w:tc>
+      </w:tr>
+      <w:tr>
+        <w:trPr>
+          <w:trHeight w:val="455"/>
+        </w:trPr>
+        <w:tc>
+          <w:tcPr>
+            <w:cnfStyle w:val="001000000000" w:firstRow="0" w:lastRow="0" w:firstColumn="1" w:lastColumn="0" w:oddVBand="0" w:evenVBand="0" w:oddHBand="0" w:evenHBand="0" w:firstRowFirstColumn="0" w:firstRowLastColumn="0" w:lastRowFirstColumn="0" w:lastRowLastColumn="0"/>
+            <w:tcW w:w="486" w:type="pct"/>
+          </w:tcPr>
+          <w:p>
+            <w:pPr>
+              <w:jc w:val="center"/>
+              <w:rPr>
+                <w:rFonts w:ascii="Aptos" w:hAnsi="Aptos" w:cstheme="minorHAnsi"/>
+                <w:lang w:val="es-AR"/>
+              </w:rPr>
+            </w:pPr>
+            <w:r>
+              <w:rPr>
+                <w:rFonts w:ascii="Aptos" w:hAnsi="Aptos" w:cstheme="minorHAnsi"/>
+                <w:lang w:val="es-AR"/>
+              </w:rPr>
+              <w:t>RF-09</w:t>
+            </w:r>
+          </w:p>
+        </w:tc>
+        <w:tc>
+          <w:tcPr>
+            <w:tcW w:w="903" w:type="pct"/>
+          </w:tcPr>
+          <w:p>
+            <w:pPr>
+              <w:cnfStyle w:val="000000000000" w:firstRow="0" w:lastRow="0" w:firstColumn="0" w:lastColumn="0" w:oddVBand="0" w:evenVBand="0" w:oddHBand="0" w:evenHBand="0" w:firstRowFirstColumn="0" w:firstRowLastColumn="0" w:lastRowFirstColumn="0" w:lastRowLastColumn="0"/>
+              <w:rPr>
+                <w:rFonts w:ascii="Aptos" w:hAnsi="Aptos" w:cstheme="minorHAnsi"/>
+                <w:b/>
+                <w:bCs/>
+              </w:rPr>
+            </w:pPr>
+            <w:r>
+              <w:rPr>
+                <w:rFonts w:ascii="Aptos" w:hAnsi="Aptos" w:cstheme="minorHAnsi"/>
+                <w:b/>
+                <w:bCs/>
+              </w:rPr>
+              <w:t xml:space="preserve">El contenido de las notas y el color </w:t>
+            </w:r>
+            <w:r>
+              <w:rPr>
+                <w:rFonts w:ascii="Aptos" w:hAnsi="Aptos" w:cstheme="minorHAnsi"/>
+                <w:b/>
+                <w:bCs/>
+              </w:rPr>
+              <w:lastRenderedPageBreak/>
+              <w:t>seleccionado se sincroniza</w:t>
+            </w:r>
+          </w:p>
+        </w:tc>
+        <w:tc>
+          <w:tcPr>
+            <w:tcW w:w="3611" w:type="pct"/>
+          </w:tcPr>
+          <w:p>
+            <w:pPr>
+              <w:tabs>
+                <w:tab w:val="left" w:pos="4365"/>
+              </w:tabs>
+              <w:cnfStyle w:val="000000000000" w:firstRow="0" w:lastRow="0" w:firstColumn="0" w:lastColumn="0" w:oddVBand="0" w:evenVBand="0" w:oddHBand="0" w:evenHBand="0" w:firstRowFirstColumn="0" w:firstRowLastColumn="0" w:lastRowFirstColumn="0" w:lastRowLastColumn="0"/>
+              <w:rPr>
+                <w:rFonts w:ascii="Aptos" w:hAnsi="Aptos" w:cstheme="minorHAnsi"/>
+                <w:lang w:val="es-AR"/>
+              </w:rPr>
+            </w:pPr>
+            <w:r>
+              <w:rPr>
+                <w:rFonts w:ascii="Aptos" w:hAnsi="Aptos" w:cstheme="minorHAnsi"/>
+                <w:lang w:val="es-AR"/>
+              </w:rPr>
+              <w:lastRenderedPageBreak/>
+              <w:t xml:space="preserve">Todo el estado de la aplicación se sincroniza en tiempo real con la base de datos, si hubiese un algún error al conectarse se hace un </w:t>
+            </w:r>
+            <w:proofErr w:type="spellStart"/>
+            <w:r>
+              <w:rPr>
+                <w:rFonts w:ascii="Aptos" w:hAnsi="Aptos" w:cstheme="minorHAnsi"/>
+                <w:lang w:val="es-AR"/>
+              </w:rPr>
+              <w:lastRenderedPageBreak/>
+              <w:t>rollback</w:t>
+            </w:r>
+            <w:proofErr w:type="spellEnd"/>
+            <w:r>
+              <w:rPr>
+                <w:rFonts w:ascii="Aptos" w:hAnsi="Aptos" w:cstheme="minorHAnsi"/>
+                <w:lang w:val="es-AR"/>
+              </w:rPr>
+              <w:t xml:space="preserve"> de los cambios.</w:t>
+            </w:r>
+            <w:r>
+              <w:rPr>
+                <w:rFonts w:ascii="Aptos" w:hAnsi="Aptos" w:cstheme="minorHAnsi"/>
+                <w:lang w:val="es-AR"/>
+              </w:rPr>
+              <w:t xml:space="preserve"> Se puede observar en la pestaña de red de </w:t>
+            </w:r>
+            <w:proofErr w:type="spellStart"/>
+            <w:r>
+              <w:rPr>
+                <w:rFonts w:ascii="Aptos" w:hAnsi="Aptos" w:cstheme="minorHAnsi"/>
+                <w:lang w:val="es-AR"/>
+              </w:rPr>
+              <w:t>DevTools</w:t>
+            </w:r>
+            <w:proofErr w:type="spellEnd"/>
+            <w:r>
+              <w:rPr>
+                <w:rFonts w:ascii="Aptos" w:hAnsi="Aptos" w:cstheme="minorHAnsi"/>
+                <w:lang w:val="es-AR"/>
+              </w:rPr>
+              <w:t>.</w:t>
+            </w:r>
+          </w:p>
+          <w:p>
+            <w:pPr>
+              <w:tabs>
+                <w:tab w:val="left" w:pos="4365"/>
+              </w:tabs>
+              <w:cnfStyle w:val="000000000000" w:firstRow="0" w:lastRow="0" w:firstColumn="0" w:lastColumn="0" w:oddVBand="0" w:evenVBand="0" w:oddHBand="0" w:evenHBand="0" w:firstRowFirstColumn="0" w:firstRowLastColumn="0" w:lastRowFirstColumn="0" w:lastRowLastColumn="0"/>
+              <w:rPr>
+                <w:rFonts w:ascii="Aptos" w:hAnsi="Aptos" w:cstheme="minorHAnsi"/>
+                <w:lang w:val="es-AR"/>
+              </w:rPr>
+            </w:pPr>
+            <w:r>
+              <w:rPr>
+                <w:rFonts w:ascii="Aptos" w:hAnsi="Aptos" w:cstheme="minorHAnsi"/>
+                <w:lang w:val="es-AR"/>
+              </w:rPr>
+              <w:drawing>
+                <wp:inline distT="0" distB="0" distL="0" distR="0" wp14:anchorId="0C90F551" wp14:editId="301FDB93">
+                  <wp:extent cx="4543425" cy="1164590"/>
+                  <wp:effectExtent l="0" t="0" r="9525" b="0"/>
+                  <wp:docPr id="2072838002" name="Imagen 1"/>
+                  <wp:cNvGraphicFramePr>
+                    <a:graphicFrameLocks xmlns:a="http://schemas.openxmlformats.org/drawingml/2006/main" noChangeAspect="1"/>
+                  </wp:cNvGraphicFramePr>
+                  <a:graphic xmlns:a="http://schemas.openxmlformats.org/drawingml/2006/main">
+                    <a:graphicData uri="http://schemas.openxmlformats.org/drawingml/2006/picture">
+                      <pic:pic xmlns:pic="http://schemas.openxmlformats.org/drawingml/2006/picture">
+                        <pic:nvPicPr>
+                          <pic:cNvPr id="2072838002" name=""/>
+                          <pic:cNvPicPr/>
+                        </pic:nvPicPr>
+                        <pic:blipFill>
+                          <a:blip r:embed="rId21"/>
+                          <a:stretch>
+                            <a:fillRect/>
+                          </a:stretch>
+                        </pic:blipFill>
+                        <pic:spPr>
+                          <a:xfrm>
+                            <a:off x="0" y="0"/>
+                            <a:ext cx="4543425" cy="1164590"/>
+                          </a:xfrm>
+                          <a:prstGeom prst="rect">
+                            <a:avLst/>
+                          </a:prstGeom>
+                        </pic:spPr>
+                      </pic:pic>
+                    </a:graphicData>
+                  </a:graphic>
+                </wp:inline>
+              </w:drawing>
+            </w:r>
+          </w:p>
+        </w:tc>
+      </w:tr>
+      <w:tr>
+        <w:trPr>
+          <w:cnfStyle w:val="000000100000" w:firstRow="0" w:lastRow="0" w:firstColumn="0" w:lastColumn="0" w:oddVBand="0" w:evenVBand="0" w:oddHBand="1" w:evenHBand="0" w:firstRowFirstColumn="0" w:firstRowLastColumn="0" w:lastRowFirstColumn="0" w:lastRowLastColumn="0"/>
+          <w:trHeight w:val="455"/>
+        </w:trPr>
+        <w:tc>
+          <w:tcPr>
+            <w:cnfStyle w:val="001000000000" w:firstRow="0" w:lastRow="0" w:firstColumn="1" w:lastColumn="0" w:oddVBand="0" w:evenVBand="0" w:oddHBand="0" w:evenHBand="0" w:firstRowFirstColumn="0" w:firstRowLastColumn="0" w:lastRowFirstColumn="0" w:lastRowLastColumn="0"/>
+            <w:tcW w:w="486" w:type="pct"/>
+          </w:tcPr>
+          <w:p>
+            <w:pPr>
+              <w:jc w:val="center"/>
+              <w:rPr>
+                <w:rFonts w:ascii="Aptos" w:hAnsi="Aptos" w:cstheme="minorHAnsi"/>
+                <w:lang w:val="es-AR"/>
+              </w:rPr>
+            </w:pPr>
+            <w:r>
+              <w:rPr>
+                <w:rFonts w:ascii="Aptos" w:hAnsi="Aptos" w:cstheme="minorHAnsi"/>
+                <w:lang w:val="es-AR"/>
+              </w:rPr>
+              <w:lastRenderedPageBreak/>
+              <w:t>RF-10</w:t>
+            </w:r>
+          </w:p>
+        </w:tc>
+        <w:tc>
+          <w:tcPr>
+            <w:tcW w:w="903" w:type="pct"/>
+          </w:tcPr>
+          <w:p>
+            <w:pPr>
+              <w:cnfStyle w:val="000000100000" w:firstRow="0" w:lastRow="0" w:firstColumn="0" w:lastColumn="0" w:oddVBand="0" w:evenVBand="0" w:oddHBand="1" w:evenHBand="0" w:firstRowFirstColumn="0" w:firstRowLastColumn="0" w:lastRowFirstColumn="0" w:lastRowLastColumn="0"/>
+              <w:rPr>
+                <w:rFonts w:ascii="Aptos" w:hAnsi="Aptos" w:cstheme="minorHAnsi"/>
+                <w:b/>
+                <w:bCs/>
+              </w:rPr>
+            </w:pPr>
+            <w:r>
+              <w:rPr>
+                <w:rFonts w:ascii="Aptos" w:hAnsi="Aptos" w:cstheme="minorHAnsi"/>
+                <w:b/>
+                <w:bCs/>
+              </w:rPr>
+              <w:t>Animaciones</w:t>
+            </w:r>
+          </w:p>
+        </w:tc>
+        <w:tc>
+          <w:tcPr>
+            <w:tcW w:w="3611" w:type="pct"/>
+          </w:tcPr>
+          <w:p>
+            <w:pPr>
+              <w:tabs>
+                <w:tab w:val="left" w:pos="4365"/>
+              </w:tabs>
+              <w:cnfStyle w:val="000000100000" w:firstRow="0" w:lastRow="0" w:firstColumn="0" w:lastColumn="0" w:oddVBand="0" w:evenVBand="0" w:oddHBand="1" w:evenHBand="0" w:firstRowFirstColumn="0" w:firstRowLastColumn="0" w:lastRowFirstColumn="0" w:lastRowLastColumn="0"/>
+              <w:rPr>
+                <w:rFonts w:ascii="Aptos" w:hAnsi="Aptos" w:cstheme="minorHAnsi"/>
+                <w:lang w:val="es-AR"/>
+              </w:rPr>
+            </w:pPr>
+            <w:r>
+              <w:rPr>
+                <w:rFonts w:ascii="Aptos" w:hAnsi="Aptos" w:cstheme="minorHAnsi"/>
+                <w:lang w:val="es-AR"/>
+              </w:rPr>
+              <w:t xml:space="preserve">Al momento de hacer cambios en la UI se usan animaciones sencillas por </w:t>
+            </w:r>
+            <w:proofErr w:type="spellStart"/>
+            <w:r>
+              <w:rPr>
+                <w:rFonts w:ascii="Aptos" w:hAnsi="Aptos" w:cstheme="minorHAnsi"/>
+                <w:lang w:val="es-AR"/>
+              </w:rPr>
+              <w:t>ej</w:t>
+            </w:r>
+            <w:proofErr w:type="spellEnd"/>
+            <w:r>
+              <w:rPr>
+                <w:rFonts w:ascii="Aptos" w:hAnsi="Aptos" w:cstheme="minorHAnsi"/>
+                <w:lang w:val="es-AR"/>
+              </w:rPr>
+              <w:t xml:space="preserve">: al crear o eliminar una nota, cambiar el color preferido o hacer </w:t>
+            </w:r>
+            <w:proofErr w:type="spellStart"/>
+            <w:r>
+              <w:rPr>
+                <w:rFonts w:ascii="Aptos" w:hAnsi="Aptos" w:cstheme="minorHAnsi"/>
+                <w:lang w:val="es-AR"/>
+              </w:rPr>
+              <w:t>hover</w:t>
+            </w:r>
+            <w:proofErr w:type="spellEnd"/>
+            <w:r>
+              <w:rPr>
+                <w:rFonts w:ascii="Aptos" w:hAnsi="Aptos" w:cstheme="minorHAnsi"/>
+                <w:lang w:val="es-AR"/>
+              </w:rPr>
+              <w:t xml:space="preserve">. </w:t>
+            </w:r>
+          </w:p>
+          <w:p>
+            <w:pPr>
+              <w:tabs>
+                <w:tab w:val="left" w:pos="4365"/>
+              </w:tabs>
+              <w:cnfStyle w:val="000000100000" w:firstRow="0" w:lastRow="0" w:firstColumn="0" w:lastColumn="0" w:oddVBand="0" w:evenVBand="0" w:oddHBand="1" w:evenHBand="0" w:firstRowFirstColumn="0" w:firstRowLastColumn="0" w:lastRowFirstColumn="0" w:lastRowLastColumn="0"/>
+              <w:rPr>
+                <w:rFonts w:ascii="Aptos" w:hAnsi="Aptos" w:cstheme="minorHAnsi"/>
+                <w:lang w:val="es-AR"/>
+              </w:rPr>
+            </w:pPr>
+          </w:p>
+        </w:tc>
+      </w:tr>
+      <w:tr>
+        <w:trPr>
+          <w:trHeight w:val="455"/>
+        </w:trPr>
+        <w:tc>
+          <w:tcPr>
+            <w:cnfStyle w:val="001000000000" w:firstRow="0" w:lastRow="0" w:firstColumn="1" w:lastColumn="0" w:oddVBand="0" w:evenVBand="0" w:oddHBand="0" w:evenHBand="0" w:firstRowFirstColumn="0" w:firstRowLastColumn="0" w:lastRowFirstColumn="0" w:lastRowLastColumn="0"/>
+            <w:tcW w:w="486" w:type="pct"/>
+          </w:tcPr>
+          <w:p>
+            <w:pPr>
+              <w:jc w:val="center"/>
+              <w:rPr>
+                <w:rFonts w:ascii="Aptos" w:hAnsi="Aptos" w:cstheme="minorHAnsi"/>
+                <w:lang w:val="es-AR"/>
+              </w:rPr>
+            </w:pPr>
+            <w:r>
+              <w:rPr>
+                <w:rFonts w:ascii="Aptos" w:hAnsi="Aptos" w:cstheme="minorHAnsi"/>
+                <w:lang w:val="es-AR"/>
+              </w:rPr>
+              <w:t>RF-11</w:t>
+            </w:r>
+          </w:p>
+        </w:tc>
+        <w:tc>
+          <w:tcPr>
+            <w:tcW w:w="903" w:type="pct"/>
+          </w:tcPr>
+          <w:p>
+            <w:pPr>
+              <w:cnfStyle w:val="000000000000" w:firstRow="0" w:lastRow="0" w:firstColumn="0" w:lastColumn="0" w:oddVBand="0" w:evenVBand="0" w:oddHBand="0" w:evenHBand="0" w:firstRowFirstColumn="0" w:firstRowLastColumn="0" w:lastRowFirstColumn="0" w:lastRowLastColumn="0"/>
+              <w:rPr>
+                <w:rFonts w:ascii="Aptos" w:hAnsi="Aptos" w:cstheme="minorHAnsi"/>
+                <w:b/>
+                <w:bCs/>
+              </w:rPr>
+            </w:pPr>
+            <w:r>
+              <w:rPr>
+                <w:rFonts w:ascii="Aptos" w:hAnsi="Aptos" w:cstheme="minorHAnsi"/>
+                <w:b/>
+                <w:bCs/>
+              </w:rPr>
+              <w:t>Se usa una API privada para modificar datos en la base de datos.</w:t>
+            </w:r>
+          </w:p>
+        </w:tc>
+        <w:tc>
+          <w:tcPr>
+            <w:tcW w:w="3611" w:type="pct"/>
+          </w:tcPr>
+          <w:p>
+            <w:pPr>
+              <w:tabs>
+                <w:tab w:val="left" w:pos="4365"/>
+              </w:tabs>
+              <w:cnfStyle w:val="000000000000" w:firstRow="0" w:lastRow="0" w:firstColumn="0" w:lastColumn="0" w:oddVBand="0" w:evenVBand="0" w:oddHBand="0" w:evenHBand="0" w:firstRowFirstColumn="0" w:firstRowLastColumn="0" w:lastRowFirstColumn="0" w:lastRowLastColumn="0"/>
+              <w:rPr>
+                <w:rFonts w:ascii="Aptos" w:hAnsi="Aptos" w:cstheme="minorHAnsi"/>
+                <w:lang w:val="es-AR"/>
+              </w:rPr>
+            </w:pPr>
+            <w:r>
+              <w:rPr>
+                <w:rFonts w:ascii="Aptos" w:hAnsi="Aptos" w:cstheme="minorHAnsi"/>
+                <w:lang w:val="es-AR"/>
+              </w:rPr>
+              <w:t>Al momento de modificar el contenido de una nota:</w:t>
+            </w:r>
+          </w:p>
+          <w:p>
+            <w:pPr>
+              <w:tabs>
+                <w:tab w:val="left" w:pos="4365"/>
+              </w:tabs>
+              <w:cnfStyle w:val="000000000000" w:firstRow="0" w:lastRow="0" w:firstColumn="0" w:lastColumn="0" w:oddVBand="0" w:evenVBand="0" w:oddHBand="0" w:evenHBand="0" w:firstRowFirstColumn="0" w:firstRowLastColumn="0" w:lastRowFirstColumn="0" w:lastRowLastColumn="0"/>
+              <w:rPr>
+                <w:rFonts w:ascii="Aptos" w:hAnsi="Aptos" w:cstheme="minorHAnsi"/>
+                <w:lang w:val="es-AR"/>
+              </w:rPr>
+            </w:pPr>
+            <w:r>
+              <w:rPr>
+                <w:rFonts w:ascii="Aptos" w:hAnsi="Aptos" w:cstheme="minorHAnsi"/>
+                <w:lang w:val="es-AR"/>
+              </w:rPr>
+              <w:drawing>
+                <wp:inline distT="0" distB="0" distL="0" distR="0" wp14:anchorId="6B3FFA33" wp14:editId="106E59F6">
+                  <wp:extent cx="4543425" cy="758190"/>
+                  <wp:effectExtent l="0" t="0" r="9525" b="3810"/>
+                  <wp:docPr id="1698482271" name="Imagen 1"/>
+                  <wp:cNvGraphicFramePr>
+                    <a:graphicFrameLocks xmlns:a="http://schemas.openxmlformats.org/drawingml/2006/main" noChangeAspect="1"/>
+                  </wp:cNvGraphicFramePr>
+                  <a:graphic xmlns:a="http://schemas.openxmlformats.org/drawingml/2006/main">
+                    <a:graphicData uri="http://schemas.openxmlformats.org/drawingml/2006/picture">
+                      <pic:pic xmlns:pic="http://schemas.openxmlformats.org/drawingml/2006/picture">
+                        <pic:nvPicPr>
+                          <pic:cNvPr id="1698482271" name=""/>
+                          <pic:cNvPicPr/>
+                        </pic:nvPicPr>
+                        <pic:blipFill>
+                          <a:blip r:embed="rId22"/>
+                          <a:stretch>
+                            <a:fillRect/>
+                          </a:stretch>
+                        </pic:blipFill>
+                        <pic:spPr>
+                          <a:xfrm>
+                            <a:off x="0" y="0"/>
+                            <a:ext cx="4543425" cy="758190"/>
+                          </a:xfrm>
+                          <a:prstGeom prst="rect">
+                            <a:avLst/>
+                          </a:prstGeom>
+                        </pic:spPr>
+                      </pic:pic>
+                    </a:graphicData>
+                  </a:graphic>
+                </wp:inline>
+              </w:drawing>
+            </w:r>
+          </w:p>
+          <w:p>
+            <w:pPr>
+              <w:tabs>
+                <w:tab w:val="left" w:pos="4365"/>
+              </w:tabs>
+              <w:cnfStyle w:val="000000000000" w:firstRow="0" w:lastRow="0" w:firstColumn="0" w:lastColumn="0" w:oddVBand="0" w:evenVBand="0" w:oddHBand="0" w:evenHBand="0" w:firstRowFirstColumn="0" w:firstRowLastColumn="0" w:lastRowFirstColumn="0" w:lastRowLastColumn="0"/>
+              <w:rPr>
+                <w:rFonts w:ascii="Aptos" w:hAnsi="Aptos" w:cstheme="minorHAnsi"/>
+                <w:lang w:val="es-AR"/>
+              </w:rPr>
+            </w:pPr>
+          </w:p>
+          <w:p>
+            <w:pPr>
+              <w:tabs>
+                <w:tab w:val="left" w:pos="4365"/>
+              </w:tabs>
+              <w:cnfStyle w:val="000000000000" w:firstRow="0" w:lastRow="0" w:firstColumn="0" w:lastColumn="0" w:oddVBand="0" w:evenVBand="0" w:oddHBand="0" w:evenHBand="0" w:firstRowFirstColumn="0" w:firstRowLastColumn="0" w:lastRowFirstColumn="0" w:lastRowLastColumn="0"/>
+              <w:rPr>
+                <w:rFonts w:ascii="Aptos" w:hAnsi="Aptos" w:cstheme="minorHAnsi"/>
+                <w:lang w:val="es-AR"/>
+              </w:rPr>
+            </w:pPr>
+            <w:r>
+              <w:rPr>
+                <w:rFonts w:ascii="Aptos" w:hAnsi="Aptos" w:cstheme="minorHAnsi"/>
+                <w:lang w:val="es-AR"/>
+              </w:rPr>
+              <w:t>Al momento de crear una nota:</w:t>
+            </w:r>
+          </w:p>
+          <w:p>
+            <w:pPr>
+              <w:tabs>
+                <w:tab w:val="left" w:pos="4365"/>
+              </w:tabs>
+              <w:cnfStyle w:val="000000000000" w:firstRow="0" w:lastRow="0" w:firstColumn="0" w:lastColumn="0" w:oddVBand="0" w:evenVBand="0" w:oddHBand="0" w:evenHBand="0" w:firstRowFirstColumn="0" w:firstRowLastColumn="0" w:lastRowFirstColumn="0" w:lastRowLastColumn="0"/>
+              <w:rPr>
+                <w:rFonts w:ascii="Aptos" w:hAnsi="Aptos" w:cstheme="minorHAnsi"/>
+                <w:lang w:val="es-AR"/>
+              </w:rPr>
+            </w:pPr>
+            <w:r>
+              <w:rPr>
+                <w:rFonts w:ascii="Aptos" w:hAnsi="Aptos" w:cstheme="minorHAnsi"/>
+                <w:lang w:val="es-AR"/>
+              </w:rPr>
+              <w:drawing>
+                <wp:inline distT="0" distB="0" distL="0" distR="0" wp14:anchorId="42857BD0" wp14:editId="15EBBC32">
+                  <wp:extent cx="4543425" cy="800100"/>
+                  <wp:effectExtent l="0" t="0" r="9525" b="0"/>
+                  <wp:docPr id="1617354037" name="Imagen 1"/>
+                  <wp:cNvGraphicFramePr>
+                    <a:graphicFrameLocks xmlns:a="http://schemas.openxmlformats.org/drawingml/2006/main" noChangeAspect="1"/>
+                  </wp:cNvGraphicFramePr>
+                  <a:graphic xmlns:a="http://schemas.openxmlformats.org/drawingml/2006/main">
+                    <a:graphicData uri="http://schemas.openxmlformats.org/drawingml/2006/picture">
+                      <pic:pic xmlns:pic="http://schemas.openxmlformats.org/drawingml/2006/picture">
+                        <pic:nvPicPr>
+                          <pic:cNvPr id="1617354037" name=""/>
+                          <pic:cNvPicPr/>
+                        </pic:nvPicPr>
+                        <pic:blipFill>
+                          <a:blip r:embed="rId23"/>
+                          <a:stretch>
+                            <a:fillRect/>
+                          </a:stretch>
+                        </pic:blipFill>
+                        <pic:spPr>
+                          <a:xfrm>
+                            <a:off x="0" y="0"/>
+                            <a:ext cx="4543425" cy="800100"/>
+                          </a:xfrm>
+                          <a:prstGeom prst="rect">
+                            <a:avLst/>
+                          </a:prstGeom>
+                        </pic:spPr>
+                      </pic:pic>
+                    </a:graphicData>
+                  </a:graphic>
+                </wp:inline>
+              </w:drawing>
+            </w:r>
+          </w:p>
+          <w:p>
+            <w:pPr>
+              <w:tabs>
+                <w:tab w:val="left" w:pos="4365"/>
+              </w:tabs>
+              <w:cnfStyle w:val="000000000000" w:firstRow="0" w:lastRow="0" w:firstColumn="0" w:lastColumn="0" w:oddVBand="0" w:evenVBand="0" w:oddHBand="0" w:evenHBand="0" w:firstRowFirstColumn="0" w:firstRowLastColumn="0" w:lastRowFirstColumn="0" w:lastRowLastColumn="0"/>
+              <w:rPr>
+                <w:rFonts w:ascii="Aptos" w:hAnsi="Aptos" w:cstheme="minorHAnsi"/>
+                <w:lang w:val="es-AR"/>
+              </w:rPr>
+            </w:pPr>
+            <w:r>
+              <w:rPr>
+                <w:rFonts w:ascii="Aptos" w:hAnsi="Aptos" w:cstheme="minorHAnsi"/>
+                <w:lang w:val="es-AR"/>
+              </w:rPr>
+              <w:t>(el id se crea en el cliente, se puede observar que es un UUID)</w:t>
+            </w:r>
           </w:p>
         </w:tc>
       </w:tr>
@@ -3460,7 +5295,7 @@
           <w:rFonts w:ascii="Aptos" w:hAnsi="Aptos"/>
         </w:rPr>
       </w:pPr>
-      <w:bookmarkStart w:id="91" w:name="_Toc142309159"/>
+      <w:bookmarkStart w:id="90" w:name="_Toc142309159"/>
       <w:r>
         <w:rPr>
           <w:rFonts w:ascii="Aptos" w:hAnsi="Aptos"/>
@@ -3485,7 +5320,7 @@
         </w:rPr>
         <w:t>y requisitos de capacitación</w:t>
       </w:r>
-      <w:bookmarkEnd w:id="91"/>
+      <w:bookmarkEnd w:id="90"/>
     </w:p>
     <w:p>
       <w:pPr>
@@ -3498,18 +5333,18 @@
           <w:rFonts w:ascii="Aptos" w:hAnsi="Aptos"/>
         </w:rPr>
       </w:pPr>
-      <w:bookmarkStart w:id="92" w:name="_Toc142309160"/>
+      <w:bookmarkStart w:id="91" w:name="_Toc142309160"/>
       <w:r>
         <w:rPr>
           <w:rFonts w:ascii="Aptos" w:hAnsi="Aptos"/>
         </w:rPr>
         <w:t>casos de PRUEBAS (cp)</w:t>
       </w:r>
-      <w:bookmarkEnd w:id="92"/>
+      <w:bookmarkEnd w:id="91"/>
     </w:p>
     <w:tbl>
       <w:tblPr>
-        <w:tblStyle w:val="Tabladecuadrcula4-nfasis6"/>
+        <w:tblStyle w:val="Tablaconcuadrcula4-nfasis6"/>
         <w:tblW w:w="9298" w:type="dxa"/>
         <w:tblLayout w:type="fixed"/>
         <w:tblLook w:val="04A0" w:firstRow="1" w:lastRow="0" w:firstColumn="1" w:lastColumn="0" w:noHBand="0" w:noVBand="1"/>
@@ -3720,7 +5555,7 @@
         </w:rPr>
         <w:t xml:space="preserve"> </w:t>
       </w:r>
-      <w:bookmarkStart w:id="93" w:name="_Toc142309161"/>
+      <w:bookmarkStart w:id="92" w:name="_Toc142309161"/>
       <w:r>
         <w:rPr>
           <w:rFonts w:ascii="Aptos" w:hAnsi="Aptos"/>
@@ -3739,11 +5574,11 @@
         </w:rPr>
         <w:t xml:space="preserve"> (rc)</w:t>
       </w:r>
-      <w:bookmarkEnd w:id="93"/>
+      <w:bookmarkEnd w:id="92"/>
     </w:p>
     <w:tbl>
       <w:tblPr>
-        <w:tblStyle w:val="Tabladecuadrcula4-nfasis6"/>
+        <w:tblStyle w:val="Tablaconcuadrcula4-nfasis6"/>
         <w:tblW w:w="9298" w:type="dxa"/>
         <w:tblLayout w:type="fixed"/>
         <w:tblLook w:val="04A0" w:firstRow="1" w:lastRow="0" w:firstColumn="1" w:lastColumn="0" w:noHBand="0" w:noVBand="1"/>
@@ -3783,7 +5618,6 @@
                 <w:color w:val="auto"/>
                 <w:szCs w:val="22"/>
               </w:rPr>
-              <w:lastRenderedPageBreak/>
               <w:t>ID</w:t>
             </w:r>
           </w:p>
@@ -4035,14 +5869,14 @@
           <w:rFonts w:ascii="Aptos" w:hAnsi="Aptos"/>
         </w:rPr>
       </w:pPr>
-      <w:bookmarkStart w:id="94" w:name="_Toc142309162"/>
+      <w:bookmarkStart w:id="93" w:name="_Toc142309162"/>
       <w:r>
         <w:rPr>
           <w:rFonts w:ascii="Aptos" w:hAnsi="Aptos"/>
         </w:rPr>
         <w:t>DOCUMENTACIÓN COMPLEMENTARIA</w:t>
       </w:r>
-      <w:bookmarkEnd w:id="94"/>
+      <w:bookmarkEnd w:id="93"/>
     </w:p>
     <w:p>
       <w:pPr>
@@ -4053,8 +5887,8 @@
           <w:lang w:val="es-AR"/>
         </w:rPr>
       </w:pPr>
-      <w:bookmarkStart w:id="95" w:name="_Toc110937701"/>
-      <w:bookmarkStart w:id="96" w:name="_Toc245023409"/>
+      <w:bookmarkStart w:id="94" w:name="_Toc110937701"/>
+      <w:bookmarkStart w:id="95" w:name="_Toc245023409"/>
       <w:r>
         <w:rPr>
           <w:rFonts w:ascii="Aptos" w:hAnsi="Aptos" w:cs="Arial"/>
@@ -4073,7 +5907,7 @@
         </w:rPr>
         <w:t xml:space="preserve">repositorio: </w:t>
       </w:r>
-      <w:hyperlink r:id="rId12" w:history="1">
+      <w:hyperlink r:id="rId24" w:history="1">
         <w:proofErr w:type="spellStart"/>
         <w:r>
           <w:rPr>
@@ -4118,22 +5952,22 @@
           <w:rFonts w:ascii="Aptos" w:hAnsi="Aptos"/>
         </w:rPr>
       </w:pPr>
-      <w:bookmarkStart w:id="97" w:name="_Toc142309163"/>
+      <w:bookmarkStart w:id="96" w:name="_Toc142309163"/>
       <w:r>
         <w:rPr>
           <w:rFonts w:ascii="Aptos" w:hAnsi="Aptos"/>
         </w:rPr>
         <w:t>APROBACIÓN DE</w:t>
       </w:r>
+      <w:bookmarkEnd w:id="94"/>
       <w:bookmarkEnd w:id="95"/>
-      <w:bookmarkEnd w:id="96"/>
       <w:r>
         <w:rPr>
           <w:rFonts w:ascii="Aptos" w:hAnsi="Aptos"/>
         </w:rPr>
         <w:t xml:space="preserve"> la especificación funcional</w:t>
       </w:r>
-      <w:bookmarkEnd w:id="97"/>
+      <w:bookmarkEnd w:id="96"/>
     </w:p>
     <w:p>
       <w:pPr>
@@ -4650,10 +6484,10 @@
       </w:pPr>
     </w:p>
     <w:sectPr>
-      <w:headerReference w:type="default" r:id="rId13"/>
-      <w:footerReference w:type="even" r:id="rId14"/>
-      <w:footerReference w:type="default" r:id="rId15"/>
-      <w:headerReference w:type="first" r:id="rId16"/>
+      <w:headerReference w:type="default" r:id="rId25"/>
+      <w:footerReference w:type="even" r:id="rId26"/>
+      <w:footerReference w:type="default" r:id="rId27"/>
+      <w:headerReference w:type="first" r:id="rId28"/>
       <w:pgSz w:w="11907" w:h="16840" w:code="9"/>
       <w:pgMar w:top="1973" w:right="992" w:bottom="1258" w:left="1627" w:header="720" w:footer="374" w:gutter="0"/>
       <w:paperSrc w:first="261" w:other="261"/>
@@ -4671,7 +6505,7 @@
 </file>
 
 <file path=word/endnotes.xml><?xml version="1.0" encoding="utf-8"?>
-<w:endnotes xmlns:wpc="http://schemas.microsoft.com/office/word/2010/wordprocessingCanvas" xmlns:cx="http://schemas.microsoft.com/office/drawing/2014/chartex" xmlns:cx1="http://schemas.microsoft.com/office/drawing/2015/9/8/chartex" xmlns:mc="http://schemas.openxmlformats.org/markup-compatibility/2006" xmlns:o="urn:schemas-microsoft-com:office:office" xmlns:r="http://schemas.openxmlformats.org/officeDocument/2006/relationships" xmlns:m="http://schemas.openxmlformats.org/officeDocument/2006/math" xmlns:v="urn:schemas-microsoft-com:vml" xmlns:wp14="http://schemas.microsoft.com/office/word/2010/wordprocessingDrawing" xmlns:wp="http://schemas.openxmlformats.org/drawingml/2006/wordprocessingDrawing" xmlns:w10="urn:schemas-microsoft-com:office:word" xmlns:w="http://schemas.openxmlformats.org/wordprocessingml/2006/main" xmlns:w14="http://schemas.microsoft.com/office/word/2010/wordml" xmlns:w15="http://schemas.microsoft.com/office/word/2012/wordml" xmlns:w16se="http://schemas.microsoft.com/office/word/2015/wordml/symex" xmlns:wpg="http://schemas.microsoft.com/office/word/2010/wordprocessingGroup" xmlns:wpi="http://schemas.microsoft.com/office/word/2010/wordprocessingInk" xmlns:wne="http://schemas.microsoft.com/office/word/2006/wordml" xmlns:wps="http://schemas.microsoft.com/office/word/2010/wordprocessingShape" mc:Ignorable="w14 w15 w16se wp14">
+<w:endnotes xmlns:wpc="http://schemas.microsoft.com/office/word/2010/wordprocessingCanvas" xmlns:cx="http://schemas.microsoft.com/office/drawing/2014/chartex" xmlns:cx1="http://schemas.microsoft.com/office/drawing/2015/9/8/chartex" xmlns:cx2="http://schemas.microsoft.com/office/drawing/2015/10/21/chartex" xmlns:cx3="http://schemas.microsoft.com/office/drawing/2016/5/9/chartex" xmlns:cx4="http://schemas.microsoft.com/office/drawing/2016/5/10/chartex" xmlns:cx5="http://schemas.microsoft.com/office/drawing/2016/5/11/chartex" xmlns:cx6="http://schemas.microsoft.com/office/drawing/2016/5/12/chartex" xmlns:cx7="http://schemas.microsoft.com/office/drawing/2016/5/13/chartex" xmlns:cx8="http://schemas.microsoft.com/office/drawing/2016/5/14/chartex" xmlns:mc="http://schemas.openxmlformats.org/markup-compatibility/2006" xmlns:aink="http://schemas.microsoft.com/office/drawing/2016/ink" xmlns:am3d="http://schemas.microsoft.com/office/drawing/2017/model3d" xmlns:o="urn:schemas-microsoft-com:office:office" xmlns:oel="http://schemas.microsoft.com/office/2019/extlst" xmlns:r="http://schemas.openxmlformats.org/officeDocument/2006/relationships" xmlns:m="http://schemas.openxmlformats.org/officeDocument/2006/math" xmlns:v="urn:schemas-microsoft-com:vml" xmlns:wp14="http://schemas.microsoft.com/office/word/2010/wordprocessingDrawing" xmlns:wp="http://schemas.openxmlformats.org/drawingml/2006/wordprocessingDrawing" xmlns:w10="urn:schemas-microsoft-com:office:word" xmlns:w="http://schemas.openxmlformats.org/wordprocessingml/2006/main" xmlns:w14="http://schemas.microsoft.com/office/word/2010/wordml" xmlns:w15="http://schemas.microsoft.com/office/word/2012/wordml" xmlns:w16cex="http://schemas.microsoft.com/office/word/2018/wordml/cex" xmlns:w16cid="http://schemas.microsoft.com/office/word/2016/wordml/cid" xmlns:w16="http://schemas.microsoft.com/office/word/2018/wordml" xmlns:w16du="http://schemas.microsoft.com/office/word/2023/wordml/word16du" xmlns:w16sdtdh="http://schemas.microsoft.com/office/word/2020/wordml/sdtdatahash" xmlns:w16se="http://schemas.microsoft.com/office/word/2015/wordml/symex" xmlns:wpg="http://schemas.microsoft.com/office/word/2010/wordprocessingGroup" xmlns:wpi="http://schemas.microsoft.com/office/word/2010/wordprocessingInk" xmlns:wne="http://schemas.microsoft.com/office/word/2006/wordml" xmlns:wps="http://schemas.microsoft.com/office/word/2010/wordprocessingShape" mc:Ignorable="w14 w15 w16se w16cid w16 w16cex w16sdtdh w16du wp14">
   <w:endnote w:type="separator" w:id="-1">
     <w:p>
       <w:r>
@@ -4690,7 +6524,7 @@
 </file>
 
 <file path=word/footer1.xml><?xml version="1.0" encoding="utf-8"?>
-<w:ftr xmlns:wpc="http://schemas.microsoft.com/office/word/2010/wordprocessingCanvas" xmlns:cx="http://schemas.microsoft.com/office/drawing/2014/chartex" xmlns:cx1="http://schemas.microsoft.com/office/drawing/2015/9/8/chartex" xmlns:mc="http://schemas.openxmlformats.org/markup-compatibility/2006" xmlns:o="urn:schemas-microsoft-com:office:office" xmlns:r="http://schemas.openxmlformats.org/officeDocument/2006/relationships" xmlns:m="http://schemas.openxmlformats.org/officeDocument/2006/math" xmlns:v="urn:schemas-microsoft-com:vml" xmlns:wp14="http://schemas.microsoft.com/office/word/2010/wordprocessingDrawing" xmlns:wp="http://schemas.openxmlformats.org/drawingml/2006/wordprocessingDrawing" xmlns:w10="urn:schemas-microsoft-com:office:word" xmlns:w="http://schemas.openxmlformats.org/wordprocessingml/2006/main" xmlns:w14="http://schemas.microsoft.com/office/word/2010/wordml" xmlns:w15="http://schemas.microsoft.com/office/word/2012/wordml" xmlns:w16se="http://schemas.microsoft.com/office/word/2015/wordml/symex" xmlns:wpg="http://schemas.microsoft.com/office/word/2010/wordprocessingGroup" xmlns:wpi="http://schemas.microsoft.com/office/word/2010/wordprocessingInk" xmlns:wne="http://schemas.microsoft.com/office/word/2006/wordml" xmlns:wps="http://schemas.microsoft.com/office/word/2010/wordprocessingShape" mc:Ignorable="w14 w15 w16se wp14">
+<w:ftr xmlns:wpc="http://schemas.microsoft.com/office/word/2010/wordprocessingCanvas" xmlns:cx="http://schemas.microsoft.com/office/drawing/2014/chartex" xmlns:cx1="http://schemas.microsoft.com/office/drawing/2015/9/8/chartex" xmlns:cx2="http://schemas.microsoft.com/office/drawing/2015/10/21/chartex" xmlns:cx3="http://schemas.microsoft.com/office/drawing/2016/5/9/chartex" xmlns:cx4="http://schemas.microsoft.com/office/drawing/2016/5/10/chartex" xmlns:cx5="http://schemas.microsoft.com/office/drawing/2016/5/11/chartex" xmlns:cx6="http://schemas.microsoft.com/office/drawing/2016/5/12/chartex" xmlns:cx7="http://schemas.microsoft.com/office/drawing/2016/5/13/chartex" xmlns:cx8="http://schemas.microsoft.com/office/drawing/2016/5/14/chartex" xmlns:mc="http://schemas.openxmlformats.org/markup-compatibility/2006" xmlns:aink="http://schemas.microsoft.com/office/drawing/2016/ink" xmlns:am3d="http://schemas.microsoft.com/office/drawing/2017/model3d" xmlns:o="urn:schemas-microsoft-com:office:office" xmlns:oel="http://schemas.microsoft.com/office/2019/extlst" xmlns:r="http://schemas.openxmlformats.org/officeDocument/2006/relationships" xmlns:m="http://schemas.openxmlformats.org/officeDocument/2006/math" xmlns:v="urn:schemas-microsoft-com:vml" xmlns:wp14="http://schemas.microsoft.com/office/word/2010/wordprocessingDrawing" xmlns:wp="http://schemas.openxmlformats.org/drawingml/2006/wordprocessingDrawing" xmlns:w10="urn:schemas-microsoft-com:office:word" xmlns:w="http://schemas.openxmlformats.org/wordprocessingml/2006/main" xmlns:w14="http://schemas.microsoft.com/office/word/2010/wordml" xmlns:w15="http://schemas.microsoft.com/office/word/2012/wordml" xmlns:w16cex="http://schemas.microsoft.com/office/word/2018/wordml/cex" xmlns:w16cid="http://schemas.microsoft.com/office/word/2016/wordml/cid" xmlns:w16="http://schemas.microsoft.com/office/word/2018/wordml" xmlns:w16du="http://schemas.microsoft.com/office/word/2023/wordml/word16du" xmlns:w16sdtdh="http://schemas.microsoft.com/office/word/2020/wordml/sdtdatahash" xmlns:w16se="http://schemas.microsoft.com/office/word/2015/wordml/symex" xmlns:wpg="http://schemas.microsoft.com/office/word/2010/wordprocessingGroup" xmlns:wpi="http://schemas.microsoft.com/office/word/2010/wordprocessingInk" xmlns:wne="http://schemas.microsoft.com/office/word/2006/wordml" xmlns:wps="http://schemas.microsoft.com/office/word/2010/wordprocessingShape" mc:Ignorable="w14 w15 w16se w16cid w16 w16cex w16sdtdh w16du wp14">
   <w:p>
     <w:pPr>
       <w:pStyle w:val="Piedepgina"/>
@@ -4728,7 +6562,7 @@
 </file>
 
 <file path=word/footer2.xml><?xml version="1.0" encoding="utf-8"?>
-<w:ftr xmlns:wpc="http://schemas.microsoft.com/office/word/2010/wordprocessingCanvas" xmlns:cx="http://schemas.microsoft.com/office/drawing/2014/chartex" xmlns:cx1="http://schemas.microsoft.com/office/drawing/2015/9/8/chartex" xmlns:mc="http://schemas.openxmlformats.org/markup-compatibility/2006" xmlns:o="urn:schemas-microsoft-com:office:office" xmlns:r="http://schemas.openxmlformats.org/officeDocument/2006/relationships" xmlns:m="http://schemas.openxmlformats.org/officeDocument/2006/math" xmlns:v="urn:schemas-microsoft-com:vml" xmlns:wp14="http://schemas.microsoft.com/office/word/2010/wordprocessingDrawing" xmlns:wp="http://schemas.openxmlformats.org/drawingml/2006/wordprocessingDrawing" xmlns:w10="urn:schemas-microsoft-com:office:word" xmlns:w="http://schemas.openxmlformats.org/wordprocessingml/2006/main" xmlns:w14="http://schemas.microsoft.com/office/word/2010/wordml" xmlns:w15="http://schemas.microsoft.com/office/word/2012/wordml" xmlns:w16se="http://schemas.microsoft.com/office/word/2015/wordml/symex" xmlns:wpg="http://schemas.microsoft.com/office/word/2010/wordprocessingGroup" xmlns:wpi="http://schemas.microsoft.com/office/word/2010/wordprocessingInk" xmlns:wne="http://schemas.microsoft.com/office/word/2006/wordml" xmlns:wps="http://schemas.microsoft.com/office/word/2010/wordprocessingShape" mc:Ignorable="w14 w15 w16se wp14">
+<w:ftr xmlns:wpc="http://schemas.microsoft.com/office/word/2010/wordprocessingCanvas" xmlns:cx="http://schemas.microsoft.com/office/drawing/2014/chartex" xmlns:cx1="http://schemas.microsoft.com/office/drawing/2015/9/8/chartex" xmlns:cx2="http://schemas.microsoft.com/office/drawing/2015/10/21/chartex" xmlns:cx3="http://schemas.microsoft.com/office/drawing/2016/5/9/chartex" xmlns:cx4="http://schemas.microsoft.com/office/drawing/2016/5/10/chartex" xmlns:cx5="http://schemas.microsoft.com/office/drawing/2016/5/11/chartex" xmlns:cx6="http://schemas.microsoft.com/office/drawing/2016/5/12/chartex" xmlns:cx7="http://schemas.microsoft.com/office/drawing/2016/5/13/chartex" xmlns:cx8="http://schemas.microsoft.com/office/drawing/2016/5/14/chartex" xmlns:mc="http://schemas.openxmlformats.org/markup-compatibility/2006" xmlns:aink="http://schemas.microsoft.com/office/drawing/2016/ink" xmlns:am3d="http://schemas.microsoft.com/office/drawing/2017/model3d" xmlns:o="urn:schemas-microsoft-com:office:office" xmlns:oel="http://schemas.microsoft.com/office/2019/extlst" xmlns:r="http://schemas.openxmlformats.org/officeDocument/2006/relationships" xmlns:m="http://schemas.openxmlformats.org/officeDocument/2006/math" xmlns:v="urn:schemas-microsoft-com:vml" xmlns:wp14="http://schemas.microsoft.com/office/word/2010/wordprocessingDrawing" xmlns:wp="http://schemas.openxmlformats.org/drawingml/2006/wordprocessingDrawing" xmlns:w10="urn:schemas-microsoft-com:office:word" xmlns:w="http://schemas.openxmlformats.org/wordprocessingml/2006/main" xmlns:w14="http://schemas.microsoft.com/office/word/2010/wordml" xmlns:w15="http://schemas.microsoft.com/office/word/2012/wordml" xmlns:w16cex="http://schemas.microsoft.com/office/word/2018/wordml/cex" xmlns:w16cid="http://schemas.microsoft.com/office/word/2016/wordml/cid" xmlns:w16="http://schemas.microsoft.com/office/word/2018/wordml" xmlns:w16du="http://schemas.microsoft.com/office/word/2023/wordml/word16du" xmlns:w16sdtdh="http://schemas.microsoft.com/office/word/2020/wordml/sdtdatahash" xmlns:w16se="http://schemas.microsoft.com/office/word/2015/wordml/symex" xmlns:wpg="http://schemas.microsoft.com/office/word/2010/wordprocessingGroup" xmlns:wpi="http://schemas.microsoft.com/office/word/2010/wordprocessingInk" xmlns:wne="http://schemas.microsoft.com/office/word/2006/wordml" xmlns:wps="http://schemas.microsoft.com/office/word/2010/wordprocessingShape" mc:Ignorable="w14 w15 w16se w16cid w16 w16cex w16sdtdh w16du wp14">
   <w:p>
     <w:pPr>
       <w:pStyle w:val="Piedepgina"/>
@@ -4744,7 +6578,7 @@
 </file>
 
 <file path=word/footnotes.xml><?xml version="1.0" encoding="utf-8"?>
-<w:footnotes xmlns:wpc="http://schemas.microsoft.com/office/word/2010/wordprocessingCanvas" xmlns:cx="http://schemas.microsoft.com/office/drawing/2014/chartex" xmlns:cx1="http://schemas.microsoft.com/office/drawing/2015/9/8/chartex" xmlns:mc="http://schemas.openxmlformats.org/markup-compatibility/2006" xmlns:o="urn:schemas-microsoft-com:office:office" xmlns:r="http://schemas.openxmlformats.org/officeDocument/2006/relationships" xmlns:m="http://schemas.openxmlformats.org/officeDocument/2006/math" xmlns:v="urn:schemas-microsoft-com:vml" xmlns:wp14="http://schemas.microsoft.com/office/word/2010/wordprocessingDrawing" xmlns:wp="http://schemas.openxmlformats.org/drawingml/2006/wordprocessingDrawing" xmlns:w10="urn:schemas-microsoft-com:office:word" xmlns:w="http://schemas.openxmlformats.org/wordprocessingml/2006/main" xmlns:w14="http://schemas.microsoft.com/office/word/2010/wordml" xmlns:w15="http://schemas.microsoft.com/office/word/2012/wordml" xmlns:w16se="http://schemas.microsoft.com/office/word/2015/wordml/symex" xmlns:wpg="http://schemas.microsoft.com/office/word/2010/wordprocessingGroup" xmlns:wpi="http://schemas.microsoft.com/office/word/2010/wordprocessingInk" xmlns:wne="http://schemas.microsoft.com/office/word/2006/wordml" xmlns:wps="http://schemas.microsoft.com/office/word/2010/wordprocessingShape" mc:Ignorable="w14 w15 w16se wp14">
+<w:footnotes xmlns:wpc="http://schemas.microsoft.com/office/word/2010/wordprocessingCanvas" xmlns:cx="http://schemas.microsoft.com/office/drawing/2014/chartex" xmlns:cx1="http://schemas.microsoft.com/office/drawing/2015/9/8/chartex" xmlns:cx2="http://schemas.microsoft.com/office/drawing/2015/10/21/chartex" xmlns:cx3="http://schemas.microsoft.com/office/drawing/2016/5/9/chartex" xmlns:cx4="http://schemas.microsoft.com/office/drawing/2016/5/10/chartex" xmlns:cx5="http://schemas.microsoft.com/office/drawing/2016/5/11/chartex" xmlns:cx6="http://schemas.microsoft.com/office/drawing/2016/5/12/chartex" xmlns:cx7="http://schemas.microsoft.com/office/drawing/2016/5/13/chartex" xmlns:cx8="http://schemas.microsoft.com/office/drawing/2016/5/14/chartex" xmlns:mc="http://schemas.openxmlformats.org/markup-compatibility/2006" xmlns:aink="http://schemas.microsoft.com/office/drawing/2016/ink" xmlns:am3d="http://schemas.microsoft.com/office/drawing/2017/model3d" xmlns:o="urn:schemas-microsoft-com:office:office" xmlns:oel="http://schemas.microsoft.com/office/2019/extlst" xmlns:r="http://schemas.openxmlformats.org/officeDocument/2006/relationships" xmlns:m="http://schemas.openxmlformats.org/officeDocument/2006/math" xmlns:v="urn:schemas-microsoft-com:vml" xmlns:wp14="http://schemas.microsoft.com/office/word/2010/wordprocessingDrawing" xmlns:wp="http://schemas.openxmlformats.org/drawingml/2006/wordprocessingDrawing" xmlns:w10="urn:schemas-microsoft-com:office:word" xmlns:w="http://schemas.openxmlformats.org/wordprocessingml/2006/main" xmlns:w14="http://schemas.microsoft.com/office/word/2010/wordml" xmlns:w15="http://schemas.microsoft.com/office/word/2012/wordml" xmlns:w16cex="http://schemas.microsoft.com/office/word/2018/wordml/cex" xmlns:w16cid="http://schemas.microsoft.com/office/word/2016/wordml/cid" xmlns:w16="http://schemas.microsoft.com/office/word/2018/wordml" xmlns:w16du="http://schemas.microsoft.com/office/word/2023/wordml/word16du" xmlns:w16sdtdh="http://schemas.microsoft.com/office/word/2020/wordml/sdtdatahash" xmlns:w16se="http://schemas.microsoft.com/office/word/2015/wordml/symex" xmlns:wpg="http://schemas.microsoft.com/office/word/2010/wordprocessingGroup" xmlns:wpi="http://schemas.microsoft.com/office/word/2010/wordprocessingInk" xmlns:wne="http://schemas.microsoft.com/office/word/2006/wordml" xmlns:wps="http://schemas.microsoft.com/office/word/2010/wordprocessingShape" mc:Ignorable="w14 w15 w16se w16cid w16 w16cex w16sdtdh w16du wp14">
   <w:footnote w:type="separator" w:id="-1">
     <w:p>
       <w:r>
@@ -4763,7 +6597,7 @@
 </file>
 
 <file path=word/header1.xml><?xml version="1.0" encoding="utf-8"?>
-<w:hdr xmlns:wpc="http://schemas.microsoft.com/office/word/2010/wordprocessingCanvas" xmlns:cx="http://schemas.microsoft.com/office/drawing/2014/chartex" xmlns:cx1="http://schemas.microsoft.com/office/drawing/2015/9/8/chartex" xmlns:mc="http://schemas.openxmlformats.org/markup-compatibility/2006" xmlns:o="urn:schemas-microsoft-com:office:office" xmlns:r="http://schemas.openxmlformats.org/officeDocument/2006/relationships" xmlns:m="http://schemas.openxmlformats.org/officeDocument/2006/math" xmlns:v="urn:schemas-microsoft-com:vml" xmlns:wp14="http://schemas.microsoft.com/office/word/2010/wordprocessingDrawing" xmlns:wp="http://schemas.openxmlformats.org/drawingml/2006/wordprocessingDrawing" xmlns:w10="urn:schemas-microsoft-com:office:word" xmlns:w="http://schemas.openxmlformats.org/wordprocessingml/2006/main" xmlns:w14="http://schemas.microsoft.com/office/word/2010/wordml" xmlns:w15="http://schemas.microsoft.com/office/word/2012/wordml" xmlns:w16se="http://schemas.microsoft.com/office/word/2015/wordml/symex" xmlns:wpg="http://schemas.microsoft.com/office/word/2010/wordprocessingGroup" xmlns:wpi="http://schemas.microsoft.com/office/word/2010/wordprocessingInk" xmlns:wne="http://schemas.microsoft.com/office/word/2006/wordml" xmlns:wps="http://schemas.microsoft.com/office/word/2010/wordprocessingShape" mc:Ignorable="w14 w15 w16se wp14">
+<w:hdr xmlns:wpc="http://schemas.microsoft.com/office/word/2010/wordprocessingCanvas" xmlns:cx="http://schemas.microsoft.com/office/drawing/2014/chartex" xmlns:cx1="http://schemas.microsoft.com/office/drawing/2015/9/8/chartex" xmlns:cx2="http://schemas.microsoft.com/office/drawing/2015/10/21/chartex" xmlns:cx3="http://schemas.microsoft.com/office/drawing/2016/5/9/chartex" xmlns:cx4="http://schemas.microsoft.com/office/drawing/2016/5/10/chartex" xmlns:cx5="http://schemas.microsoft.com/office/drawing/2016/5/11/chartex" xmlns:cx6="http://schemas.microsoft.com/office/drawing/2016/5/12/chartex" xmlns:cx7="http://schemas.microsoft.com/office/drawing/2016/5/13/chartex" xmlns:cx8="http://schemas.microsoft.com/office/drawing/2016/5/14/chartex" xmlns:mc="http://schemas.openxmlformats.org/markup-compatibility/2006" xmlns:aink="http://schemas.microsoft.com/office/drawing/2016/ink" xmlns:am3d="http://schemas.microsoft.com/office/drawing/2017/model3d" xmlns:o="urn:schemas-microsoft-com:office:office" xmlns:oel="http://schemas.microsoft.com/office/2019/extlst" xmlns:r="http://schemas.openxmlformats.org/officeDocument/2006/relationships" xmlns:m="http://schemas.openxmlformats.org/officeDocument/2006/math" xmlns:v="urn:schemas-microsoft-com:vml" xmlns:wp14="http://schemas.microsoft.com/office/word/2010/wordprocessingDrawing" xmlns:wp="http://schemas.openxmlformats.org/drawingml/2006/wordprocessingDrawing" xmlns:w10="urn:schemas-microsoft-com:office:word" xmlns:w="http://schemas.openxmlformats.org/wordprocessingml/2006/main" xmlns:w14="http://schemas.microsoft.com/office/word/2010/wordml" xmlns:w15="http://schemas.microsoft.com/office/word/2012/wordml" xmlns:w16cex="http://schemas.microsoft.com/office/word/2018/wordml/cex" xmlns:w16cid="http://schemas.microsoft.com/office/word/2016/wordml/cid" xmlns:w16="http://schemas.microsoft.com/office/word/2018/wordml" xmlns:w16du="http://schemas.microsoft.com/office/word/2023/wordml/word16du" xmlns:w16sdtdh="http://schemas.microsoft.com/office/word/2020/wordml/sdtdatahash" xmlns:w16se="http://schemas.microsoft.com/office/word/2015/wordml/symex" xmlns:wpg="http://schemas.microsoft.com/office/word/2010/wordprocessingGroup" xmlns:wpi="http://schemas.microsoft.com/office/word/2010/wordprocessingInk" xmlns:wne="http://schemas.microsoft.com/office/word/2006/wordml" xmlns:wps="http://schemas.microsoft.com/office/word/2010/wordprocessingShape" mc:Ignorable="w14 w15 w16se w16cid w16 w16cex w16sdtdh w16du wp14">
   <w:tbl>
     <w:tblPr>
       <w:tblW w:w="10658" w:type="dxa"/>
@@ -5013,7 +6847,7 @@
 </file>
 
 <file path=word/header2.xml><?xml version="1.0" encoding="utf-8"?>
-<w:hdr xmlns:wpc="http://schemas.microsoft.com/office/word/2010/wordprocessingCanvas" xmlns:cx="http://schemas.microsoft.com/office/drawing/2014/chartex" xmlns:cx1="http://schemas.microsoft.com/office/drawing/2015/9/8/chartex" xmlns:mc="http://schemas.openxmlformats.org/markup-compatibility/2006" xmlns:o="urn:schemas-microsoft-com:office:office" xmlns:r="http://schemas.openxmlformats.org/officeDocument/2006/relationships" xmlns:m="http://schemas.openxmlformats.org/officeDocument/2006/math" xmlns:v="urn:schemas-microsoft-com:vml" xmlns:wp14="http://schemas.microsoft.com/office/word/2010/wordprocessingDrawing" xmlns:wp="http://schemas.openxmlformats.org/drawingml/2006/wordprocessingDrawing" xmlns:w10="urn:schemas-microsoft-com:office:word" xmlns:w="http://schemas.openxmlformats.org/wordprocessingml/2006/main" xmlns:w14="http://schemas.microsoft.com/office/word/2010/wordml" xmlns:w15="http://schemas.microsoft.com/office/word/2012/wordml" xmlns:w16se="http://schemas.microsoft.com/office/word/2015/wordml/symex" xmlns:wpg="http://schemas.microsoft.com/office/word/2010/wordprocessingGroup" xmlns:wpi="http://schemas.microsoft.com/office/word/2010/wordprocessingInk" xmlns:wne="http://schemas.microsoft.com/office/word/2006/wordml" xmlns:wps="http://schemas.microsoft.com/office/word/2010/wordprocessingShape" mc:Ignorable="w14 w15 w16se wp14">
+<w:hdr xmlns:wpc="http://schemas.microsoft.com/office/word/2010/wordprocessingCanvas" xmlns:cx="http://schemas.microsoft.com/office/drawing/2014/chartex" xmlns:cx1="http://schemas.microsoft.com/office/drawing/2015/9/8/chartex" xmlns:cx2="http://schemas.microsoft.com/office/drawing/2015/10/21/chartex" xmlns:cx3="http://schemas.microsoft.com/office/drawing/2016/5/9/chartex" xmlns:cx4="http://schemas.microsoft.com/office/drawing/2016/5/10/chartex" xmlns:cx5="http://schemas.microsoft.com/office/drawing/2016/5/11/chartex" xmlns:cx6="http://schemas.microsoft.com/office/drawing/2016/5/12/chartex" xmlns:cx7="http://schemas.microsoft.com/office/drawing/2016/5/13/chartex" xmlns:cx8="http://schemas.microsoft.com/office/drawing/2016/5/14/chartex" xmlns:mc="http://schemas.openxmlformats.org/markup-compatibility/2006" xmlns:aink="http://schemas.microsoft.com/office/drawing/2016/ink" xmlns:am3d="http://schemas.microsoft.com/office/drawing/2017/model3d" xmlns:o="urn:schemas-microsoft-com:office:office" xmlns:oel="http://schemas.microsoft.com/office/2019/extlst" xmlns:r="http://schemas.openxmlformats.org/officeDocument/2006/relationships" xmlns:m="http://schemas.openxmlformats.org/officeDocument/2006/math" xmlns:v="urn:schemas-microsoft-com:vml" xmlns:wp14="http://schemas.microsoft.com/office/word/2010/wordprocessingDrawing" xmlns:wp="http://schemas.openxmlformats.org/drawingml/2006/wordprocessingDrawing" xmlns:w10="urn:schemas-microsoft-com:office:word" xmlns:w="http://schemas.openxmlformats.org/wordprocessingml/2006/main" xmlns:w14="http://schemas.microsoft.com/office/word/2010/wordml" xmlns:w15="http://schemas.microsoft.com/office/word/2012/wordml" xmlns:w16cex="http://schemas.microsoft.com/office/word/2018/wordml/cex" xmlns:w16cid="http://schemas.microsoft.com/office/word/2016/wordml/cid" xmlns:w16="http://schemas.microsoft.com/office/word/2018/wordml" xmlns:w16du="http://schemas.microsoft.com/office/word/2023/wordml/word16du" xmlns:w16sdtdh="http://schemas.microsoft.com/office/word/2020/wordml/sdtdatahash" xmlns:w16se="http://schemas.microsoft.com/office/word/2015/wordml/symex" xmlns:wpg="http://schemas.microsoft.com/office/word/2010/wordprocessingGroup" xmlns:wpi="http://schemas.microsoft.com/office/word/2010/wordprocessingInk" xmlns:wne="http://schemas.microsoft.com/office/word/2006/wordml" xmlns:wps="http://schemas.microsoft.com/office/word/2010/wordprocessingShape" mc:Ignorable="w14 w15 w16se w16cid w16 w16cex w16sdtdh w16du wp14">
   <w:tbl>
     <w:tblPr>
       <w:tblW w:w="10512" w:type="dxa"/>
@@ -5235,7 +7069,7 @@
 </file>
 
 <file path=word/numbering.xml><?xml version="1.0" encoding="utf-8"?>
-<w:numbering xmlns:wpc="http://schemas.microsoft.com/office/word/2010/wordprocessingCanvas" xmlns:cx="http://schemas.microsoft.com/office/drawing/2014/chartex" xmlns:cx1="http://schemas.microsoft.com/office/drawing/2015/9/8/chartex" xmlns:mc="http://schemas.openxmlformats.org/markup-compatibility/2006" xmlns:o="urn:schemas-microsoft-com:office:office" xmlns:r="http://schemas.openxmlformats.org/officeDocument/2006/relationships" xmlns:m="http://schemas.openxmlformats.org/officeDocument/2006/math" xmlns:v="urn:schemas-microsoft-com:vml" xmlns:wp14="http://schemas.microsoft.com/office/word/2010/wordprocessingDrawing" xmlns:wp="http://schemas.openxmlformats.org/drawingml/2006/wordprocessingDrawing" xmlns:w10="urn:schemas-microsoft-com:office:word" xmlns:w="http://schemas.openxmlformats.org/wordprocessingml/2006/main" xmlns:w14="http://schemas.microsoft.com/office/word/2010/wordml" xmlns:w15="http://schemas.microsoft.com/office/word/2012/wordml" xmlns:w16se="http://schemas.microsoft.com/office/word/2015/wordml/symex" xmlns:wpg="http://schemas.microsoft.com/office/word/2010/wordprocessingGroup" xmlns:wpi="http://schemas.microsoft.com/office/word/2010/wordprocessingInk" xmlns:wne="http://schemas.microsoft.com/office/word/2006/wordml" xmlns:wps="http://schemas.microsoft.com/office/word/2010/wordprocessingShape" mc:Ignorable="w14 w15 w16se wp14">
+<w:numbering xmlns:wpc="http://schemas.microsoft.com/office/word/2010/wordprocessingCanvas" xmlns:cx="http://schemas.microsoft.com/office/drawing/2014/chartex" xmlns:cx1="http://schemas.microsoft.com/office/drawing/2015/9/8/chartex" xmlns:cx2="http://schemas.microsoft.com/office/drawing/2015/10/21/chartex" xmlns:cx3="http://schemas.microsoft.com/office/drawing/2016/5/9/chartex" xmlns:cx4="http://schemas.microsoft.com/office/drawing/2016/5/10/chartex" xmlns:cx5="http://schemas.microsoft.com/office/drawing/2016/5/11/chartex" xmlns:cx6="http://schemas.microsoft.com/office/drawing/2016/5/12/chartex" xmlns:cx7="http://schemas.microsoft.com/office/drawing/2016/5/13/chartex" xmlns:cx8="http://schemas.microsoft.com/office/drawing/2016/5/14/chartex" xmlns:mc="http://schemas.openxmlformats.org/markup-compatibility/2006" xmlns:aink="http://schemas.microsoft.com/office/drawing/2016/ink" xmlns:am3d="http://schemas.microsoft.com/office/drawing/2017/model3d" xmlns:o="urn:schemas-microsoft-com:office:office" xmlns:oel="http://schemas.microsoft.com/office/2019/extlst" xmlns:r="http://schemas.openxmlformats.org/officeDocument/2006/relationships" xmlns:m="http://schemas.openxmlformats.org/officeDocument/2006/math" xmlns:v="urn:schemas-microsoft-com:vml" xmlns:wp14="http://schemas.microsoft.com/office/word/2010/wordprocessingDrawing" xmlns:wp="http://schemas.openxmlformats.org/drawingml/2006/wordprocessingDrawing" xmlns:w10="urn:schemas-microsoft-com:office:word" xmlns:w="http://schemas.openxmlformats.org/wordprocessingml/2006/main" xmlns:w14="http://schemas.microsoft.com/office/word/2010/wordml" xmlns:w15="http://schemas.microsoft.com/office/word/2012/wordml" xmlns:w16cex="http://schemas.microsoft.com/office/word/2018/wordml/cex" xmlns:w16cid="http://schemas.microsoft.com/office/word/2016/wordml/cid" xmlns:w16="http://schemas.microsoft.com/office/word/2018/wordml" xmlns:w16du="http://schemas.microsoft.com/office/word/2023/wordml/word16du" xmlns:w16sdtdh="http://schemas.microsoft.com/office/word/2020/wordml/sdtdatahash" xmlns:w16se="http://schemas.microsoft.com/office/word/2015/wordml/symex" xmlns:wpg="http://schemas.microsoft.com/office/word/2010/wordprocessingGroup" xmlns:wpi="http://schemas.microsoft.com/office/word/2010/wordprocessingInk" xmlns:wne="http://schemas.microsoft.com/office/word/2006/wordml" xmlns:wps="http://schemas.microsoft.com/office/word/2010/wordprocessingShape" mc:Ignorable="w14 w15 w16se w16cid w16 w16cex w16sdtdh w16du wp14">
   <w:abstractNum w:abstractNumId="0" w15:restartNumberingAfterBreak="0">
     <w:nsid w:val="0C7E7015"/>
     <w:multiLevelType w:val="hybridMultilevel"/>
@@ -8600,109 +10434,109 @@
       </w:rPr>
     </w:lvl>
   </w:abstractNum>
-  <w:num w:numId="1">
+  <w:num w:numId="1" w16cid:durableId="1512840014">
     <w:abstractNumId w:val="6"/>
   </w:num>
-  <w:num w:numId="2">
+  <w:num w:numId="2" w16cid:durableId="1603344582">
     <w:abstractNumId w:val="2"/>
   </w:num>
-  <w:num w:numId="3">
+  <w:num w:numId="3" w16cid:durableId="955256191">
     <w:abstractNumId w:val="15"/>
   </w:num>
-  <w:num w:numId="4">
+  <w:num w:numId="4" w16cid:durableId="1671130354">
     <w:abstractNumId w:val="15"/>
   </w:num>
-  <w:num w:numId="5">
+  <w:num w:numId="5" w16cid:durableId="606430134">
     <w:abstractNumId w:val="31"/>
   </w:num>
-  <w:num w:numId="6">
+  <w:num w:numId="6" w16cid:durableId="1196038901">
     <w:abstractNumId w:val="13"/>
   </w:num>
-  <w:num w:numId="7">
+  <w:num w:numId="7" w16cid:durableId="1316296029">
     <w:abstractNumId w:val="22"/>
   </w:num>
-  <w:num w:numId="8">
+  <w:num w:numId="8" w16cid:durableId="483475709">
     <w:abstractNumId w:val="26"/>
   </w:num>
-  <w:num w:numId="9">
+  <w:num w:numId="9" w16cid:durableId="1487042792">
     <w:abstractNumId w:val="14"/>
   </w:num>
-  <w:num w:numId="10">
+  <w:num w:numId="10" w16cid:durableId="637106657">
     <w:abstractNumId w:val="1"/>
   </w:num>
-  <w:num w:numId="11">
+  <w:num w:numId="11" w16cid:durableId="847906730">
     <w:abstractNumId w:val="0"/>
   </w:num>
-  <w:num w:numId="12">
+  <w:num w:numId="12" w16cid:durableId="875655644">
     <w:abstractNumId w:val="28"/>
   </w:num>
-  <w:num w:numId="13">
+  <w:num w:numId="13" w16cid:durableId="841898873">
     <w:abstractNumId w:val="20"/>
   </w:num>
-  <w:num w:numId="14">
+  <w:num w:numId="14" w16cid:durableId="722102225">
     <w:abstractNumId w:val="10"/>
   </w:num>
-  <w:num w:numId="15">
+  <w:num w:numId="15" w16cid:durableId="882136852">
     <w:abstractNumId w:val="7"/>
   </w:num>
-  <w:num w:numId="16">
+  <w:num w:numId="16" w16cid:durableId="704137860">
     <w:abstractNumId w:val="23"/>
   </w:num>
-  <w:num w:numId="17">
+  <w:num w:numId="17" w16cid:durableId="37749021">
     <w:abstractNumId w:val="4"/>
   </w:num>
-  <w:num w:numId="18">
+  <w:num w:numId="18" w16cid:durableId="403577136">
     <w:abstractNumId w:val="11"/>
   </w:num>
-  <w:num w:numId="19">
+  <w:num w:numId="19" w16cid:durableId="258804095">
     <w:abstractNumId w:val="27"/>
   </w:num>
-  <w:num w:numId="20">
+  <w:num w:numId="20" w16cid:durableId="1996493255">
     <w:abstractNumId w:val="8"/>
   </w:num>
-  <w:num w:numId="21">
+  <w:num w:numId="21" w16cid:durableId="360741976">
     <w:abstractNumId w:val="25"/>
   </w:num>
-  <w:num w:numId="22">
+  <w:num w:numId="22" w16cid:durableId="369693136">
     <w:abstractNumId w:val="16"/>
   </w:num>
-  <w:num w:numId="23">
+  <w:num w:numId="23" w16cid:durableId="785927007">
     <w:abstractNumId w:val="17"/>
   </w:num>
-  <w:num w:numId="24">
+  <w:num w:numId="24" w16cid:durableId="951671493">
     <w:abstractNumId w:val="30"/>
   </w:num>
-  <w:num w:numId="25">
+  <w:num w:numId="25" w16cid:durableId="1267234138">
     <w:abstractNumId w:val="19"/>
   </w:num>
-  <w:num w:numId="26">
+  <w:num w:numId="26" w16cid:durableId="1551722325">
     <w:abstractNumId w:val="3"/>
   </w:num>
-  <w:num w:numId="27">
+  <w:num w:numId="27" w16cid:durableId="293757438">
     <w:abstractNumId w:val="24"/>
   </w:num>
-  <w:num w:numId="28">
+  <w:num w:numId="28" w16cid:durableId="625818116">
     <w:abstractNumId w:val="12"/>
   </w:num>
-  <w:num w:numId="29">
+  <w:num w:numId="29" w16cid:durableId="30696380">
     <w:abstractNumId w:val="6"/>
   </w:num>
-  <w:num w:numId="30">
+  <w:num w:numId="30" w16cid:durableId="540896356">
     <w:abstractNumId w:val="6"/>
   </w:num>
-  <w:num w:numId="31">
+  <w:num w:numId="31" w16cid:durableId="580065896">
     <w:abstractNumId w:val="18"/>
   </w:num>
-  <w:num w:numId="32">
+  <w:num w:numId="32" w16cid:durableId="1553542948">
     <w:abstractNumId w:val="29"/>
   </w:num>
-  <w:num w:numId="33">
+  <w:num w:numId="33" w16cid:durableId="1639653613">
     <w:abstractNumId w:val="21"/>
   </w:num>
-  <w:num w:numId="34">
+  <w:num w:numId="34" w16cid:durableId="1335645850">
     <w:abstractNumId w:val="5"/>
   </w:num>
-  <w:num w:numId="35">
+  <w:num w:numId="35" w16cid:durableId="233199865">
     <w:abstractNumId w:val="9"/>
   </w:num>
   <w:numIdMacAtCleanup w:val="10"/>
@@ -8710,7 +10544,7 @@
 </file>
 
 <file path=word/styles.xml><?xml version="1.0" encoding="utf-8"?>
-<w:styles xmlns:mc="http://schemas.openxmlformats.org/markup-compatibility/2006" xmlns:r="http://schemas.openxmlformats.org/officeDocument/2006/relationships" xmlns:w="http://schemas.openxmlformats.org/wordprocessingml/2006/main" xmlns:w14="http://schemas.microsoft.com/office/word/2010/wordml" xmlns:w15="http://schemas.microsoft.com/office/word/2012/wordml" xmlns:w16se="http://schemas.microsoft.com/office/word/2015/wordml/symex" mc:Ignorable="w14 w15 w16se">
+<w:styles xmlns:mc="http://schemas.openxmlformats.org/markup-compatibility/2006" xmlns:r="http://schemas.openxmlformats.org/officeDocument/2006/relationships" xmlns:w="http://schemas.openxmlformats.org/wordprocessingml/2006/main" xmlns:w14="http://schemas.microsoft.com/office/word/2010/wordml" xmlns:w15="http://schemas.microsoft.com/office/word/2012/wordml" xmlns:w16cex="http://schemas.microsoft.com/office/word/2018/wordml/cex" xmlns:w16cid="http://schemas.microsoft.com/office/word/2016/wordml/cid" xmlns:w16="http://schemas.microsoft.com/office/word/2018/wordml" xmlns:w16du="http://schemas.microsoft.com/office/word/2023/wordml/word16du" xmlns:w16sdtdh="http://schemas.microsoft.com/office/word/2020/wordml/sdtdatahash" xmlns:w16se="http://schemas.microsoft.com/office/word/2015/wordml/symex" mc:Ignorable="w14 w15 w16se w16cid w16 w16cex w16sdtdh w16du">
   <w:docDefaults>
     <w:rPrDefault>
       <w:rPr>
@@ -8720,7 +10554,7 @@
     </w:rPrDefault>
     <w:pPrDefault/>
   </w:docDefaults>
-  <w:latentStyles w:defLockedState="0" w:defUIPriority="99" w:defSemiHidden="0" w:defUnhideWhenUsed="0" w:defQFormat="0" w:count="371">
+  <w:latentStyles w:defLockedState="0" w:defUIPriority="99" w:defSemiHidden="0" w:defUnhideWhenUsed="0" w:defQFormat="0" w:count="376">
     <w:lsdException w:name="Normal" w:uiPriority="0" w:qFormat="1"/>
     <w:lsdException w:name="heading 1" w:uiPriority="0" w:qFormat="1"/>
     <w:lsdException w:name="heading 2" w:uiPriority="0" w:qFormat="1"/>
@@ -9092,6 +10926,11 @@
     <w:lsdException w:name="List Table 5 Dark Accent 6" w:uiPriority="50"/>
     <w:lsdException w:name="List Table 6 Colorful Accent 6" w:uiPriority="51"/>
     <w:lsdException w:name="List Table 7 Colorful Accent 6" w:uiPriority="52"/>
+    <w:lsdException w:name="Mention" w:semiHidden="1" w:unhideWhenUsed="1"/>
+    <w:lsdException w:name="Smart Hyperlink" w:semiHidden="1" w:unhideWhenUsed="1"/>
+    <w:lsdException w:name="Hashtag" w:semiHidden="1" w:unhideWhenUsed="1"/>
+    <w:lsdException w:name="Unresolved Mention" w:semiHidden="1" w:unhideWhenUsed="1"/>
+    <w:lsdException w:name="Smart Link" w:semiHidden="1" w:unhideWhenUsed="1"/>
   </w:latentStyles>
   <w:style w:type="paragraph" w:default="1" w:styleId="Normal">
     <w:name w:val="Normal"/>
@@ -10824,7 +12663,7 @@
       <w:lang w:val="es-ES_tradnl" w:eastAsia="es-ES"/>
     </w:rPr>
   </w:style>
-  <w:style w:type="table" w:styleId="Tabladecuadrcula4-nfasis1">
+  <w:style w:type="table" w:styleId="Tablaconcuadrcula4-nfasis1">
     <w:name w:val="Grid Table 4 Accent 1"/>
     <w:basedOn w:val="Tablanormal"/>
     <w:uiPriority w:val="49"/>
@@ -11039,7 +12878,7 @@
       </w:tcPr>
     </w:tblStylePr>
   </w:style>
-  <w:style w:type="table" w:styleId="Tabladecuadrcula4-nfasis6">
+  <w:style w:type="table" w:styleId="Tablaconcuadrcula4-nfasis6">
     <w:name w:val="Grid Table 4 Accent 6"/>
     <w:basedOn w:val="Tablanormal"/>
     <w:uiPriority w:val="49"/>
@@ -11438,6 +13277,30 @@
 </file>
 
 <file path=customXml/item1.xml><?xml version="1.0" encoding="utf-8"?>
+<p:properties xmlns:p="http://schemas.microsoft.com/office/2006/metadata/properties" xmlns:xsi="http://www.w3.org/2001/XMLSchema-instance">
+  <documentManagement>
+    <lcf76f155ced4ddcb4097134ff3c332f xmlns="72017657-c30a-403c-bda6-c51ec90d85a7">
+      <Terms xmlns="http://schemas.microsoft.com/office/infopath/2007/PartnerControls"/>
+    </lcf76f155ced4ddcb4097134ff3c332f>
+    <TaxCatchAll xmlns="2ed7734e-17e8-4cb5-9a9c-82f1b44e108d" xsi:nil="true"/>
+  </documentManagement>
+</p:properties>
+</file>
+
+<file path=customXml/item2.xml><?xml version="1.0" encoding="utf-8"?>
+<?mso-contentType ?>
+<FormTemplates xmlns="http://schemas.microsoft.com/sharepoint/v3/contenttype/forms">
+  <Display>DocumentLibraryForm</Display>
+  <Edit>DocumentLibraryForm</Edit>
+  <New>DocumentLibraryForm</New>
+</FormTemplates>
+</file>
+
+<file path=customXml/item3.xml><?xml version="1.0" encoding="utf-8"?>
+<LongProperties xmlns="http://schemas.microsoft.com/office/2006/metadata/longProperties"/>
+</file>
+
+<file path=customXml/item4.xml><?xml version="1.0" encoding="utf-8"?>
 <ct:contentTypeSchema xmlns:ct="http://schemas.microsoft.com/office/2006/metadata/contentType" xmlns:ma="http://schemas.microsoft.com/office/2006/metadata/properties/metaAttributes" ct:_="" ma:_="" ma:contentTypeName="Documento" ma:contentTypeID="0x010100116967A1BEE64C44AED8A8640B7F6C2C" ma:contentTypeVersion="16" ma:contentTypeDescription="Crear nuevo documento." ma:contentTypeScope="" ma:versionID="fb4fed8443ef039b92fc8d171e3e4341">
   <xsd:schema xmlns:xsd="http://www.w3.org/2001/XMLSchema" xmlns:xs="http://www.w3.org/2001/XMLSchema" xmlns:p="http://schemas.microsoft.com/office/2006/metadata/properties" xmlns:ns2="72017657-c30a-403c-bda6-c51ec90d85a7" xmlns:ns3="2ed7734e-17e8-4cb5-9a9c-82f1b44e108d" targetNamespace="http://schemas.microsoft.com/office/2006/metadata/properties" ma:root="true" ma:fieldsID="08f621cf226f69412745df55542e2e82" ns2:_="" ns3:_="">
     <xsd:import namespace="72017657-c30a-403c-bda6-c51ec90d85a7"/>
@@ -11666,35 +13529,38 @@
 </ct:contentTypeSchema>
 </file>
 
-<file path=customXml/item2.xml><?xml version="1.0" encoding="utf-8"?>
-<LongProperties xmlns="http://schemas.microsoft.com/office/2006/metadata/longProperties"/>
-</file>
-
-<file path=customXml/item3.xml><?xml version="1.0" encoding="utf-8"?>
-<?mso-contentType ?>
-<FormTemplates xmlns="http://schemas.microsoft.com/sharepoint/v3/contenttype/forms">
-  <Display>DocumentLibraryForm</Display>
-  <Edit>DocumentLibraryForm</Edit>
-  <New>DocumentLibraryForm</New>
-</FormTemplates>
-</file>
-
-<file path=customXml/item4.xml><?xml version="1.0" encoding="utf-8"?>
-<p:properties xmlns:p="http://schemas.microsoft.com/office/2006/metadata/properties" xmlns:xsi="http://www.w3.org/2001/XMLSchema-instance">
-  <documentManagement>
-    <lcf76f155ced4ddcb4097134ff3c332f xmlns="72017657-c30a-403c-bda6-c51ec90d85a7">
-      <Terms xmlns="http://schemas.microsoft.com/office/infopath/2007/PartnerControls"/>
-    </lcf76f155ced4ddcb4097134ff3c332f>
-    <TaxCatchAll xmlns="2ed7734e-17e8-4cb5-9a9c-82f1b44e108d" xsi:nil="true"/>
-  </documentManagement>
-</p:properties>
-</file>
-
 <file path=customXml/item5.xml><?xml version="1.0" encoding="utf-8"?>
 <b:Sources xmlns:b="http://schemas.openxmlformats.org/officeDocument/2006/bibliography" xmlns="http://schemas.openxmlformats.org/officeDocument/2006/bibliography" SelectedStyle="\APA.XSL" StyleName="APA"/>
 </file>
 
 <file path=customXml/itemProps1.xml><?xml version="1.0" encoding="utf-8"?>
+<ds:datastoreItem xmlns:ds="http://schemas.openxmlformats.org/officeDocument/2006/customXml" ds:itemID="{6F63FAF8-AA47-4298-9745-AE13A3A4C3DF}">
+  <ds:schemaRefs>
+    <ds:schemaRef ds:uri="http://schemas.microsoft.com/office/2006/metadata/properties"/>
+    <ds:schemaRef ds:uri="72017657-c30a-403c-bda6-c51ec90d85a7"/>
+    <ds:schemaRef ds:uri="http://schemas.microsoft.com/office/infopath/2007/PartnerControls"/>
+    <ds:schemaRef ds:uri="2ed7734e-17e8-4cb5-9a9c-82f1b44e108d"/>
+  </ds:schemaRefs>
+</ds:datastoreItem>
+</file>
+
+<file path=customXml/itemProps2.xml><?xml version="1.0" encoding="utf-8"?>
+<ds:datastoreItem xmlns:ds="http://schemas.openxmlformats.org/officeDocument/2006/customXml" ds:itemID="{7E19B87D-53B8-42BB-A6A7-BD83797E42B1}">
+  <ds:schemaRefs>
+    <ds:schemaRef ds:uri="http://schemas.microsoft.com/sharepoint/v3/contenttype/forms"/>
+  </ds:schemaRefs>
+</ds:datastoreItem>
+</file>
+
+<file path=customXml/itemProps3.xml><?xml version="1.0" encoding="utf-8"?>
+<ds:datastoreItem xmlns:ds="http://schemas.openxmlformats.org/officeDocument/2006/customXml" ds:itemID="{88011E9B-8BC2-4A4B-93DB-40C0D432F180}">
+  <ds:schemaRefs>
+    <ds:schemaRef ds:uri="http://schemas.microsoft.com/office/2006/metadata/longProperties"/>
+  </ds:schemaRefs>
+</ds:datastoreItem>
+</file>
+
+<file path=customXml/itemProps4.xml><?xml version="1.0" encoding="utf-8"?>
 <ds:datastoreItem xmlns:ds="http://schemas.openxmlformats.org/officeDocument/2006/customXml" ds:itemID="{F2403F4E-A641-4439-A2A1-3A76548F8F3D}">
   <ds:schemaRefs>
     <ds:schemaRef ds:uri="http://schemas.microsoft.com/office/2006/metadata/contentType"/>
@@ -11713,33 +13579,6 @@
 </ds:datastoreItem>
 </file>
 
-<file path=customXml/itemProps2.xml><?xml version="1.0" encoding="utf-8"?>
-<ds:datastoreItem xmlns:ds="http://schemas.openxmlformats.org/officeDocument/2006/customXml" ds:itemID="{88011E9B-8BC2-4A4B-93DB-40C0D432F180}">
-  <ds:schemaRefs>
-    <ds:schemaRef ds:uri="http://schemas.microsoft.com/office/2006/metadata/longProperties"/>
-  </ds:schemaRefs>
-</ds:datastoreItem>
-</file>
-
-<file path=customXml/itemProps3.xml><?xml version="1.0" encoding="utf-8"?>
-<ds:datastoreItem xmlns:ds="http://schemas.openxmlformats.org/officeDocument/2006/customXml" ds:itemID="{7E19B87D-53B8-42BB-A6A7-BD83797E42B1}">
-  <ds:schemaRefs>
-    <ds:schemaRef ds:uri="http://schemas.microsoft.com/sharepoint/v3/contenttype/forms"/>
-  </ds:schemaRefs>
-</ds:datastoreItem>
-</file>
-
-<file path=customXml/itemProps4.xml><?xml version="1.0" encoding="utf-8"?>
-<ds:datastoreItem xmlns:ds="http://schemas.openxmlformats.org/officeDocument/2006/customXml" ds:itemID="{6F63FAF8-AA47-4298-9745-AE13A3A4C3DF}">
-  <ds:schemaRefs>
-    <ds:schemaRef ds:uri="http://schemas.microsoft.com/office/2006/metadata/properties"/>
-    <ds:schemaRef ds:uri="72017657-c30a-403c-bda6-c51ec90d85a7"/>
-    <ds:schemaRef ds:uri="http://schemas.microsoft.com/office/infopath/2007/PartnerControls"/>
-    <ds:schemaRef ds:uri="2ed7734e-17e8-4cb5-9a9c-82f1b44e108d"/>
-  </ds:schemaRefs>
-</ds:datastoreItem>
-</file>
-
 <file path=customXml/itemProps5.xml><?xml version="1.0" encoding="utf-8"?>
 <ds:datastoreItem xmlns:ds="http://schemas.openxmlformats.org/officeDocument/2006/customXml" ds:itemID="{C77C6ADC-4F29-4A06-B8D4-84A7C3BBA4CE}">
   <ds:schemaRefs>

--- a/Doc del proyecto.docx
+++ b/Doc del proyecto.docx
@@ -529,18 +529,8 @@
                 <w:sz w:val="20"/>
                 <w:szCs w:val="20"/>
               </w:rPr>
-              <w:t xml:space="preserve">Desarrollo de la </w:t>
-            </w:r>
-            <w:proofErr w:type="gramStart"/>
-            <w:r>
-              <w:rPr>
-                <w:rFonts w:ascii="Aptos" w:hAnsi="Aptos" w:cs="Arial"/>
-                <w:sz w:val="20"/>
-                <w:szCs w:val="20"/>
-              </w:rPr>
-              <w:t>app</w:t>
-            </w:r>
-            <w:proofErr w:type="gramEnd"/>
+              <w:t>Desarrollo de la app</w:t>
+            </w:r>
           </w:p>
         </w:tc>
       </w:tr>
@@ -3584,6 +3574,7 @@
             <w:r>
               <w:rPr>
                 <w:rFonts w:ascii="Aptos" w:hAnsi="Aptos" w:cstheme="minorHAnsi"/>
+                <w:noProof/>
                 <w:lang w:val="es-AR"/>
               </w:rPr>
               <w:drawing>
@@ -3639,23 +3630,7 @@
                 <w:rFonts w:ascii="Aptos" w:hAnsi="Aptos" w:cstheme="minorHAnsi"/>
                 <w:lang w:val="es-AR"/>
               </w:rPr>
-              <w:t xml:space="preserve">Al iniciar sesión no es requerido nada más que el nombre de usuario, si el usuario no existe se creará, si sí existe se </w:t>
-            </w:r>
-            <w:proofErr w:type="gramStart"/>
-            <w:r>
-              <w:rPr>
-                <w:rFonts w:ascii="Aptos" w:hAnsi="Aptos" w:cstheme="minorHAnsi"/>
-                <w:lang w:val="es-AR"/>
-              </w:rPr>
-              <w:t>iniciara</w:t>
-            </w:r>
-            <w:proofErr w:type="gramEnd"/>
-            <w:r>
-              <w:rPr>
-                <w:rFonts w:ascii="Aptos" w:hAnsi="Aptos" w:cstheme="minorHAnsi"/>
-                <w:lang w:val="es-AR"/>
-              </w:rPr>
-              <w:t xml:space="preserve"> sesión a ese usuario.</w:t>
+              <w:t>Al iniciar sesión no es requerido nada más que el nombre de usuario, si el usuario no existe se creará, si sí existe se iniciara sesión a ese usuario.</w:t>
             </w:r>
           </w:p>
         </w:tc>
@@ -3737,6 +3712,7 @@
             <w:r>
               <w:rPr>
                 <w:rFonts w:ascii="Aptos" w:hAnsi="Aptos" w:cstheme="minorHAnsi"/>
+                <w:noProof/>
                 <w:lang w:val="es-AR"/>
               </w:rPr>
               <w:drawing>
@@ -3792,23 +3768,7 @@
                 <w:rFonts w:ascii="Aptos" w:hAnsi="Aptos" w:cstheme="minorHAnsi"/>
                 <w:lang w:val="es-AR"/>
               </w:rPr>
-              <w:t xml:space="preserve">Se pueden crear notas dándole </w:t>
-            </w:r>
-            <w:proofErr w:type="gramStart"/>
-            <w:r>
-              <w:rPr>
-                <w:rFonts w:ascii="Aptos" w:hAnsi="Aptos" w:cstheme="minorHAnsi"/>
-                <w:lang w:val="es-AR"/>
-              </w:rPr>
-              <w:t>click</w:t>
-            </w:r>
-            <w:proofErr w:type="gramEnd"/>
-            <w:r>
-              <w:rPr>
-                <w:rFonts w:ascii="Aptos" w:hAnsi="Aptos" w:cstheme="minorHAnsi"/>
-                <w:lang w:val="es-AR"/>
-              </w:rPr>
-              <w:t xml:space="preserve"> al botón de + New note o dando doble click a algún color </w:t>
+              <w:t xml:space="preserve">Se pueden crear notas dándole click al botón de + New note o dando doble click a algún color </w:t>
             </w:r>
           </w:p>
         </w:tc>
@@ -3880,6 +3840,7 @@
             <w:r>
               <w:rPr>
                 <w:rFonts w:ascii="Aptos" w:hAnsi="Aptos" w:cstheme="minorHAnsi"/>
+                <w:noProof/>
                 <w:lang w:val="es-AR"/>
               </w:rPr>
               <w:drawing>
@@ -3989,6 +3950,7 @@
             <w:r>
               <w:rPr>
                 <w:rFonts w:ascii="Aptos" w:hAnsi="Aptos" w:cstheme="minorHAnsi"/>
+                <w:noProof/>
                 <w:lang w:val="es-AR"/>
               </w:rPr>
               <w:drawing>
@@ -4052,14 +4014,7 @@
                 <w:rFonts w:ascii="Aptos" w:hAnsi="Aptos" w:cstheme="minorHAnsi"/>
                 <w:lang w:val="es-AR"/>
               </w:rPr>
-              <w:t>RF-0</w:t>
-            </w:r>
-            <w:r>
-              <w:rPr>
-                <w:rFonts w:ascii="Aptos" w:hAnsi="Aptos" w:cstheme="minorHAnsi"/>
-                <w:lang w:val="es-AR"/>
-              </w:rPr>
-              <w:t>5</w:t>
+              <w:t>RF-05</w:t>
             </w:r>
           </w:p>
         </w:tc>
@@ -4214,6 +4169,7 @@
             <w:r>
               <w:rPr>
                 <w:rFonts w:ascii="Aptos" w:hAnsi="Aptos" w:cstheme="minorHAnsi"/>
+                <w:noProof/>
                 <w:lang w:val="es-AR"/>
               </w:rPr>
               <w:drawing>
@@ -4279,14 +4235,7 @@
                 <w:lang w:val="es-AR"/>
               </w:rPr>
               <w:lastRenderedPageBreak/>
-              <w:t>RF-0</w:t>
-            </w:r>
-            <w:r>
-              <w:rPr>
-                <w:rFonts w:ascii="Aptos" w:hAnsi="Aptos" w:cstheme="minorHAnsi"/>
-                <w:lang w:val="es-AR"/>
-              </w:rPr>
-              <w:t>6</w:t>
+              <w:t>RF-06</w:t>
             </w:r>
           </w:p>
         </w:tc>
@@ -4331,6 +4280,7 @@
             <w:r>
               <w:rPr>
                 <w:rFonts w:ascii="Aptos" w:hAnsi="Aptos" w:cstheme="minorHAnsi"/>
+                <w:noProof/>
                 <w:lang w:val="es-AR"/>
               </w:rPr>
               <w:drawing>
@@ -4417,6 +4367,7 @@
             <w:r>
               <w:rPr>
                 <w:rFonts w:ascii="Aptos" w:hAnsi="Aptos" w:cstheme="minorHAnsi"/>
+                <w:noProof/>
                 <w:lang w:val="es-AR"/>
               </w:rPr>
               <w:drawing>
@@ -4501,14 +4452,7 @@
                 <w:rFonts w:ascii="Aptos" w:hAnsi="Aptos" w:cstheme="minorHAnsi"/>
                 <w:lang w:val="es-AR"/>
               </w:rPr>
-              <w:t>RF-0</w:t>
-            </w:r>
-            <w:r>
-              <w:rPr>
-                <w:rFonts w:ascii="Aptos" w:hAnsi="Aptos" w:cstheme="minorHAnsi"/>
-                <w:lang w:val="es-AR"/>
-              </w:rPr>
-              <w:t>7</w:t>
+              <w:t>RF-07</w:t>
             </w:r>
           </w:p>
         </w:tc>
@@ -4644,6 +4588,7 @@
             <w:r>
               <w:rPr>
                 <w:rFonts w:ascii="Aptos" w:hAnsi="Aptos" w:cstheme="minorHAnsi"/>
+                <w:noProof/>
                 <w:lang w:val="es-AR"/>
               </w:rPr>
               <w:drawing>
@@ -4697,6 +4642,7 @@
             <w:r>
               <w:rPr>
                 <w:rFonts w:ascii="Aptos" w:hAnsi="Aptos" w:cstheme="minorHAnsi"/>
+                <w:noProof/>
                 <w:lang w:val="es-AR"/>
               </w:rPr>
               <w:drawing>
@@ -4874,6 +4820,7 @@
             <w:r>
               <w:rPr>
                 <w:rFonts w:ascii="Aptos" w:hAnsi="Aptos" w:cstheme="minorHAnsi"/>
+                <w:noProof/>
                 <w:lang w:val="es-AR"/>
               </w:rPr>
               <w:drawing>
@@ -5121,6 +5068,7 @@
             <w:r>
               <w:rPr>
                 <w:rFonts w:ascii="Aptos" w:hAnsi="Aptos" w:cstheme="minorHAnsi"/>
+                <w:noProof/>
                 <w:lang w:val="es-AR"/>
               </w:rPr>
               <w:drawing>
@@ -5205,6 +5153,7 @@
             <w:r>
               <w:rPr>
                 <w:rFonts w:ascii="Aptos" w:hAnsi="Aptos" w:cstheme="minorHAnsi"/>
+                <w:noProof/>
                 <w:lang w:val="es-AR"/>
               </w:rPr>
               <w:drawing>
@@ -5262,6 +5211,135 @@
               </w:rPr>
               <w:t>(el id se crea en el cliente, se puede observar que es un UUID)</w:t>
             </w:r>
+          </w:p>
+        </w:tc>
+      </w:tr>
+      <w:tr>
+        <w:trPr>
+          <w:cnfStyle w:val="000000100000" w:firstRow="0" w:lastRow="0" w:firstColumn="0" w:lastColumn="0" w:oddVBand="0" w:evenVBand="0" w:oddHBand="1" w:evenHBand="0" w:firstRowFirstColumn="0" w:firstRowLastColumn="0" w:lastRowFirstColumn="0" w:lastRowLastColumn="0"/>
+          <w:trHeight w:val="455"/>
+        </w:trPr>
+        <w:tc>
+          <w:tcPr>
+            <w:cnfStyle w:val="001000000000" w:firstRow="0" w:lastRow="0" w:firstColumn="1" w:lastColumn="0" w:oddVBand="0" w:evenVBand="0" w:oddHBand="0" w:evenHBand="0" w:firstRowFirstColumn="0" w:firstRowLastColumn="0" w:lastRowFirstColumn="0" w:lastRowLastColumn="0"/>
+            <w:tcW w:w="486" w:type="pct"/>
+          </w:tcPr>
+          <w:p>
+            <w:pPr>
+              <w:jc w:val="center"/>
+              <w:rPr>
+                <w:rFonts w:ascii="Aptos" w:hAnsi="Aptos" w:cstheme="minorHAnsi"/>
+                <w:lang w:val="es-AR"/>
+              </w:rPr>
+            </w:pPr>
+            <w:r>
+              <w:rPr>
+                <w:rFonts w:ascii="Aptos" w:hAnsi="Aptos" w:cstheme="minorHAnsi"/>
+                <w:lang w:val="es-AR"/>
+              </w:rPr>
+              <w:t>RF-12</w:t>
+            </w:r>
+          </w:p>
+        </w:tc>
+        <w:tc>
+          <w:tcPr>
+            <w:tcW w:w="903" w:type="pct"/>
+          </w:tcPr>
+          <w:p>
+            <w:pPr>
+              <w:cnfStyle w:val="000000100000" w:firstRow="0" w:lastRow="0" w:firstColumn="0" w:lastColumn="0" w:oddVBand="0" w:evenVBand="0" w:oddHBand="1" w:evenHBand="0" w:firstRowFirstColumn="0" w:firstRowLastColumn="0" w:lastRowFirstColumn="0" w:lastRowLastColumn="0"/>
+              <w:rPr>
+                <w:rFonts w:ascii="Aptos" w:hAnsi="Aptos" w:cstheme="minorHAnsi"/>
+                <w:b/>
+                <w:bCs/>
+              </w:rPr>
+            </w:pPr>
+            <w:r>
+              <w:rPr>
+                <w:rFonts w:ascii="Aptos" w:hAnsi="Aptos" w:cstheme="minorHAnsi"/>
+                <w:b/>
+                <w:bCs/>
+              </w:rPr>
+              <w:t>Redirección automática</w:t>
+            </w:r>
+          </w:p>
+        </w:tc>
+        <w:tc>
+          <w:tcPr>
+            <w:tcW w:w="3611" w:type="pct"/>
+          </w:tcPr>
+          <w:p>
+            <w:pPr>
+              <w:tabs>
+                <w:tab w:val="left" w:pos="4365"/>
+              </w:tabs>
+              <w:cnfStyle w:val="000000100000" w:firstRow="0" w:lastRow="0" w:firstColumn="0" w:lastColumn="0" w:oddVBand="0" w:evenVBand="0" w:oddHBand="1" w:evenHBand="0" w:firstRowFirstColumn="0" w:firstRowLastColumn="0" w:lastRowFirstColumn="0" w:lastRowLastColumn="0"/>
+              <w:rPr>
+                <w:rFonts w:ascii="Aptos" w:hAnsi="Aptos" w:cstheme="minorHAnsi"/>
+                <w:lang w:val="es-AR"/>
+              </w:rPr>
+            </w:pPr>
+            <w:r>
+              <w:rPr>
+                <w:rFonts w:ascii="Aptos" w:hAnsi="Aptos" w:cstheme="minorHAnsi"/>
+                <w:lang w:val="es-AR"/>
+              </w:rPr>
+              <w:t xml:space="preserve">Los usuarios que estén </w:t>
+            </w:r>
+            <w:proofErr w:type="spellStart"/>
+            <w:r>
+              <w:rPr>
+                <w:rFonts w:ascii="Aptos" w:hAnsi="Aptos" w:cstheme="minorHAnsi"/>
+                <w:lang w:val="es-AR"/>
+              </w:rPr>
+              <w:t>logeados</w:t>
+            </w:r>
+            <w:proofErr w:type="spellEnd"/>
+            <w:r>
+              <w:rPr>
+                <w:rFonts w:ascii="Aptos" w:hAnsi="Aptos" w:cstheme="minorHAnsi"/>
+                <w:lang w:val="es-AR"/>
+              </w:rPr>
+              <w:t xml:space="preserve"> no podrán acceder a la pagina /</w:t>
+            </w:r>
+            <w:proofErr w:type="spellStart"/>
+            <w:r>
+              <w:rPr>
+                <w:rFonts w:ascii="Aptos" w:hAnsi="Aptos" w:cstheme="minorHAnsi"/>
+                <w:lang w:val="es-AR"/>
+              </w:rPr>
+              <w:t>login</w:t>
+            </w:r>
+            <w:proofErr w:type="spellEnd"/>
+            <w:r>
+              <w:rPr>
+                <w:rFonts w:ascii="Aptos" w:hAnsi="Aptos" w:cstheme="minorHAnsi"/>
+                <w:lang w:val="es-AR"/>
+              </w:rPr>
+              <w:t xml:space="preserve"> porque no es necesario iniciar sesión de nuevo, por otro lado, los que no hayan iniciado sesión serán redireccionados a la página de /</w:t>
+            </w:r>
+            <w:proofErr w:type="spellStart"/>
+            <w:r>
+              <w:rPr>
+                <w:rFonts w:ascii="Aptos" w:hAnsi="Aptos" w:cstheme="minorHAnsi"/>
+                <w:lang w:val="es-AR"/>
+              </w:rPr>
+              <w:t>login</w:t>
+            </w:r>
+            <w:proofErr w:type="spellEnd"/>
+          </w:p>
+          <w:p>
+            <w:pPr>
+              <w:tabs>
+                <w:tab w:val="left" w:pos="4365"/>
+              </w:tabs>
+              <w:cnfStyle w:val="000000100000" w:firstRow="0" w:lastRow="0" w:firstColumn="0" w:lastColumn="0" w:oddVBand="0" w:evenVBand="0" w:oddHBand="1" w:evenHBand="0" w:firstRowFirstColumn="0" w:firstRowLastColumn="0" w:lastRowFirstColumn="0" w:lastRowLastColumn="0"/>
+              <w:rPr>
+                <w:rFonts w:ascii="Aptos" w:hAnsi="Aptos" w:cstheme="minorHAnsi"/>
+                <w:u w:val="single"/>
+                <w:lang w:val="es-AR"/>
+              </w:rPr>
+            </w:pPr>
           </w:p>
         </w:tc>
       </w:tr>
@@ -13288,19 +13366,10 @@
 </file>
 
 <file path=customXml/item2.xml><?xml version="1.0" encoding="utf-8"?>
-<?mso-contentType ?>
-<FormTemplates xmlns="http://schemas.microsoft.com/sharepoint/v3/contenttype/forms">
-  <Display>DocumentLibraryForm</Display>
-  <Edit>DocumentLibraryForm</Edit>
-  <New>DocumentLibraryForm</New>
-</FormTemplates>
+<b:Sources xmlns:b="http://schemas.openxmlformats.org/officeDocument/2006/bibliography" xmlns="http://schemas.openxmlformats.org/officeDocument/2006/bibliography" SelectedStyle="\APA.XSL" StyleName="APA"/>
 </file>
 
 <file path=customXml/item3.xml><?xml version="1.0" encoding="utf-8"?>
-<LongProperties xmlns="http://schemas.microsoft.com/office/2006/metadata/longProperties"/>
-</file>
-
-<file path=customXml/item4.xml><?xml version="1.0" encoding="utf-8"?>
 <ct:contentTypeSchema xmlns:ct="http://schemas.microsoft.com/office/2006/metadata/contentType" xmlns:ma="http://schemas.microsoft.com/office/2006/metadata/properties/metaAttributes" ct:_="" ma:_="" ma:contentTypeName="Documento" ma:contentTypeID="0x010100116967A1BEE64C44AED8A8640B7F6C2C" ma:contentTypeVersion="16" ma:contentTypeDescription="Crear nuevo documento." ma:contentTypeScope="" ma:versionID="fb4fed8443ef039b92fc8d171e3e4341">
   <xsd:schema xmlns:xsd="http://www.w3.org/2001/XMLSchema" xmlns:xs="http://www.w3.org/2001/XMLSchema" xmlns:p="http://schemas.microsoft.com/office/2006/metadata/properties" xmlns:ns2="72017657-c30a-403c-bda6-c51ec90d85a7" xmlns:ns3="2ed7734e-17e8-4cb5-9a9c-82f1b44e108d" targetNamespace="http://schemas.microsoft.com/office/2006/metadata/properties" ma:root="true" ma:fieldsID="08f621cf226f69412745df55542e2e82" ns2:_="" ns3:_="">
     <xsd:import namespace="72017657-c30a-403c-bda6-c51ec90d85a7"/>
@@ -13529,8 +13598,17 @@
 </ct:contentTypeSchema>
 </file>
 
+<file path=customXml/item4.xml><?xml version="1.0" encoding="utf-8"?>
+<LongProperties xmlns="http://schemas.microsoft.com/office/2006/metadata/longProperties"/>
+</file>
+
 <file path=customXml/item5.xml><?xml version="1.0" encoding="utf-8"?>
-<b:Sources xmlns:b="http://schemas.openxmlformats.org/officeDocument/2006/bibliography" xmlns="http://schemas.openxmlformats.org/officeDocument/2006/bibliography" SelectedStyle="\APA.XSL" StyleName="APA"/>
+<?mso-contentType ?>
+<FormTemplates xmlns="http://schemas.microsoft.com/sharepoint/v3/contenttype/forms">
+  <Display>DocumentLibraryForm</Display>
+  <Edit>DocumentLibraryForm</Edit>
+  <New>DocumentLibraryForm</New>
+</FormTemplates>
 </file>
 
 <file path=customXml/itemProps1.xml><?xml version="1.0" encoding="utf-8"?>
@@ -13545,22 +13623,14 @@
 </file>
 
 <file path=customXml/itemProps2.xml><?xml version="1.0" encoding="utf-8"?>
-<ds:datastoreItem xmlns:ds="http://schemas.openxmlformats.org/officeDocument/2006/customXml" ds:itemID="{7E19B87D-53B8-42BB-A6A7-BD83797E42B1}">
+<ds:datastoreItem xmlns:ds="http://schemas.openxmlformats.org/officeDocument/2006/customXml" ds:itemID="{C77C6ADC-4F29-4A06-B8D4-84A7C3BBA4CE}">
   <ds:schemaRefs>
-    <ds:schemaRef ds:uri="http://schemas.microsoft.com/sharepoint/v3/contenttype/forms"/>
+    <ds:schemaRef ds:uri="http://schemas.openxmlformats.org/officeDocument/2006/bibliography"/>
   </ds:schemaRefs>
 </ds:datastoreItem>
 </file>
 
 <file path=customXml/itemProps3.xml><?xml version="1.0" encoding="utf-8"?>
-<ds:datastoreItem xmlns:ds="http://schemas.openxmlformats.org/officeDocument/2006/customXml" ds:itemID="{88011E9B-8BC2-4A4B-93DB-40C0D432F180}">
-  <ds:schemaRefs>
-    <ds:schemaRef ds:uri="http://schemas.microsoft.com/office/2006/metadata/longProperties"/>
-  </ds:schemaRefs>
-</ds:datastoreItem>
-</file>
-
-<file path=customXml/itemProps4.xml><?xml version="1.0" encoding="utf-8"?>
 <ds:datastoreItem xmlns:ds="http://schemas.openxmlformats.org/officeDocument/2006/customXml" ds:itemID="{F2403F4E-A641-4439-A2A1-3A76548F8F3D}">
   <ds:schemaRefs>
     <ds:schemaRef ds:uri="http://schemas.microsoft.com/office/2006/metadata/contentType"/>
@@ -13579,10 +13649,18 @@
 </ds:datastoreItem>
 </file>
 
+<file path=customXml/itemProps4.xml><?xml version="1.0" encoding="utf-8"?>
+<ds:datastoreItem xmlns:ds="http://schemas.openxmlformats.org/officeDocument/2006/customXml" ds:itemID="{88011E9B-8BC2-4A4B-93DB-40C0D432F180}">
+  <ds:schemaRefs>
+    <ds:schemaRef ds:uri="http://schemas.microsoft.com/office/2006/metadata/longProperties"/>
+  </ds:schemaRefs>
+</ds:datastoreItem>
+</file>
+
 <file path=customXml/itemProps5.xml><?xml version="1.0" encoding="utf-8"?>
-<ds:datastoreItem xmlns:ds="http://schemas.openxmlformats.org/officeDocument/2006/customXml" ds:itemID="{C77C6ADC-4F29-4A06-B8D4-84A7C3BBA4CE}">
+<ds:datastoreItem xmlns:ds="http://schemas.openxmlformats.org/officeDocument/2006/customXml" ds:itemID="{7E19B87D-53B8-42BB-A6A7-BD83797E42B1}">
   <ds:schemaRefs>
-    <ds:schemaRef ds:uri="http://schemas.openxmlformats.org/officeDocument/2006/bibliography"/>
+    <ds:schemaRef ds:uri="http://schemas.microsoft.com/sharepoint/v3/contenttype/forms"/>
   </ds:schemaRefs>
 </ds:datastoreItem>
 </file>